--- a/docs/Informe_Tecnico_data-center_UPSE.docx
+++ b/docs/Informe_Tecnico_data-center_UPSE.docx
@@ -58,7 +58,7 @@
     </w:p>
     <w:p>
       <w:pPr>
-        <w:spacing w:after="900"/>
+        <w:spacing w:after="800"/>
       </w:pPr>
     </w:p>
     <w:p>
@@ -96,7 +96,7 @@
     </w:p>
     <w:p>
       <w:pPr>
-        <w:spacing w:after="900"/>
+        <w:spacing w:after="800"/>
       </w:pPr>
     </w:p>
     <w:p>
@@ -171,7 +171,7 @@
     </w:p>
     <w:p>
       <w:pPr>
-        <w:spacing w:after="900"/>
+        <w:spacing w:after="800"/>
       </w:pPr>
     </w:p>
     <w:p>
@@ -293,7 +293,7 @@
           <w:sz w:val="24"/>
           <w:szCs w:val="24"/>
         </w:rPr>
-        <w:t xml:space="preserve">La aplicación se ejecuta en una única instancia EC2 de AWS mediante contenedores Docker orquestados con Docker Compose. Tres servicios conforman el stack: un contenedor frontend (Nginx sirviendo el SPA estático y actuando como proxy inverso hacia la API), un contenedor backend (API REST en Node.js/Express) y un contenedor database (PostgreSQL 16). Los tres se comunican mediante una red bridge privada de Docker ("internal"); solo Nginx publica el puerto 80 hacia internet.</w:t>
+        <w:t xml:space="preserve">La aplicación se ejecuta en una única instancia EC2 de AWS mediante contenedores Docker orquestados con Docker Compose. Tres servicios conforman el stack: un contenedor frontend (Nginx sirviendo el SPA estático y actuando como proxy inverso hacia la API), un contenedor backend (API REST en Node.js/Express) y un contenedor database (PostgreSQL 16). Los tres se comunican mediante una red bridge privada de Docker ("internal"); solo Nginx publica puertos hacia internet: el 443 (HTTPS) para la aplicación y el 80 únicamente para redirigir a HTTPS y atender la validación del certificado.</w:t>
       </w:r>
     </w:p>
     <w:p>
@@ -317,7 +317,7 @@
           <w:sz w:val="24"/>
           <w:szCs w:val="24"/>
         </w:rPr>
-        <w:t xml:space="preserve">http://3.144.146.133</w:t>
+        <w:t xml:space="preserve">https://3-144-146-133.nip.io</w:t>
       </w:r>
       <w:r>
         <w:rPr>
@@ -325,7 +325,7 @@
           <w:sz w:val="24"/>
           <w:szCs w:val="24"/>
         </w:rPr>
-        <w:t xml:space="preserve"> (sin dominio propio, según lo definido para este trabajo).</w:t>
+        <w:t xml:space="preserve"> (HTTPS con certificado de Let's Encrypt). Al no disponer de dominio propio se emplea el servicio gratuito nip.io, que resuelve el subdominio a la IP que lleva incrustada en el nombre (3.144.146.133) sin necesidad de configurar DNS. Todo acceso por HTTP se redirige a HTTPS con un 308.</w:t>
       </w:r>
     </w:p>
     <w:p>
@@ -405,7 +405,7 @@
           <w:sz w:val="20"/>
           <w:szCs w:val="20"/>
         </w:rPr>
-        <w:t xml:space="preserve">Figura 1. Arquitectura del despliegue: usuario, firewall en dos capas, contenedores Docker y pipeline de CI/CD.</w:t>
+        <w:t xml:space="preserve">Figura 1. Arquitectura del despliegue: usuario, firewall en dos capas con fail2ban, contenedores Docker con TLS y pipeline de CI/CD.</w:t>
       </w:r>
     </w:p>
     <w:p>
@@ -438,9 +438,9 @@
         </w:tblBorders>
       </w:tblPr>
       <w:tblGrid>
-        <w:gridCol w:w="2200"/>
-        <w:gridCol w:w="3100"/>
-        <w:gridCol w:w="3700"/>
+        <w:gridCol w:w="2000"/>
+        <w:gridCol w:w="2900"/>
+        <w:gridCol w:w="4100"/>
       </w:tblGrid>
       <w:tr>
         <w:trPr>
@@ -448,13 +448,13 @@
         </w:trPr>
         <w:tc>
           <w:tcPr>
-            <w:tcW w:type="dxa" w:w="2200"/>
+            <w:tcW w:type="dxa" w:w="2000"/>
             <w:shd w:fill="1F3864" w:val="clear"/>
             <w:tcMar>
-              <w:top w:type="dxa" w:w="80"/>
-              <w:left w:type="dxa" w:w="100"/>
-              <w:bottom w:type="dxa" w:w="80"/>
-              <w:right w:type="dxa" w:w="100"/>
+              <w:top w:type="dxa" w:w="70"/>
+              <w:left w:type="dxa" w:w="90"/>
+              <w:bottom w:type="dxa" w:w="70"/>
+              <w:right w:type="dxa" w:w="90"/>
             </w:tcMar>
           </w:tcPr>
           <w:p>
@@ -467,8 +467,8 @@
                 <w:b/>
                 <w:bCs/>
                 <w:color w:val="FFFFFF"/>
-                <w:sz w:val="22"/>
-                <w:szCs w:val="22"/>
+                <w:sz w:val="20"/>
+                <w:szCs w:val="20"/>
               </w:rPr>
               <w:t xml:space="preserve">Componente</w:t>
             </w:r>
@@ -476,13 +476,13 @@
         </w:tc>
         <w:tc>
           <w:tcPr>
-            <w:tcW w:type="dxa" w:w="3100"/>
+            <w:tcW w:type="dxa" w:w="2900"/>
             <w:shd w:fill="1F3864" w:val="clear"/>
             <w:tcMar>
-              <w:top w:type="dxa" w:w="80"/>
-              <w:left w:type="dxa" w:w="100"/>
-              <w:bottom w:type="dxa" w:w="80"/>
-              <w:right w:type="dxa" w:w="100"/>
+              <w:top w:type="dxa" w:w="70"/>
+              <w:left w:type="dxa" w:w="90"/>
+              <w:bottom w:type="dxa" w:w="70"/>
+              <w:right w:type="dxa" w:w="90"/>
             </w:tcMar>
           </w:tcPr>
           <w:p>
@@ -495,8 +495,8 @@
                 <w:b/>
                 <w:bCs/>
                 <w:color w:val="FFFFFF"/>
-                <w:sz w:val="22"/>
-                <w:szCs w:val="22"/>
+                <w:sz w:val="20"/>
+                <w:szCs w:val="20"/>
               </w:rPr>
               <w:t xml:space="preserve">Tecnología</w:t>
             </w:r>
@@ -504,13 +504,13 @@
         </w:tc>
         <w:tc>
           <w:tcPr>
-            <w:tcW w:type="dxa" w:w="3700"/>
+            <w:tcW w:type="dxa" w:w="4100"/>
             <w:shd w:fill="1F3864" w:val="clear"/>
             <w:tcMar>
-              <w:top w:type="dxa" w:w="80"/>
-              <w:left w:type="dxa" w:w="100"/>
-              <w:bottom w:type="dxa" w:w="80"/>
-              <w:right w:type="dxa" w:w="100"/>
+              <w:top w:type="dxa" w:w="70"/>
+              <w:left w:type="dxa" w:w="90"/>
+              <w:bottom w:type="dxa" w:w="70"/>
+              <w:right w:type="dxa" w:w="90"/>
             </w:tcMar>
           </w:tcPr>
           <w:p>
@@ -523,8 +523,8 @@
                 <w:b/>
                 <w:bCs/>
                 <w:color w:val="FFFFFF"/>
-                <w:sz w:val="22"/>
-                <w:szCs w:val="22"/>
+                <w:sz w:val="20"/>
+                <w:szCs w:val="20"/>
               </w:rPr>
               <w:t xml:space="preserve">Función</w:t>
             </w:r>
@@ -534,23 +534,24 @@
       <w:tr>
         <w:tc>
           <w:tcPr>
-            <w:tcW w:type="dxa" w:w="2200"/>
-            <w:tcMar>
-              <w:top w:type="dxa" w:w="80"/>
-              <w:left w:type="dxa" w:w="100"/>
-              <w:bottom w:type="dxa" w:w="80"/>
-              <w:right w:type="dxa" w:w="100"/>
-            </w:tcMar>
-          </w:tcPr>
-          <w:p>
-            <w:pPr>
-              <w:spacing w:after="60"/>
-            </w:pPr>
-            <w:r>
-              <w:rPr>
-                <w:rFonts w:ascii="Times New Roman" w:cs="Times New Roman" w:eastAsia="Times New Roman" w:hAnsi="Times New Roman"/>
-                <w:sz w:val="22"/>
-                <w:szCs w:val="22"/>
+            <w:tcW w:type="dxa" w:w="2000"/>
+            <w:tcMar>
+              <w:top w:type="dxa" w:w="70"/>
+              <w:left w:type="dxa" w:w="90"/>
+              <w:bottom w:type="dxa" w:w="70"/>
+              <w:right w:type="dxa" w:w="90"/>
+            </w:tcMar>
+          </w:tcPr>
+          <w:p>
+            <w:pPr>
+              <w:spacing w:after="40"/>
+              <w:jc w:val="left"/>
+            </w:pPr>
+            <w:r>
+              <w:rPr>
+                <w:rFonts w:ascii="Times New Roman" w:cs="Times New Roman" w:eastAsia="Times New Roman" w:hAnsi="Times New Roman"/>
+                <w:sz w:val="20"/>
+                <w:szCs w:val="20"/>
               </w:rPr>
               <w:t xml:space="preserve">Instancia VPS</w:t>
             </w:r>
@@ -558,23 +559,24 @@
         </w:tc>
         <w:tc>
           <w:tcPr>
-            <w:tcW w:type="dxa" w:w="3100"/>
-            <w:tcMar>
-              <w:top w:type="dxa" w:w="80"/>
-              <w:left w:type="dxa" w:w="100"/>
-              <w:bottom w:type="dxa" w:w="80"/>
-              <w:right w:type="dxa" w:w="100"/>
-            </w:tcMar>
-          </w:tcPr>
-          <w:p>
-            <w:pPr>
-              <w:spacing w:after="60"/>
-            </w:pPr>
-            <w:r>
-              <w:rPr>
-                <w:rFonts w:ascii="Times New Roman" w:cs="Times New Roman" w:eastAsia="Times New Roman" w:hAnsi="Times New Roman"/>
-                <w:sz w:val="22"/>
-                <w:szCs w:val="22"/>
+            <w:tcW w:type="dxa" w:w="2900"/>
+            <w:tcMar>
+              <w:top w:type="dxa" w:w="70"/>
+              <w:left w:type="dxa" w:w="90"/>
+              <w:bottom w:type="dxa" w:w="70"/>
+              <w:right w:type="dxa" w:w="90"/>
+            </w:tcMar>
+          </w:tcPr>
+          <w:p>
+            <w:pPr>
+              <w:spacing w:after="40"/>
+              <w:jc w:val="left"/>
+            </w:pPr>
+            <w:r>
+              <w:rPr>
+                <w:rFonts w:ascii="Times New Roman" w:cs="Times New Roman" w:eastAsia="Times New Roman" w:hAnsi="Times New Roman"/>
+                <w:sz w:val="20"/>
+                <w:szCs w:val="20"/>
               </w:rPr>
               <w:t xml:space="preserve">AWS EC2 t3.micro, Ubuntu 24.04 LTS</w:t>
             </w:r>
@@ -582,23 +584,24 @@
         </w:tc>
         <w:tc>
           <w:tcPr>
-            <w:tcW w:type="dxa" w:w="3700"/>
-            <w:tcMar>
-              <w:top w:type="dxa" w:w="80"/>
-              <w:left w:type="dxa" w:w="100"/>
-              <w:bottom w:type="dxa" w:w="80"/>
-              <w:right w:type="dxa" w:w="100"/>
-            </w:tcMar>
-          </w:tcPr>
-          <w:p>
-            <w:pPr>
-              <w:spacing w:after="60"/>
-            </w:pPr>
-            <w:r>
-              <w:rPr>
-                <w:rFonts w:ascii="Times New Roman" w:cs="Times New Roman" w:eastAsia="Times New Roman" w:hAnsi="Times New Roman"/>
-                <w:sz w:val="22"/>
-                <w:szCs w:val="22"/>
+            <w:tcW w:type="dxa" w:w="4100"/>
+            <w:tcMar>
+              <w:top w:type="dxa" w:w="70"/>
+              <w:left w:type="dxa" w:w="90"/>
+              <w:bottom w:type="dxa" w:w="70"/>
+              <w:right w:type="dxa" w:w="90"/>
+            </w:tcMar>
+          </w:tcPr>
+          <w:p>
+            <w:pPr>
+              <w:spacing w:after="40"/>
+              <w:jc w:val="left"/>
+            </w:pPr>
+            <w:r>
+              <w:rPr>
+                <w:rFonts w:ascii="Times New Roman" w:cs="Times New Roman" w:eastAsia="Times New Roman" w:hAnsi="Times New Roman"/>
+                <w:sz w:val="20"/>
+                <w:szCs w:val="20"/>
               </w:rPr>
               <w:t xml:space="preserve">Servidor real con IP pública 3.144.146.133 (región us-east-2, Ohio)</w:t>
             </w:r>
@@ -608,23 +611,24 @@
       <w:tr>
         <w:tc>
           <w:tcPr>
-            <w:tcW w:type="dxa" w:w="2200"/>
-            <w:tcMar>
-              <w:top w:type="dxa" w:w="80"/>
-              <w:left w:type="dxa" w:w="100"/>
-              <w:bottom w:type="dxa" w:w="80"/>
-              <w:right w:type="dxa" w:w="100"/>
-            </w:tcMar>
-          </w:tcPr>
-          <w:p>
-            <w:pPr>
-              <w:spacing w:after="60"/>
-            </w:pPr>
-            <w:r>
-              <w:rPr>
-                <w:rFonts w:ascii="Times New Roman" w:cs="Times New Roman" w:eastAsia="Times New Roman" w:hAnsi="Times New Roman"/>
-                <w:sz w:val="22"/>
-                <w:szCs w:val="22"/>
+            <w:tcW w:type="dxa" w:w="2000"/>
+            <w:tcMar>
+              <w:top w:type="dxa" w:w="70"/>
+              <w:left w:type="dxa" w:w="90"/>
+              <w:bottom w:type="dxa" w:w="70"/>
+              <w:right w:type="dxa" w:w="90"/>
+            </w:tcMar>
+          </w:tcPr>
+          <w:p>
+            <w:pPr>
+              <w:spacing w:after="40"/>
+              <w:jc w:val="left"/>
+            </w:pPr>
+            <w:r>
+              <w:rPr>
+                <w:rFonts w:ascii="Times New Roman" w:cs="Times New Roman" w:eastAsia="Times New Roman" w:hAnsi="Times New Roman"/>
+                <w:sz w:val="20"/>
+                <w:szCs w:val="20"/>
               </w:rPr>
               <w:t xml:space="preserve">Frontend</w:t>
             </w:r>
@@ -632,23 +636,24 @@
         </w:tc>
         <w:tc>
           <w:tcPr>
-            <w:tcW w:type="dxa" w:w="3100"/>
-            <w:tcMar>
-              <w:top w:type="dxa" w:w="80"/>
-              <w:left w:type="dxa" w:w="100"/>
-              <w:bottom w:type="dxa" w:w="80"/>
-              <w:right w:type="dxa" w:w="100"/>
-            </w:tcMar>
-          </w:tcPr>
-          <w:p>
-            <w:pPr>
-              <w:spacing w:after="60"/>
-            </w:pPr>
-            <w:r>
-              <w:rPr>
-                <w:rFonts w:ascii="Times New Roman" w:cs="Times New Roman" w:eastAsia="Times New Roman" w:hAnsi="Times New Roman"/>
-                <w:sz w:val="22"/>
-                <w:szCs w:val="22"/>
+            <w:tcW w:type="dxa" w:w="2900"/>
+            <w:tcMar>
+              <w:top w:type="dxa" w:w="70"/>
+              <w:left w:type="dxa" w:w="90"/>
+              <w:bottom w:type="dxa" w:w="70"/>
+              <w:right w:type="dxa" w:w="90"/>
+            </w:tcMar>
+          </w:tcPr>
+          <w:p>
+            <w:pPr>
+              <w:spacing w:after="40"/>
+              <w:jc w:val="left"/>
+            </w:pPr>
+            <w:r>
+              <w:rPr>
+                <w:rFonts w:ascii="Times New Roman" w:cs="Times New Roman" w:eastAsia="Times New Roman" w:hAnsi="Times New Roman"/>
+                <w:sz w:val="20"/>
+                <w:szCs w:val="20"/>
               </w:rPr>
               <w:t xml:space="preserve">Nginx + HTML/CSS/JS</w:t>
             </w:r>
@@ -656,25 +661,26 @@
         </w:tc>
         <w:tc>
           <w:tcPr>
-            <w:tcW w:type="dxa" w:w="3700"/>
-            <w:tcMar>
-              <w:top w:type="dxa" w:w="80"/>
-              <w:left w:type="dxa" w:w="100"/>
-              <w:bottom w:type="dxa" w:w="80"/>
-              <w:right w:type="dxa" w:w="100"/>
-            </w:tcMar>
-          </w:tcPr>
-          <w:p>
-            <w:pPr>
-              <w:spacing w:after="60"/>
-            </w:pPr>
-            <w:r>
-              <w:rPr>
-                <w:rFonts w:ascii="Times New Roman" w:cs="Times New Roman" w:eastAsia="Times New Roman" w:hAnsi="Times New Roman"/>
-                <w:sz w:val="22"/>
-                <w:szCs w:val="22"/>
-              </w:rPr>
-              <w:t xml:space="preserve">Sirve el SPA, proxy /api/ hacia el backend</w:t>
+            <w:tcW w:type="dxa" w:w="4100"/>
+            <w:tcMar>
+              <w:top w:type="dxa" w:w="70"/>
+              <w:left w:type="dxa" w:w="90"/>
+              <w:bottom w:type="dxa" w:w="70"/>
+              <w:right w:type="dxa" w:w="90"/>
+            </w:tcMar>
+          </w:tcPr>
+          <w:p>
+            <w:pPr>
+              <w:spacing w:after="40"/>
+              <w:jc w:val="left"/>
+            </w:pPr>
+            <w:r>
+              <w:rPr>
+                <w:rFonts w:ascii="Times New Roman" w:cs="Times New Roman" w:eastAsia="Times New Roman" w:hAnsi="Times New Roman"/>
+                <w:sz w:val="20"/>
+                <w:szCs w:val="20"/>
+              </w:rPr>
+              <w:t xml:space="preserve">Sirve el SPA, termina TLS 1.2/1.3, aplica CSP y rate limiting, proxy /api/ hacia el backend</w:t>
             </w:r>
           </w:p>
         </w:tc>
@@ -682,73 +688,76 @@
       <w:tr>
         <w:tc>
           <w:tcPr>
-            <w:tcW w:type="dxa" w:w="2200"/>
-            <w:tcMar>
-              <w:top w:type="dxa" w:w="80"/>
-              <w:left w:type="dxa" w:w="100"/>
-              <w:bottom w:type="dxa" w:w="80"/>
-              <w:right w:type="dxa" w:w="100"/>
-            </w:tcMar>
-          </w:tcPr>
-          <w:p>
-            <w:pPr>
-              <w:spacing w:after="60"/>
-            </w:pPr>
-            <w:r>
-              <w:rPr>
-                <w:rFonts w:ascii="Times New Roman" w:cs="Times New Roman" w:eastAsia="Times New Roman" w:hAnsi="Times New Roman"/>
-                <w:sz w:val="22"/>
-                <w:szCs w:val="22"/>
-              </w:rPr>
-              <w:t xml:space="preserve">Backend</w:t>
-            </w:r>
-          </w:p>
-        </w:tc>
-        <w:tc>
-          <w:tcPr>
-            <w:tcW w:type="dxa" w:w="3100"/>
-            <w:tcMar>
-              <w:top w:type="dxa" w:w="80"/>
-              <w:left w:type="dxa" w:w="100"/>
-              <w:bottom w:type="dxa" w:w="80"/>
-              <w:right w:type="dxa" w:w="100"/>
-            </w:tcMar>
-          </w:tcPr>
-          <w:p>
-            <w:pPr>
-              <w:spacing w:after="60"/>
-            </w:pPr>
-            <w:r>
-              <w:rPr>
-                <w:rFonts w:ascii="Times New Roman" w:cs="Times New Roman" w:eastAsia="Times New Roman" w:hAnsi="Times New Roman"/>
-                <w:sz w:val="22"/>
-                <w:szCs w:val="22"/>
-              </w:rPr>
-              <w:t xml:space="preserve">Node.js + Express</w:t>
-            </w:r>
-          </w:p>
-        </w:tc>
-        <w:tc>
-          <w:tcPr>
-            <w:tcW w:type="dxa" w:w="3700"/>
-            <w:tcMar>
-              <w:top w:type="dxa" w:w="80"/>
-              <w:left w:type="dxa" w:w="100"/>
-              <w:bottom w:type="dxa" w:w="80"/>
-              <w:right w:type="dxa" w:w="100"/>
-            </w:tcMar>
-          </w:tcPr>
-          <w:p>
-            <w:pPr>
-              <w:spacing w:after="60"/>
-            </w:pPr>
-            <w:r>
-              <w:rPr>
-                <w:rFonts w:ascii="Times New Roman" w:cs="Times New Roman" w:eastAsia="Times New Roman" w:hAnsi="Times New Roman"/>
-                <w:sz w:val="22"/>
-                <w:szCs w:val="22"/>
-              </w:rPr>
-              <w:t xml:space="preserve">API REST (/api/tasks, /api/health), solo en red interna</w:t>
+            <w:tcW w:type="dxa" w:w="2000"/>
+            <w:tcMar>
+              <w:top w:type="dxa" w:w="70"/>
+              <w:left w:type="dxa" w:w="90"/>
+              <w:bottom w:type="dxa" w:w="70"/>
+              <w:right w:type="dxa" w:w="90"/>
+            </w:tcMar>
+          </w:tcPr>
+          <w:p>
+            <w:pPr>
+              <w:spacing w:after="40"/>
+              <w:jc w:val="left"/>
+            </w:pPr>
+            <w:r>
+              <w:rPr>
+                <w:rFonts w:ascii="Times New Roman" w:cs="Times New Roman" w:eastAsia="Times New Roman" w:hAnsi="Times New Roman"/>
+                <w:sz w:val="20"/>
+                <w:szCs w:val="20"/>
+              </w:rPr>
+              <w:t xml:space="preserve">Certificados</w:t>
+            </w:r>
+          </w:p>
+        </w:tc>
+        <w:tc>
+          <w:tcPr>
+            <w:tcW w:type="dxa" w:w="2900"/>
+            <w:tcMar>
+              <w:top w:type="dxa" w:w="70"/>
+              <w:left w:type="dxa" w:w="90"/>
+              <w:bottom w:type="dxa" w:w="70"/>
+              <w:right w:type="dxa" w:w="90"/>
+            </w:tcMar>
+          </w:tcPr>
+          <w:p>
+            <w:pPr>
+              <w:spacing w:after="40"/>
+              <w:jc w:val="left"/>
+            </w:pPr>
+            <w:r>
+              <w:rPr>
+                <w:rFonts w:ascii="Times New Roman" w:cs="Times New Roman" w:eastAsia="Times New Roman" w:hAnsi="Times New Roman"/>
+                <w:sz w:val="20"/>
+                <w:szCs w:val="20"/>
+              </w:rPr>
+              <w:t xml:space="preserve">Let's Encrypt + certbot</w:t>
+            </w:r>
+          </w:p>
+        </w:tc>
+        <w:tc>
+          <w:tcPr>
+            <w:tcW w:type="dxa" w:w="4100"/>
+            <w:tcMar>
+              <w:top w:type="dxa" w:w="70"/>
+              <w:left w:type="dxa" w:w="90"/>
+              <w:bottom w:type="dxa" w:w="70"/>
+              <w:right w:type="dxa" w:w="90"/>
+            </w:tcMar>
+          </w:tcPr>
+          <w:p>
+            <w:pPr>
+              <w:spacing w:after="40"/>
+              <w:jc w:val="left"/>
+            </w:pPr>
+            <w:r>
+              <w:rPr>
+                <w:rFonts w:ascii="Times New Roman" w:cs="Times New Roman" w:eastAsia="Times New Roman" w:hAnsi="Times New Roman"/>
+                <w:sz w:val="20"/>
+                <w:szCs w:val="20"/>
+              </w:rPr>
+              <w:t xml:space="preserve">Certificado TLS para 3-144-146-133.nip.io, renovación semanal automática</w:t>
             </w:r>
           </w:p>
         </w:tc>
@@ -756,73 +765,76 @@
       <w:tr>
         <w:tc>
           <w:tcPr>
-            <w:tcW w:type="dxa" w:w="2200"/>
-            <w:tcMar>
-              <w:top w:type="dxa" w:w="80"/>
-              <w:left w:type="dxa" w:w="100"/>
-              <w:bottom w:type="dxa" w:w="80"/>
-              <w:right w:type="dxa" w:w="100"/>
-            </w:tcMar>
-          </w:tcPr>
-          <w:p>
-            <w:pPr>
-              <w:spacing w:after="60"/>
-            </w:pPr>
-            <w:r>
-              <w:rPr>
-                <w:rFonts w:ascii="Times New Roman" w:cs="Times New Roman" w:eastAsia="Times New Roman" w:hAnsi="Times New Roman"/>
-                <w:sz w:val="22"/>
-                <w:szCs w:val="22"/>
-              </w:rPr>
-              <w:t xml:space="preserve">Database</w:t>
-            </w:r>
-          </w:p>
-        </w:tc>
-        <w:tc>
-          <w:tcPr>
-            <w:tcW w:type="dxa" w:w="3100"/>
-            <w:tcMar>
-              <w:top w:type="dxa" w:w="80"/>
-              <w:left w:type="dxa" w:w="100"/>
-              <w:bottom w:type="dxa" w:w="80"/>
-              <w:right w:type="dxa" w:w="100"/>
-            </w:tcMar>
-          </w:tcPr>
-          <w:p>
-            <w:pPr>
-              <w:spacing w:after="60"/>
-            </w:pPr>
-            <w:r>
-              <w:rPr>
-                <w:rFonts w:ascii="Times New Roman" w:cs="Times New Roman" w:eastAsia="Times New Roman" w:hAnsi="Times New Roman"/>
-                <w:sz w:val="22"/>
-                <w:szCs w:val="22"/>
-              </w:rPr>
-              <w:t xml:space="preserve">PostgreSQL 16</w:t>
-            </w:r>
-          </w:p>
-        </w:tc>
-        <w:tc>
-          <w:tcPr>
-            <w:tcW w:type="dxa" w:w="3700"/>
-            <w:tcMar>
-              <w:top w:type="dxa" w:w="80"/>
-              <w:left w:type="dxa" w:w="100"/>
-              <w:bottom w:type="dxa" w:w="80"/>
-              <w:right w:type="dxa" w:w="100"/>
-            </w:tcMar>
-          </w:tcPr>
-          <w:p>
-            <w:pPr>
-              <w:spacing w:after="60"/>
-            </w:pPr>
-            <w:r>
-              <w:rPr>
-                <w:rFonts w:ascii="Times New Roman" w:cs="Times New Roman" w:eastAsia="Times New Roman" w:hAnsi="Times New Roman"/>
-                <w:sz w:val="22"/>
-                <w:szCs w:val="22"/>
-              </w:rPr>
-              <w:t xml:space="preserve">Persiste las tareas; puerto 5432 solo accesible internamente</w:t>
+            <w:tcW w:type="dxa" w:w="2000"/>
+            <w:tcMar>
+              <w:top w:type="dxa" w:w="70"/>
+              <w:left w:type="dxa" w:w="90"/>
+              <w:bottom w:type="dxa" w:w="70"/>
+              <w:right w:type="dxa" w:w="90"/>
+            </w:tcMar>
+          </w:tcPr>
+          <w:p>
+            <w:pPr>
+              <w:spacing w:after="40"/>
+              <w:jc w:val="left"/>
+            </w:pPr>
+            <w:r>
+              <w:rPr>
+                <w:rFonts w:ascii="Times New Roman" w:cs="Times New Roman" w:eastAsia="Times New Roman" w:hAnsi="Times New Roman"/>
+                <w:sz w:val="20"/>
+                <w:szCs w:val="20"/>
+              </w:rPr>
+              <w:t xml:space="preserve">Backend</w:t>
+            </w:r>
+          </w:p>
+        </w:tc>
+        <w:tc>
+          <w:tcPr>
+            <w:tcW w:type="dxa" w:w="2900"/>
+            <w:tcMar>
+              <w:top w:type="dxa" w:w="70"/>
+              <w:left w:type="dxa" w:w="90"/>
+              <w:bottom w:type="dxa" w:w="70"/>
+              <w:right w:type="dxa" w:w="90"/>
+            </w:tcMar>
+          </w:tcPr>
+          <w:p>
+            <w:pPr>
+              <w:spacing w:after="40"/>
+              <w:jc w:val="left"/>
+            </w:pPr>
+            <w:r>
+              <w:rPr>
+                <w:rFonts w:ascii="Times New Roman" w:cs="Times New Roman" w:eastAsia="Times New Roman" w:hAnsi="Times New Roman"/>
+                <w:sz w:val="20"/>
+                <w:szCs w:val="20"/>
+              </w:rPr>
+              <w:t xml:space="preserve">Node.js + Express + helmet</w:t>
+            </w:r>
+          </w:p>
+        </w:tc>
+        <w:tc>
+          <w:tcPr>
+            <w:tcW w:type="dxa" w:w="4100"/>
+            <w:tcMar>
+              <w:top w:type="dxa" w:w="70"/>
+              <w:left w:type="dxa" w:w="90"/>
+              <w:bottom w:type="dxa" w:w="70"/>
+              <w:right w:type="dxa" w:w="90"/>
+            </w:tcMar>
+          </w:tcPr>
+          <w:p>
+            <w:pPr>
+              <w:spacing w:after="40"/>
+              <w:jc w:val="left"/>
+            </w:pPr>
+            <w:r>
+              <w:rPr>
+                <w:rFonts w:ascii="Times New Roman" w:cs="Times New Roman" w:eastAsia="Times New Roman" w:hAnsi="Times New Roman"/>
+                <w:sz w:val="20"/>
+                <w:szCs w:val="20"/>
+              </w:rPr>
+              <w:t xml:space="preserve">API REST (/api/tasks, /api/health), solo en red interna, corre como usuario sin privilegios</w:t>
             </w:r>
           </w:p>
         </w:tc>
@@ -830,73 +842,76 @@
       <w:tr>
         <w:tc>
           <w:tcPr>
-            <w:tcW w:type="dxa" w:w="2200"/>
-            <w:tcMar>
-              <w:top w:type="dxa" w:w="80"/>
-              <w:left w:type="dxa" w:w="100"/>
-              <w:bottom w:type="dxa" w:w="80"/>
-              <w:right w:type="dxa" w:w="100"/>
-            </w:tcMar>
-          </w:tcPr>
-          <w:p>
-            <w:pPr>
-              <w:spacing w:after="60"/>
-            </w:pPr>
-            <w:r>
-              <w:rPr>
-                <w:rFonts w:ascii="Times New Roman" w:cs="Times New Roman" w:eastAsia="Times New Roman" w:hAnsi="Times New Roman"/>
-                <w:sz w:val="22"/>
-                <w:szCs w:val="22"/>
-              </w:rPr>
-              <w:t xml:space="preserve">Orquestación</w:t>
-            </w:r>
-          </w:p>
-        </w:tc>
-        <w:tc>
-          <w:tcPr>
-            <w:tcW w:type="dxa" w:w="3100"/>
-            <w:tcMar>
-              <w:top w:type="dxa" w:w="80"/>
-              <w:left w:type="dxa" w:w="100"/>
-              <w:bottom w:type="dxa" w:w="80"/>
-              <w:right w:type="dxa" w:w="100"/>
-            </w:tcMar>
-          </w:tcPr>
-          <w:p>
-            <w:pPr>
-              <w:spacing w:after="60"/>
-            </w:pPr>
-            <w:r>
-              <w:rPr>
-                <w:rFonts w:ascii="Times New Roman" w:cs="Times New Roman" w:eastAsia="Times New Roman" w:hAnsi="Times New Roman"/>
-                <w:sz w:val="22"/>
-                <w:szCs w:val="22"/>
-              </w:rPr>
-              <w:t xml:space="preserve">Docker Compose</w:t>
-            </w:r>
-          </w:p>
-        </w:tc>
-        <w:tc>
-          <w:tcPr>
-            <w:tcW w:type="dxa" w:w="3700"/>
-            <w:tcMar>
-              <w:top w:type="dxa" w:w="80"/>
-              <w:left w:type="dxa" w:w="100"/>
-              <w:bottom w:type="dxa" w:w="80"/>
-              <w:right w:type="dxa" w:w="100"/>
-            </w:tcMar>
-          </w:tcPr>
-          <w:p>
-            <w:pPr>
-              <w:spacing w:after="60"/>
-            </w:pPr>
-            <w:r>
-              <w:rPr>
-                <w:rFonts w:ascii="Times New Roman" w:cs="Times New Roman" w:eastAsia="Times New Roman" w:hAnsi="Times New Roman"/>
-                <w:sz w:val="22"/>
-                <w:szCs w:val="22"/>
-              </w:rPr>
-              <w:t xml:space="preserve">docker-compose.yml versionado en Git</w:t>
+            <w:tcW w:type="dxa" w:w="2000"/>
+            <w:tcMar>
+              <w:top w:type="dxa" w:w="70"/>
+              <w:left w:type="dxa" w:w="90"/>
+              <w:bottom w:type="dxa" w:w="70"/>
+              <w:right w:type="dxa" w:w="90"/>
+            </w:tcMar>
+          </w:tcPr>
+          <w:p>
+            <w:pPr>
+              <w:spacing w:after="40"/>
+              <w:jc w:val="left"/>
+            </w:pPr>
+            <w:r>
+              <w:rPr>
+                <w:rFonts w:ascii="Times New Roman" w:cs="Times New Roman" w:eastAsia="Times New Roman" w:hAnsi="Times New Roman"/>
+                <w:sz w:val="20"/>
+                <w:szCs w:val="20"/>
+              </w:rPr>
+              <w:t xml:space="preserve">Database</w:t>
+            </w:r>
+          </w:p>
+        </w:tc>
+        <w:tc>
+          <w:tcPr>
+            <w:tcW w:type="dxa" w:w="2900"/>
+            <w:tcMar>
+              <w:top w:type="dxa" w:w="70"/>
+              <w:left w:type="dxa" w:w="90"/>
+              <w:bottom w:type="dxa" w:w="70"/>
+              <w:right w:type="dxa" w:w="90"/>
+            </w:tcMar>
+          </w:tcPr>
+          <w:p>
+            <w:pPr>
+              <w:spacing w:after="40"/>
+              <w:jc w:val="left"/>
+            </w:pPr>
+            <w:r>
+              <w:rPr>
+                <w:rFonts w:ascii="Times New Roman" w:cs="Times New Roman" w:eastAsia="Times New Roman" w:hAnsi="Times New Roman"/>
+                <w:sz w:val="20"/>
+                <w:szCs w:val="20"/>
+              </w:rPr>
+              <w:t xml:space="preserve">PostgreSQL 16</w:t>
+            </w:r>
+          </w:p>
+        </w:tc>
+        <w:tc>
+          <w:tcPr>
+            <w:tcW w:type="dxa" w:w="4100"/>
+            <w:tcMar>
+              <w:top w:type="dxa" w:w="70"/>
+              <w:left w:type="dxa" w:w="90"/>
+              <w:bottom w:type="dxa" w:w="70"/>
+              <w:right w:type="dxa" w:w="90"/>
+            </w:tcMar>
+          </w:tcPr>
+          <w:p>
+            <w:pPr>
+              <w:spacing w:after="40"/>
+              <w:jc w:val="left"/>
+            </w:pPr>
+            <w:r>
+              <w:rPr>
+                <w:rFonts w:ascii="Times New Roman" w:cs="Times New Roman" w:eastAsia="Times New Roman" w:hAnsi="Times New Roman"/>
+                <w:sz w:val="20"/>
+                <w:szCs w:val="20"/>
+              </w:rPr>
+              <w:t xml:space="preserve">Persiste las tareas; puerto 5432 solo accesible internamente</w:t>
             </w:r>
           </w:p>
         </w:tc>
@@ -904,73 +919,76 @@
       <w:tr>
         <w:tc>
           <w:tcPr>
-            <w:tcW w:type="dxa" w:w="2200"/>
-            <w:tcMar>
-              <w:top w:type="dxa" w:w="80"/>
-              <w:left w:type="dxa" w:w="100"/>
-              <w:bottom w:type="dxa" w:w="80"/>
-              <w:right w:type="dxa" w:w="100"/>
-            </w:tcMar>
-          </w:tcPr>
-          <w:p>
-            <w:pPr>
-              <w:spacing w:after="60"/>
-            </w:pPr>
-            <w:r>
-              <w:rPr>
-                <w:rFonts w:ascii="Times New Roman" w:cs="Times New Roman" w:eastAsia="Times New Roman" w:hAnsi="Times New Roman"/>
-                <w:sz w:val="22"/>
-                <w:szCs w:val="22"/>
-              </w:rPr>
-              <w:t xml:space="preserve">CI/CD</w:t>
-            </w:r>
-          </w:p>
-        </w:tc>
-        <w:tc>
-          <w:tcPr>
-            <w:tcW w:type="dxa" w:w="3100"/>
-            <w:tcMar>
-              <w:top w:type="dxa" w:w="80"/>
-              <w:left w:type="dxa" w:w="100"/>
-              <w:bottom w:type="dxa" w:w="80"/>
-              <w:right w:type="dxa" w:w="100"/>
-            </w:tcMar>
-          </w:tcPr>
-          <w:p>
-            <w:pPr>
-              <w:spacing w:after="60"/>
-            </w:pPr>
-            <w:r>
-              <w:rPr>
-                <w:rFonts w:ascii="Times New Roman" w:cs="Times New Roman" w:eastAsia="Times New Roman" w:hAnsi="Times New Roman"/>
-                <w:sz w:val="22"/>
-                <w:szCs w:val="22"/>
-              </w:rPr>
-              <w:t xml:space="preserve">GitHub Actions</w:t>
-            </w:r>
-          </w:p>
-        </w:tc>
-        <w:tc>
-          <w:tcPr>
-            <w:tcW w:type="dxa" w:w="3700"/>
-            <w:tcMar>
-              <w:top w:type="dxa" w:w="80"/>
-              <w:left w:type="dxa" w:w="100"/>
-              <w:bottom w:type="dxa" w:w="80"/>
-              <w:right w:type="dxa" w:w="100"/>
-            </w:tcMar>
-          </w:tcPr>
-          <w:p>
-            <w:pPr>
-              <w:spacing w:after="60"/>
-            </w:pPr>
-            <w:r>
-              <w:rPr>
-                <w:rFonts w:ascii="Times New Roman" w:cs="Times New Roman" w:eastAsia="Times New Roman" w:hAnsi="Times New Roman"/>
-                <w:sz w:val="22"/>
-                <w:szCs w:val="22"/>
-              </w:rPr>
-              <w:t xml:space="preserve">Valida y despliega por SSH ante cada push a main</w:t>
+            <w:tcW w:type="dxa" w:w="2000"/>
+            <w:tcMar>
+              <w:top w:type="dxa" w:w="70"/>
+              <w:left w:type="dxa" w:w="90"/>
+              <w:bottom w:type="dxa" w:w="70"/>
+              <w:right w:type="dxa" w:w="90"/>
+            </w:tcMar>
+          </w:tcPr>
+          <w:p>
+            <w:pPr>
+              <w:spacing w:after="40"/>
+              <w:jc w:val="left"/>
+            </w:pPr>
+            <w:r>
+              <w:rPr>
+                <w:rFonts w:ascii="Times New Roman" w:cs="Times New Roman" w:eastAsia="Times New Roman" w:hAnsi="Times New Roman"/>
+                <w:sz w:val="20"/>
+                <w:szCs w:val="20"/>
+              </w:rPr>
+              <w:t xml:space="preserve">Orquestación</w:t>
+            </w:r>
+          </w:p>
+        </w:tc>
+        <w:tc>
+          <w:tcPr>
+            <w:tcW w:type="dxa" w:w="2900"/>
+            <w:tcMar>
+              <w:top w:type="dxa" w:w="70"/>
+              <w:left w:type="dxa" w:w="90"/>
+              <w:bottom w:type="dxa" w:w="70"/>
+              <w:right w:type="dxa" w:w="90"/>
+            </w:tcMar>
+          </w:tcPr>
+          <w:p>
+            <w:pPr>
+              <w:spacing w:after="40"/>
+              <w:jc w:val="left"/>
+            </w:pPr>
+            <w:r>
+              <w:rPr>
+                <w:rFonts w:ascii="Times New Roman" w:cs="Times New Roman" w:eastAsia="Times New Roman" w:hAnsi="Times New Roman"/>
+                <w:sz w:val="20"/>
+                <w:szCs w:val="20"/>
+              </w:rPr>
+              <w:t xml:space="preserve">Docker Compose</w:t>
+            </w:r>
+          </w:p>
+        </w:tc>
+        <w:tc>
+          <w:tcPr>
+            <w:tcW w:type="dxa" w:w="4100"/>
+            <w:tcMar>
+              <w:top w:type="dxa" w:w="70"/>
+              <w:left w:type="dxa" w:w="90"/>
+              <w:bottom w:type="dxa" w:w="70"/>
+              <w:right w:type="dxa" w:w="90"/>
+            </w:tcMar>
+          </w:tcPr>
+          <w:p>
+            <w:pPr>
+              <w:spacing w:after="40"/>
+              <w:jc w:val="left"/>
+            </w:pPr>
+            <w:r>
+              <w:rPr>
+                <w:rFonts w:ascii="Times New Roman" w:cs="Times New Roman" w:eastAsia="Times New Roman" w:hAnsi="Times New Roman"/>
+                <w:sz w:val="20"/>
+                <w:szCs w:val="20"/>
+              </w:rPr>
+              <w:t xml:space="preserve">docker-compose.yml versionado en Git, con límites de recursos y capacidades mínimas</w:t>
             </w:r>
           </w:p>
         </w:tc>
@@ -978,73 +996,76 @@
       <w:tr>
         <w:tc>
           <w:tcPr>
-            <w:tcW w:type="dxa" w:w="2200"/>
-            <w:tcMar>
-              <w:top w:type="dxa" w:w="80"/>
-              <w:left w:type="dxa" w:w="100"/>
-              <w:bottom w:type="dxa" w:w="80"/>
-              <w:right w:type="dxa" w:w="100"/>
-            </w:tcMar>
-          </w:tcPr>
-          <w:p>
-            <w:pPr>
-              <w:spacing w:after="60"/>
-            </w:pPr>
-            <w:r>
-              <w:rPr>
-                <w:rFonts w:ascii="Times New Roman" w:cs="Times New Roman" w:eastAsia="Times New Roman" w:hAnsi="Times New Roman"/>
-                <w:sz w:val="22"/>
-                <w:szCs w:val="22"/>
-              </w:rPr>
-              <w:t xml:space="preserve">Firewall de red</w:t>
-            </w:r>
-          </w:p>
-        </w:tc>
-        <w:tc>
-          <w:tcPr>
-            <w:tcW w:type="dxa" w:w="3100"/>
-            <w:tcMar>
-              <w:top w:type="dxa" w:w="80"/>
-              <w:left w:type="dxa" w:w="100"/>
-              <w:bottom w:type="dxa" w:w="80"/>
-              <w:right w:type="dxa" w:w="100"/>
-            </w:tcMar>
-          </w:tcPr>
-          <w:p>
-            <w:pPr>
-              <w:spacing w:after="60"/>
-            </w:pPr>
-            <w:r>
-              <w:rPr>
-                <w:rFonts w:ascii="Times New Roman" w:cs="Times New Roman" w:eastAsia="Times New Roman" w:hAnsi="Times New Roman"/>
-                <w:sz w:val="22"/>
-                <w:szCs w:val="22"/>
-              </w:rPr>
-              <w:t xml:space="preserve">AWS Security Group</w:t>
-            </w:r>
-          </w:p>
-        </w:tc>
-        <w:tc>
-          <w:tcPr>
-            <w:tcW w:type="dxa" w:w="3700"/>
-            <w:tcMar>
-              <w:top w:type="dxa" w:w="80"/>
-              <w:left w:type="dxa" w:w="100"/>
-              <w:bottom w:type="dxa" w:w="80"/>
-              <w:right w:type="dxa" w:w="100"/>
-            </w:tcMar>
-          </w:tcPr>
-          <w:p>
-            <w:pPr>
-              <w:spacing w:after="60"/>
-            </w:pPr>
-            <w:r>
-              <w:rPr>
-                <w:rFonts w:ascii="Times New Roman" w:cs="Times New Roman" w:eastAsia="Times New Roman" w:hAnsi="Times New Roman"/>
-                <w:sz w:val="22"/>
-                <w:szCs w:val="22"/>
-              </w:rPr>
-              <w:t xml:space="preserve">Filtra 22/80 a nivel de nube</w:t>
+            <w:tcW w:type="dxa" w:w="2000"/>
+            <w:tcMar>
+              <w:top w:type="dxa" w:w="70"/>
+              <w:left w:type="dxa" w:w="90"/>
+              <w:bottom w:type="dxa" w:w="70"/>
+              <w:right w:type="dxa" w:w="90"/>
+            </w:tcMar>
+          </w:tcPr>
+          <w:p>
+            <w:pPr>
+              <w:spacing w:after="40"/>
+              <w:jc w:val="left"/>
+            </w:pPr>
+            <w:r>
+              <w:rPr>
+                <w:rFonts w:ascii="Times New Roman" w:cs="Times New Roman" w:eastAsia="Times New Roman" w:hAnsi="Times New Roman"/>
+                <w:sz w:val="20"/>
+                <w:szCs w:val="20"/>
+              </w:rPr>
+              <w:t xml:space="preserve">CI/CD</w:t>
+            </w:r>
+          </w:p>
+        </w:tc>
+        <w:tc>
+          <w:tcPr>
+            <w:tcW w:type="dxa" w:w="2900"/>
+            <w:tcMar>
+              <w:top w:type="dxa" w:w="70"/>
+              <w:left w:type="dxa" w:w="90"/>
+              <w:bottom w:type="dxa" w:w="70"/>
+              <w:right w:type="dxa" w:w="90"/>
+            </w:tcMar>
+          </w:tcPr>
+          <w:p>
+            <w:pPr>
+              <w:spacing w:after="40"/>
+              <w:jc w:val="left"/>
+            </w:pPr>
+            <w:r>
+              <w:rPr>
+                <w:rFonts w:ascii="Times New Roman" w:cs="Times New Roman" w:eastAsia="Times New Roman" w:hAnsi="Times New Roman"/>
+                <w:sz w:val="20"/>
+                <w:szCs w:val="20"/>
+              </w:rPr>
+              <w:t xml:space="preserve">GitHub Actions</w:t>
+            </w:r>
+          </w:p>
+        </w:tc>
+        <w:tc>
+          <w:tcPr>
+            <w:tcW w:type="dxa" w:w="4100"/>
+            <w:tcMar>
+              <w:top w:type="dxa" w:w="70"/>
+              <w:left w:type="dxa" w:w="90"/>
+              <w:bottom w:type="dxa" w:w="70"/>
+              <w:right w:type="dxa" w:w="90"/>
+            </w:tcMar>
+          </w:tcPr>
+          <w:p>
+            <w:pPr>
+              <w:spacing w:after="40"/>
+              <w:jc w:val="left"/>
+            </w:pPr>
+            <w:r>
+              <w:rPr>
+                <w:rFonts w:ascii="Times New Roman" w:cs="Times New Roman" w:eastAsia="Times New Roman" w:hAnsi="Times New Roman"/>
+                <w:sz w:val="20"/>
+                <w:szCs w:val="20"/>
+              </w:rPr>
+              <w:t xml:space="preserve">Valida (incluida auditoría de dependencias) y despliega por SSH ante cada push a main</w:t>
             </w:r>
           </w:p>
         </w:tc>
@@ -1052,73 +1073,76 @@
       <w:tr>
         <w:tc>
           <w:tcPr>
-            <w:tcW w:type="dxa" w:w="2200"/>
-            <w:tcMar>
-              <w:top w:type="dxa" w:w="80"/>
-              <w:left w:type="dxa" w:w="100"/>
-              <w:bottom w:type="dxa" w:w="80"/>
-              <w:right w:type="dxa" w:w="100"/>
-            </w:tcMar>
-          </w:tcPr>
-          <w:p>
-            <w:pPr>
-              <w:spacing w:after="60"/>
-            </w:pPr>
-            <w:r>
-              <w:rPr>
-                <w:rFonts w:ascii="Times New Roman" w:cs="Times New Roman" w:eastAsia="Times New Roman" w:hAnsi="Times New Roman"/>
-                <w:sz w:val="22"/>
-                <w:szCs w:val="22"/>
-              </w:rPr>
-              <w:t xml:space="preserve">Firewall de sistema</w:t>
-            </w:r>
-          </w:p>
-        </w:tc>
-        <w:tc>
-          <w:tcPr>
-            <w:tcW w:type="dxa" w:w="3100"/>
-            <w:tcMar>
-              <w:top w:type="dxa" w:w="80"/>
-              <w:left w:type="dxa" w:w="100"/>
-              <w:bottom w:type="dxa" w:w="80"/>
-              <w:right w:type="dxa" w:w="100"/>
-            </w:tcMar>
-          </w:tcPr>
-          <w:p>
-            <w:pPr>
-              <w:spacing w:after="60"/>
-            </w:pPr>
-            <w:r>
-              <w:rPr>
-                <w:rFonts w:ascii="Times New Roman" w:cs="Times New Roman" w:eastAsia="Times New Roman" w:hAnsi="Times New Roman"/>
-                <w:sz w:val="22"/>
-                <w:szCs w:val="22"/>
-              </w:rPr>
-              <w:t xml:space="preserve">UFW</w:t>
-            </w:r>
-          </w:p>
-        </w:tc>
-        <w:tc>
-          <w:tcPr>
-            <w:tcW w:type="dxa" w:w="3700"/>
-            <w:tcMar>
-              <w:top w:type="dxa" w:w="80"/>
-              <w:left w:type="dxa" w:w="100"/>
-              <w:bottom w:type="dxa" w:w="80"/>
-              <w:right w:type="dxa" w:w="100"/>
-            </w:tcMar>
-          </w:tcPr>
-          <w:p>
-            <w:pPr>
-              <w:spacing w:after="60"/>
-            </w:pPr>
-            <w:r>
-              <w:rPr>
-                <w:rFonts w:ascii="Times New Roman" w:cs="Times New Roman" w:eastAsia="Times New Roman" w:hAnsi="Times New Roman"/>
-                <w:sz w:val="22"/>
-                <w:szCs w:val="22"/>
-              </w:rPr>
-              <w:t xml:space="preserve">Segunda capa de filtrado dentro del VPS</w:t>
+            <w:tcW w:type="dxa" w:w="2000"/>
+            <w:tcMar>
+              <w:top w:type="dxa" w:w="70"/>
+              <w:left w:type="dxa" w:w="90"/>
+              <w:bottom w:type="dxa" w:w="70"/>
+              <w:right w:type="dxa" w:w="90"/>
+            </w:tcMar>
+          </w:tcPr>
+          <w:p>
+            <w:pPr>
+              <w:spacing w:after="40"/>
+              <w:jc w:val="left"/>
+            </w:pPr>
+            <w:r>
+              <w:rPr>
+                <w:rFonts w:ascii="Times New Roman" w:cs="Times New Roman" w:eastAsia="Times New Roman" w:hAnsi="Times New Roman"/>
+                <w:sz w:val="20"/>
+                <w:szCs w:val="20"/>
+              </w:rPr>
+              <w:t xml:space="preserve">Firewall de red</w:t>
+            </w:r>
+          </w:p>
+        </w:tc>
+        <w:tc>
+          <w:tcPr>
+            <w:tcW w:type="dxa" w:w="2900"/>
+            <w:tcMar>
+              <w:top w:type="dxa" w:w="70"/>
+              <w:left w:type="dxa" w:w="90"/>
+              <w:bottom w:type="dxa" w:w="70"/>
+              <w:right w:type="dxa" w:w="90"/>
+            </w:tcMar>
+          </w:tcPr>
+          <w:p>
+            <w:pPr>
+              <w:spacing w:after="40"/>
+              <w:jc w:val="left"/>
+            </w:pPr>
+            <w:r>
+              <w:rPr>
+                <w:rFonts w:ascii="Times New Roman" w:cs="Times New Roman" w:eastAsia="Times New Roman" w:hAnsi="Times New Roman"/>
+                <w:sz w:val="20"/>
+                <w:szCs w:val="20"/>
+              </w:rPr>
+              <w:t xml:space="preserve">AWS Security Group</w:t>
+            </w:r>
+          </w:p>
+        </w:tc>
+        <w:tc>
+          <w:tcPr>
+            <w:tcW w:type="dxa" w:w="4100"/>
+            <w:tcMar>
+              <w:top w:type="dxa" w:w="70"/>
+              <w:left w:type="dxa" w:w="90"/>
+              <w:bottom w:type="dxa" w:w="70"/>
+              <w:right w:type="dxa" w:w="90"/>
+            </w:tcMar>
+          </w:tcPr>
+          <w:p>
+            <w:pPr>
+              <w:spacing w:after="40"/>
+              <w:jc w:val="left"/>
+            </w:pPr>
+            <w:r>
+              <w:rPr>
+                <w:rFonts w:ascii="Times New Roman" w:cs="Times New Roman" w:eastAsia="Times New Roman" w:hAnsi="Times New Roman"/>
+                <w:sz w:val="20"/>
+                <w:szCs w:val="20"/>
+              </w:rPr>
+              <w:t xml:space="preserve">Filtra 22/80/443 a nivel de nube</w:t>
             </w:r>
           </w:p>
         </w:tc>
@@ -1126,23 +1150,101 @@
       <w:tr>
         <w:tc>
           <w:tcPr>
-            <w:tcW w:type="dxa" w:w="2200"/>
-            <w:tcMar>
-              <w:top w:type="dxa" w:w="80"/>
-              <w:left w:type="dxa" w:w="100"/>
-              <w:bottom w:type="dxa" w:w="80"/>
-              <w:right w:type="dxa" w:w="100"/>
-            </w:tcMar>
-          </w:tcPr>
-          <w:p>
-            <w:pPr>
-              <w:spacing w:after="60"/>
-            </w:pPr>
-            <w:r>
-              <w:rPr>
-                <w:rFonts w:ascii="Times New Roman" w:cs="Times New Roman" w:eastAsia="Times New Roman" w:hAnsi="Times New Roman"/>
-                <w:sz w:val="22"/>
-                <w:szCs w:val="22"/>
+            <w:tcW w:type="dxa" w:w="2000"/>
+            <w:tcMar>
+              <w:top w:type="dxa" w:w="70"/>
+              <w:left w:type="dxa" w:w="90"/>
+              <w:bottom w:type="dxa" w:w="70"/>
+              <w:right w:type="dxa" w:w="90"/>
+            </w:tcMar>
+          </w:tcPr>
+          <w:p>
+            <w:pPr>
+              <w:spacing w:after="40"/>
+              <w:jc w:val="left"/>
+            </w:pPr>
+            <w:r>
+              <w:rPr>
+                <w:rFonts w:ascii="Times New Roman" w:cs="Times New Roman" w:eastAsia="Times New Roman" w:hAnsi="Times New Roman"/>
+                <w:sz w:val="20"/>
+                <w:szCs w:val="20"/>
+              </w:rPr>
+              <w:t xml:space="preserve">Firewall de sistema</w:t>
+            </w:r>
+          </w:p>
+        </w:tc>
+        <w:tc>
+          <w:tcPr>
+            <w:tcW w:type="dxa" w:w="2900"/>
+            <w:tcMar>
+              <w:top w:type="dxa" w:w="70"/>
+              <w:left w:type="dxa" w:w="90"/>
+              <w:bottom w:type="dxa" w:w="70"/>
+              <w:right w:type="dxa" w:w="90"/>
+            </w:tcMar>
+          </w:tcPr>
+          <w:p>
+            <w:pPr>
+              <w:spacing w:after="40"/>
+              <w:jc w:val="left"/>
+            </w:pPr>
+            <w:r>
+              <w:rPr>
+                <w:rFonts w:ascii="Times New Roman" w:cs="Times New Roman" w:eastAsia="Times New Roman" w:hAnsi="Times New Roman"/>
+                <w:sz w:val="20"/>
+                <w:szCs w:val="20"/>
+              </w:rPr>
+              <w:t xml:space="preserve">UFW + fail2ban</w:t>
+            </w:r>
+          </w:p>
+        </w:tc>
+        <w:tc>
+          <w:tcPr>
+            <w:tcW w:type="dxa" w:w="4100"/>
+            <w:tcMar>
+              <w:top w:type="dxa" w:w="70"/>
+              <w:left w:type="dxa" w:w="90"/>
+              <w:bottom w:type="dxa" w:w="70"/>
+              <w:right w:type="dxa" w:w="90"/>
+            </w:tcMar>
+          </w:tcPr>
+          <w:p>
+            <w:pPr>
+              <w:spacing w:after="40"/>
+              <w:jc w:val="left"/>
+            </w:pPr>
+            <w:r>
+              <w:rPr>
+                <w:rFonts w:ascii="Times New Roman" w:cs="Times New Roman" w:eastAsia="Times New Roman" w:hAnsi="Times New Roman"/>
+                <w:sz w:val="20"/>
+                <w:szCs w:val="20"/>
+              </w:rPr>
+              <w:t xml:space="preserve">Segunda capa de filtrado dentro del VPS y baneo automático de fuerza bruta</w:t>
+            </w:r>
+          </w:p>
+        </w:tc>
+      </w:tr>
+      <w:tr>
+        <w:tc>
+          <w:tcPr>
+            <w:tcW w:type="dxa" w:w="2000"/>
+            <w:tcMar>
+              <w:top w:type="dxa" w:w="70"/>
+              <w:left w:type="dxa" w:w="90"/>
+              <w:bottom w:type="dxa" w:w="70"/>
+              <w:right w:type="dxa" w:w="90"/>
+            </w:tcMar>
+          </w:tcPr>
+          <w:p>
+            <w:pPr>
+              <w:spacing w:after="40"/>
+              <w:jc w:val="left"/>
+            </w:pPr>
+            <w:r>
+              <w:rPr>
+                <w:rFonts w:ascii="Times New Roman" w:cs="Times New Roman" w:eastAsia="Times New Roman" w:hAnsi="Times New Roman"/>
+                <w:sz w:val="20"/>
+                <w:szCs w:val="20"/>
               </w:rPr>
               <w:t xml:space="preserve">Respaldos</w:t>
             </w:r>
@@ -1150,23 +1252,24 @@
         </w:tc>
         <w:tc>
           <w:tcPr>
-            <w:tcW w:type="dxa" w:w="3100"/>
-            <w:tcMar>
-              <w:top w:type="dxa" w:w="80"/>
-              <w:left w:type="dxa" w:w="100"/>
-              <w:bottom w:type="dxa" w:w="80"/>
-              <w:right w:type="dxa" w:w="100"/>
-            </w:tcMar>
-          </w:tcPr>
-          <w:p>
-            <w:pPr>
-              <w:spacing w:after="60"/>
-            </w:pPr>
-            <w:r>
-              <w:rPr>
-                <w:rFonts w:ascii="Times New Roman" w:cs="Times New Roman" w:eastAsia="Times New Roman" w:hAnsi="Times New Roman"/>
-                <w:sz w:val="22"/>
-                <w:szCs w:val="22"/>
+            <w:tcW w:type="dxa" w:w="2900"/>
+            <w:tcMar>
+              <w:top w:type="dxa" w:w="70"/>
+              <w:left w:type="dxa" w:w="90"/>
+              <w:bottom w:type="dxa" w:w="70"/>
+              <w:right w:type="dxa" w:w="90"/>
+            </w:tcMar>
+          </w:tcPr>
+          <w:p>
+            <w:pPr>
+              <w:spacing w:after="40"/>
+              <w:jc w:val="left"/>
+            </w:pPr>
+            <w:r>
+              <w:rPr>
+                <w:rFonts w:ascii="Times New Roman" w:cs="Times New Roman" w:eastAsia="Times New Roman" w:hAnsi="Times New Roman"/>
+                <w:sz w:val="20"/>
+                <w:szCs w:val="20"/>
               </w:rPr>
               <w:t xml:space="preserve">cron + pg_dump + gzip</w:t>
             </w:r>
@@ -1174,23 +1277,24 @@
         </w:tc>
         <w:tc>
           <w:tcPr>
-            <w:tcW w:type="dxa" w:w="3700"/>
-            <w:tcMar>
-              <w:top w:type="dxa" w:w="80"/>
-              <w:left w:type="dxa" w:w="100"/>
-              <w:bottom w:type="dxa" w:w="80"/>
-              <w:right w:type="dxa" w:w="100"/>
-            </w:tcMar>
-          </w:tcPr>
-          <w:p>
-            <w:pPr>
-              <w:spacing w:after="60"/>
-            </w:pPr>
-            <w:r>
-              <w:rPr>
-                <w:rFonts w:ascii="Times New Roman" w:cs="Times New Roman" w:eastAsia="Times New Roman" w:hAnsi="Times New Roman"/>
-                <w:sz w:val="22"/>
-                <w:szCs w:val="22"/>
+            <w:tcW w:type="dxa" w:w="4100"/>
+            <w:tcMar>
+              <w:top w:type="dxa" w:w="70"/>
+              <w:left w:type="dxa" w:w="90"/>
+              <w:bottom w:type="dxa" w:w="70"/>
+              <w:right w:type="dxa" w:w="90"/>
+            </w:tcMar>
+          </w:tcPr>
+          <w:p>
+            <w:pPr>
+              <w:spacing w:after="40"/>
+              <w:jc w:val="left"/>
+            </w:pPr>
+            <w:r>
+              <w:rPr>
+                <w:rFonts w:ascii="Times New Roman" w:cs="Times New Roman" w:eastAsia="Times New Roman" w:hAnsi="Times New Roman"/>
+                <w:sz w:val="20"/>
+                <w:szCs w:val="20"/>
               </w:rPr>
               <w:t xml:space="preserve">Respaldo diario con retención de 7 días</w:t>
             </w:r>
@@ -1247,9 +1351,9 @@
         </w:tblBorders>
       </w:tblPr>
       <w:tblGrid>
-        <w:gridCol w:w="600"/>
-        <w:gridCol w:w="1900"/>
-        <w:gridCol w:w="6500"/>
+        <w:gridCol w:w="520"/>
+        <w:gridCol w:w="1800"/>
+        <w:gridCol w:w="6680"/>
       </w:tblGrid>
       <w:tr>
         <w:trPr>
@@ -1257,13 +1361,13 @@
         </w:trPr>
         <w:tc>
           <w:tcPr>
-            <w:tcW w:type="dxa" w:w="600"/>
+            <w:tcW w:type="dxa" w:w="520"/>
             <w:shd w:fill="1F3864" w:val="clear"/>
             <w:tcMar>
-              <w:top w:type="dxa" w:w="80"/>
-              <w:left w:type="dxa" w:w="100"/>
-              <w:bottom w:type="dxa" w:w="80"/>
-              <w:right w:type="dxa" w:w="100"/>
+              <w:top w:type="dxa" w:w="70"/>
+              <w:left w:type="dxa" w:w="90"/>
+              <w:bottom w:type="dxa" w:w="70"/>
+              <w:right w:type="dxa" w:w="90"/>
             </w:tcMar>
           </w:tcPr>
           <w:p>
@@ -1276,8 +1380,8 @@
                 <w:b/>
                 <w:bCs/>
                 <w:color w:val="FFFFFF"/>
-                <w:sz w:val="22"/>
-                <w:szCs w:val="22"/>
+                <w:sz w:val="20"/>
+                <w:szCs w:val="20"/>
               </w:rPr>
               <w:t xml:space="preserve">Paso</w:t>
             </w:r>
@@ -1285,13 +1389,13 @@
         </w:tc>
         <w:tc>
           <w:tcPr>
-            <w:tcW w:type="dxa" w:w="1900"/>
+            <w:tcW w:type="dxa" w:w="1800"/>
             <w:shd w:fill="1F3864" w:val="clear"/>
             <w:tcMar>
-              <w:top w:type="dxa" w:w="80"/>
-              <w:left w:type="dxa" w:w="100"/>
-              <w:bottom w:type="dxa" w:w="80"/>
-              <w:right w:type="dxa" w:w="100"/>
+              <w:top w:type="dxa" w:w="70"/>
+              <w:left w:type="dxa" w:w="90"/>
+              <w:bottom w:type="dxa" w:w="70"/>
+              <w:right w:type="dxa" w:w="90"/>
             </w:tcMar>
           </w:tcPr>
           <w:p>
@@ -1304,8 +1408,8 @@
                 <w:b/>
                 <w:bCs/>
                 <w:color w:val="FFFFFF"/>
-                <w:sz w:val="22"/>
-                <w:szCs w:val="22"/>
+                <w:sz w:val="20"/>
+                <w:szCs w:val="20"/>
               </w:rPr>
               <w:t xml:space="preserve">Actividad</w:t>
             </w:r>
@@ -1313,13 +1417,13 @@
         </w:tc>
         <w:tc>
           <w:tcPr>
-            <w:tcW w:type="dxa" w:w="6500"/>
+            <w:tcW w:type="dxa" w:w="6680"/>
             <w:shd w:fill="1F3864" w:val="clear"/>
             <w:tcMar>
-              <w:top w:type="dxa" w:w="80"/>
-              <w:left w:type="dxa" w:w="100"/>
-              <w:bottom w:type="dxa" w:w="80"/>
-              <w:right w:type="dxa" w:w="100"/>
+              <w:top w:type="dxa" w:w="70"/>
+              <w:left w:type="dxa" w:w="90"/>
+              <w:bottom w:type="dxa" w:w="70"/>
+              <w:right w:type="dxa" w:w="90"/>
             </w:tcMar>
           </w:tcPr>
           <w:p>
@@ -1332,8 +1436,8 @@
                 <w:b/>
                 <w:bCs/>
                 <w:color w:val="FFFFFF"/>
-                <w:sz w:val="22"/>
-                <w:szCs w:val="22"/>
+                <w:sz w:val="20"/>
+                <w:szCs w:val="20"/>
               </w:rPr>
               <w:t xml:space="preserve">Detalle</w:t>
             </w:r>
@@ -1343,23 +1447,24 @@
       <w:tr>
         <w:tc>
           <w:tcPr>
-            <w:tcW w:type="dxa" w:w="600"/>
-            <w:tcMar>
-              <w:top w:type="dxa" w:w="80"/>
-              <w:left w:type="dxa" w:w="100"/>
-              <w:bottom w:type="dxa" w:w="80"/>
-              <w:right w:type="dxa" w:w="100"/>
-            </w:tcMar>
-          </w:tcPr>
-          <w:p>
-            <w:pPr>
-              <w:spacing w:after="60"/>
-            </w:pPr>
-            <w:r>
-              <w:rPr>
-                <w:rFonts w:ascii="Times New Roman" w:cs="Times New Roman" w:eastAsia="Times New Roman" w:hAnsi="Times New Roman"/>
-                <w:sz w:val="22"/>
-                <w:szCs w:val="22"/>
+            <w:tcW w:type="dxa" w:w="520"/>
+            <w:tcMar>
+              <w:top w:type="dxa" w:w="70"/>
+              <w:left w:type="dxa" w:w="90"/>
+              <w:bottom w:type="dxa" w:w="70"/>
+              <w:right w:type="dxa" w:w="90"/>
+            </w:tcMar>
+          </w:tcPr>
+          <w:p>
+            <w:pPr>
+              <w:spacing w:after="40"/>
+              <w:jc w:val="left"/>
+            </w:pPr>
+            <w:r>
+              <w:rPr>
+                <w:rFonts w:ascii="Times New Roman" w:cs="Times New Roman" w:eastAsia="Times New Roman" w:hAnsi="Times New Roman"/>
+                <w:sz w:val="20"/>
+                <w:szCs w:val="20"/>
               </w:rPr>
               <w:t xml:space="preserve">1</w:t>
             </w:r>
@@ -1367,23 +1472,24 @@
         </w:tc>
         <w:tc>
           <w:tcPr>
-            <w:tcW w:type="dxa" w:w="1900"/>
-            <w:tcMar>
-              <w:top w:type="dxa" w:w="80"/>
-              <w:left w:type="dxa" w:w="100"/>
-              <w:bottom w:type="dxa" w:w="80"/>
-              <w:right w:type="dxa" w:w="100"/>
-            </w:tcMar>
-          </w:tcPr>
-          <w:p>
-            <w:pPr>
-              <w:spacing w:after="60"/>
-            </w:pPr>
-            <w:r>
-              <w:rPr>
-                <w:rFonts w:ascii="Times New Roman" w:cs="Times New Roman" w:eastAsia="Times New Roman" w:hAnsi="Times New Roman"/>
-                <w:sz w:val="22"/>
-                <w:szCs w:val="22"/>
+            <w:tcW w:type="dxa" w:w="1800"/>
+            <w:tcMar>
+              <w:top w:type="dxa" w:w="70"/>
+              <w:left w:type="dxa" w:w="90"/>
+              <w:bottom w:type="dxa" w:w="70"/>
+              <w:right w:type="dxa" w:w="90"/>
+            </w:tcMar>
+          </w:tcPr>
+          <w:p>
+            <w:pPr>
+              <w:spacing w:after="40"/>
+              <w:jc w:val="left"/>
+            </w:pPr>
+            <w:r>
+              <w:rPr>
+                <w:rFonts w:ascii="Times New Roman" w:cs="Times New Roman" w:eastAsia="Times New Roman" w:hAnsi="Times New Roman"/>
+                <w:sz w:val="20"/>
+                <w:szCs w:val="20"/>
               </w:rPr>
               <w:t xml:space="preserve">Cuenta AWS</w:t>
             </w:r>
@@ -1391,23 +1497,24 @@
         </w:tc>
         <w:tc>
           <w:tcPr>
-            <w:tcW w:type="dxa" w:w="6500"/>
-            <w:tcMar>
-              <w:top w:type="dxa" w:w="80"/>
-              <w:left w:type="dxa" w:w="100"/>
-              <w:bottom w:type="dxa" w:w="80"/>
-              <w:right w:type="dxa" w:w="100"/>
-            </w:tcMar>
-          </w:tcPr>
-          <w:p>
-            <w:pPr>
-              <w:spacing w:after="60"/>
-            </w:pPr>
-            <w:r>
-              <w:rPr>
-                <w:rFonts w:ascii="Times New Roman" w:cs="Times New Roman" w:eastAsia="Times New Roman" w:hAnsi="Times New Roman"/>
-                <w:sz w:val="22"/>
-                <w:szCs w:val="22"/>
+            <w:tcW w:type="dxa" w:w="6680"/>
+            <w:tcMar>
+              <w:top w:type="dxa" w:w="70"/>
+              <w:left w:type="dxa" w:w="90"/>
+              <w:bottom w:type="dxa" w:w="70"/>
+              <w:right w:type="dxa" w:w="90"/>
+            </w:tcMar>
+          </w:tcPr>
+          <w:p>
+            <w:pPr>
+              <w:spacing w:after="40"/>
+              <w:jc w:val="left"/>
+            </w:pPr>
+            <w:r>
+              <w:rPr>
+                <w:rFonts w:ascii="Times New Roman" w:cs="Times New Roman" w:eastAsia="Times New Roman" w:hAnsi="Times New Roman"/>
+                <w:sz w:val="20"/>
+                <w:szCs w:val="20"/>
               </w:rPr>
               <w:t xml:space="preserve">Cuenta free plan (ID 705061159695), región us-east-2 (Ohio). Alerta de presupuesto creada con la plantilla Zero spend budget (notifica al superar $0,01; la plantilla muestra $1 como monto nominal interno, lo cual generó una duda inicial que se aclaró leyendo la descripción de la propia plantilla).</w:t>
             </w:r>
@@ -1417,23 +1524,24 @@
       <w:tr>
         <w:tc>
           <w:tcPr>
-            <w:tcW w:type="dxa" w:w="600"/>
-            <w:tcMar>
-              <w:top w:type="dxa" w:w="80"/>
-              <w:left w:type="dxa" w:w="100"/>
-              <w:bottom w:type="dxa" w:w="80"/>
-              <w:right w:type="dxa" w:w="100"/>
-            </w:tcMar>
-          </w:tcPr>
-          <w:p>
-            <w:pPr>
-              <w:spacing w:after="60"/>
-            </w:pPr>
-            <w:r>
-              <w:rPr>
-                <w:rFonts w:ascii="Times New Roman" w:cs="Times New Roman" w:eastAsia="Times New Roman" w:hAnsi="Times New Roman"/>
-                <w:sz w:val="22"/>
-                <w:szCs w:val="22"/>
+            <w:tcW w:type="dxa" w:w="520"/>
+            <w:tcMar>
+              <w:top w:type="dxa" w:w="70"/>
+              <w:left w:type="dxa" w:w="90"/>
+              <w:bottom w:type="dxa" w:w="70"/>
+              <w:right w:type="dxa" w:w="90"/>
+            </w:tcMar>
+          </w:tcPr>
+          <w:p>
+            <w:pPr>
+              <w:spacing w:after="40"/>
+              <w:jc w:val="left"/>
+            </w:pPr>
+            <w:r>
+              <w:rPr>
+                <w:rFonts w:ascii="Times New Roman" w:cs="Times New Roman" w:eastAsia="Times New Roman" w:hAnsi="Times New Roman"/>
+                <w:sz w:val="20"/>
+                <w:szCs w:val="20"/>
               </w:rPr>
               <w:t xml:space="preserve">2</w:t>
             </w:r>
@@ -1441,23 +1549,24 @@
         </w:tc>
         <w:tc>
           <w:tcPr>
-            <w:tcW w:type="dxa" w:w="1900"/>
-            <w:tcMar>
-              <w:top w:type="dxa" w:w="80"/>
-              <w:left w:type="dxa" w:w="100"/>
-              <w:bottom w:type="dxa" w:w="80"/>
-              <w:right w:type="dxa" w:w="100"/>
-            </w:tcMar>
-          </w:tcPr>
-          <w:p>
-            <w:pPr>
-              <w:spacing w:after="60"/>
-            </w:pPr>
-            <w:r>
-              <w:rPr>
-                <w:rFonts w:ascii="Times New Roman" w:cs="Times New Roman" w:eastAsia="Times New Roman" w:hAnsi="Times New Roman"/>
-                <w:sz w:val="22"/>
-                <w:szCs w:val="22"/>
+            <w:tcW w:type="dxa" w:w="1800"/>
+            <w:tcMar>
+              <w:top w:type="dxa" w:w="70"/>
+              <w:left w:type="dxa" w:w="90"/>
+              <w:bottom w:type="dxa" w:w="70"/>
+              <w:right w:type="dxa" w:w="90"/>
+            </w:tcMar>
+          </w:tcPr>
+          <w:p>
+            <w:pPr>
+              <w:spacing w:after="40"/>
+              <w:jc w:val="left"/>
+            </w:pPr>
+            <w:r>
+              <w:rPr>
+                <w:rFonts w:ascii="Times New Roman" w:cs="Times New Roman" w:eastAsia="Times New Roman" w:hAnsi="Times New Roman"/>
+                <w:sz w:val="20"/>
+                <w:szCs w:val="20"/>
               </w:rPr>
               <w:t xml:space="preserve">Security Group</w:t>
             </w:r>
@@ -1465,25 +1574,26 @@
         </w:tc>
         <w:tc>
           <w:tcPr>
-            <w:tcW w:type="dxa" w:w="6500"/>
-            <w:tcMar>
-              <w:top w:type="dxa" w:w="80"/>
-              <w:left w:type="dxa" w:w="100"/>
-              <w:bottom w:type="dxa" w:w="80"/>
-              <w:right w:type="dxa" w:w="100"/>
-            </w:tcMar>
-          </w:tcPr>
-          <w:p>
-            <w:pPr>
-              <w:spacing w:after="60"/>
-            </w:pPr>
-            <w:r>
-              <w:rPr>
-                <w:rFonts w:ascii="Times New Roman" w:cs="Times New Roman" w:eastAsia="Times New Roman" w:hAnsi="Times New Roman"/>
-                <w:sz w:val="22"/>
-                <w:szCs w:val="22"/>
-              </w:rPr>
-              <w:t xml:space="preserve">data-center-sg (sg-053023b53ec696b20). Entrada: SSH 22 solo desde la IP del administrador (181.211.216.101/32, opción "Mi IP") y HTTP 80 desde 0.0.0.0/0. Detalle real: la regla HTTP quedó inicialmente con origen "Personalizada" vacío y hubo que corregirla a "Cualquier lugar-IPv4" antes de crear el grupo. Salida: todo permitido (por defecto).</w:t>
+            <w:tcW w:type="dxa" w:w="6680"/>
+            <w:tcMar>
+              <w:top w:type="dxa" w:w="70"/>
+              <w:left w:type="dxa" w:w="90"/>
+              <w:bottom w:type="dxa" w:w="70"/>
+              <w:right w:type="dxa" w:w="90"/>
+            </w:tcMar>
+          </w:tcPr>
+          <w:p>
+            <w:pPr>
+              <w:spacing w:after="40"/>
+              <w:jc w:val="left"/>
+            </w:pPr>
+            <w:r>
+              <w:rPr>
+                <w:rFonts w:ascii="Times New Roman" w:cs="Times New Roman" w:eastAsia="Times New Roman" w:hAnsi="Times New Roman"/>
+                <w:sz w:val="20"/>
+                <w:szCs w:val="20"/>
+              </w:rPr>
+              <w:t xml:space="preserve">data-center-sg (sg-053023b53ec696b20). Entrada inicial: SSH 22 solo desde la IP del administrador (181.211.216.101/32) y HTTP 80 desde 0.0.0.0/0. Detalle real: la regla HTTP quedó con origen "Personalizada" vacío y hubo que corregirla a "Cualquier lugar-IPv4" antes de crear el grupo.</w:t>
             </w:r>
           </w:p>
         </w:tc>
@@ -1491,23 +1601,24 @@
       <w:tr>
         <w:tc>
           <w:tcPr>
-            <w:tcW w:type="dxa" w:w="600"/>
-            <w:tcMar>
-              <w:top w:type="dxa" w:w="80"/>
-              <w:left w:type="dxa" w:w="100"/>
-              <w:bottom w:type="dxa" w:w="80"/>
-              <w:right w:type="dxa" w:w="100"/>
-            </w:tcMar>
-          </w:tcPr>
-          <w:p>
-            <w:pPr>
-              <w:spacing w:after="60"/>
-            </w:pPr>
-            <w:r>
-              <w:rPr>
-                <w:rFonts w:ascii="Times New Roman" w:cs="Times New Roman" w:eastAsia="Times New Roman" w:hAnsi="Times New Roman"/>
-                <w:sz w:val="22"/>
-                <w:szCs w:val="22"/>
+            <w:tcW w:type="dxa" w:w="520"/>
+            <w:tcMar>
+              <w:top w:type="dxa" w:w="70"/>
+              <w:left w:type="dxa" w:w="90"/>
+              <w:bottom w:type="dxa" w:w="70"/>
+              <w:right w:type="dxa" w:w="90"/>
+            </w:tcMar>
+          </w:tcPr>
+          <w:p>
+            <w:pPr>
+              <w:spacing w:after="40"/>
+              <w:jc w:val="left"/>
+            </w:pPr>
+            <w:r>
+              <w:rPr>
+                <w:rFonts w:ascii="Times New Roman" w:cs="Times New Roman" w:eastAsia="Times New Roman" w:hAnsi="Times New Roman"/>
+                <w:sz w:val="20"/>
+                <w:szCs w:val="20"/>
               </w:rPr>
               <w:t xml:space="preserve">3</w:t>
             </w:r>
@@ -1515,23 +1626,24 @@
         </w:tc>
         <w:tc>
           <w:tcPr>
-            <w:tcW w:type="dxa" w:w="1900"/>
-            <w:tcMar>
-              <w:top w:type="dxa" w:w="80"/>
-              <w:left w:type="dxa" w:w="100"/>
-              <w:bottom w:type="dxa" w:w="80"/>
-              <w:right w:type="dxa" w:w="100"/>
-            </w:tcMar>
-          </w:tcPr>
-          <w:p>
-            <w:pPr>
-              <w:spacing w:after="60"/>
-            </w:pPr>
-            <w:r>
-              <w:rPr>
-                <w:rFonts w:ascii="Times New Roman" w:cs="Times New Roman" w:eastAsia="Times New Roman" w:hAnsi="Times New Roman"/>
-                <w:sz w:val="22"/>
-                <w:szCs w:val="22"/>
+            <w:tcW w:type="dxa" w:w="1800"/>
+            <w:tcMar>
+              <w:top w:type="dxa" w:w="70"/>
+              <w:left w:type="dxa" w:w="90"/>
+              <w:bottom w:type="dxa" w:w="70"/>
+              <w:right w:type="dxa" w:w="90"/>
+            </w:tcMar>
+          </w:tcPr>
+          <w:p>
+            <w:pPr>
+              <w:spacing w:after="40"/>
+              <w:jc w:val="left"/>
+            </w:pPr>
+            <w:r>
+              <w:rPr>
+                <w:rFonts w:ascii="Times New Roman" w:cs="Times New Roman" w:eastAsia="Times New Roman" w:hAnsi="Times New Roman"/>
+                <w:sz w:val="20"/>
+                <w:szCs w:val="20"/>
               </w:rPr>
               <w:t xml:space="preserve">Lanzamiento de instancia</w:t>
             </w:r>
@@ -1539,25 +1651,26 @@
         </w:tc>
         <w:tc>
           <w:tcPr>
-            <w:tcW w:type="dxa" w:w="6500"/>
-            <w:tcMar>
-              <w:top w:type="dxa" w:w="80"/>
-              <w:left w:type="dxa" w:w="100"/>
-              <w:bottom w:type="dxa" w:w="80"/>
-              <w:right w:type="dxa" w:w="100"/>
-            </w:tcMar>
-          </w:tcPr>
-          <w:p>
-            <w:pPr>
-              <w:spacing w:after="60"/>
-            </w:pPr>
-            <w:r>
-              <w:rPr>
-                <w:rFonts w:ascii="Times New Roman" w:cs="Times New Roman" w:eastAsia="Times New Roman" w:hAnsi="Times New Roman"/>
-                <w:sz w:val="22"/>
-                <w:szCs w:val="22"/>
-              </w:rPr>
-              <w:t xml:space="preserve">data-center-vps (i-0962f700486021b25), t3.micro (apto capa gratuita), AMI Ubuntu Server 24.04 LTS (ami-0ea1cddefe0c4aed5), zona us-east-2c, disco 20 GiB gp3. Key pair RSA data-center-key.pem generado al lanzar. IP pública asignada: 3.144.146.133.</w:t>
+            <w:tcW w:type="dxa" w:w="6680"/>
+            <w:tcMar>
+              <w:top w:type="dxa" w:w="70"/>
+              <w:left w:type="dxa" w:w="90"/>
+              <w:bottom w:type="dxa" w:w="70"/>
+              <w:right w:type="dxa" w:w="90"/>
+            </w:tcMar>
+          </w:tcPr>
+          <w:p>
+            <w:pPr>
+              <w:spacing w:after="40"/>
+              <w:jc w:val="left"/>
+            </w:pPr>
+            <w:r>
+              <w:rPr>
+                <w:rFonts w:ascii="Times New Roman" w:cs="Times New Roman" w:eastAsia="Times New Roman" w:hAnsi="Times New Roman"/>
+                <w:sz w:val="20"/>
+                <w:szCs w:val="20"/>
+              </w:rPr>
+              <w:t xml:space="preserve">data-center-vps (i-0962f700486021b25), t3.micro (apto capa gratuita), AMI Ubuntu Server 24.04 LTS (ami-0ea1cddefe0c4aed5), zona us-east-2c, disco 20 GiB gp3. Key pair RSA data-center-key.pem. IP pública: 3.144.146.133.</w:t>
             </w:r>
           </w:p>
         </w:tc>
@@ -1565,23 +1678,24 @@
       <w:tr>
         <w:tc>
           <w:tcPr>
-            <w:tcW w:type="dxa" w:w="600"/>
-            <w:tcMar>
-              <w:top w:type="dxa" w:w="80"/>
-              <w:left w:type="dxa" w:w="100"/>
-              <w:bottom w:type="dxa" w:w="80"/>
-              <w:right w:type="dxa" w:w="100"/>
-            </w:tcMar>
-          </w:tcPr>
-          <w:p>
-            <w:pPr>
-              <w:spacing w:after="60"/>
-            </w:pPr>
-            <w:r>
-              <w:rPr>
-                <w:rFonts w:ascii="Times New Roman" w:cs="Times New Roman" w:eastAsia="Times New Roman" w:hAnsi="Times New Roman"/>
-                <w:sz w:val="22"/>
-                <w:szCs w:val="22"/>
+            <w:tcW w:type="dxa" w:w="520"/>
+            <w:tcMar>
+              <w:top w:type="dxa" w:w="70"/>
+              <w:left w:type="dxa" w:w="90"/>
+              <w:bottom w:type="dxa" w:w="70"/>
+              <w:right w:type="dxa" w:w="90"/>
+            </w:tcMar>
+          </w:tcPr>
+          <w:p>
+            <w:pPr>
+              <w:spacing w:after="40"/>
+              <w:jc w:val="left"/>
+            </w:pPr>
+            <w:r>
+              <w:rPr>
+                <w:rFonts w:ascii="Times New Roman" w:cs="Times New Roman" w:eastAsia="Times New Roman" w:hAnsi="Times New Roman"/>
+                <w:sz w:val="20"/>
+                <w:szCs w:val="20"/>
               </w:rPr>
               <w:t xml:space="preserve">4</w:t>
             </w:r>
@@ -1589,23 +1703,24 @@
         </w:tc>
         <w:tc>
           <w:tcPr>
-            <w:tcW w:type="dxa" w:w="1900"/>
-            <w:tcMar>
-              <w:top w:type="dxa" w:w="80"/>
-              <w:left w:type="dxa" w:w="100"/>
-              <w:bottom w:type="dxa" w:w="80"/>
-              <w:right w:type="dxa" w:w="100"/>
-            </w:tcMar>
-          </w:tcPr>
-          <w:p>
-            <w:pPr>
-              <w:spacing w:after="60"/>
-            </w:pPr>
-            <w:r>
-              <w:rPr>
-                <w:rFonts w:ascii="Times New Roman" w:cs="Times New Roman" w:eastAsia="Times New Roman" w:hAnsi="Times New Roman"/>
-                <w:sz w:val="22"/>
-                <w:szCs w:val="22"/>
+            <w:tcW w:type="dxa" w:w="1800"/>
+            <w:tcMar>
+              <w:top w:type="dxa" w:w="70"/>
+              <w:left w:type="dxa" w:w="90"/>
+              <w:bottom w:type="dxa" w:w="70"/>
+              <w:right w:type="dxa" w:w="90"/>
+            </w:tcMar>
+          </w:tcPr>
+          <w:p>
+            <w:pPr>
+              <w:spacing w:after="40"/>
+              <w:jc w:val="left"/>
+            </w:pPr>
+            <w:r>
+              <w:rPr>
+                <w:rFonts w:ascii="Times New Roman" w:cs="Times New Roman" w:eastAsia="Times New Roman" w:hAnsi="Times New Roman"/>
+                <w:sz w:val="20"/>
+                <w:szCs w:val="20"/>
               </w:rPr>
               <w:t xml:space="preserve">Conexión SSH</w:t>
             </w:r>
@@ -1613,25 +1728,26 @@
         </w:tc>
         <w:tc>
           <w:tcPr>
-            <w:tcW w:type="dxa" w:w="6500"/>
-            <w:tcMar>
-              <w:top w:type="dxa" w:w="80"/>
-              <w:left w:type="dxa" w:w="100"/>
-              <w:bottom w:type="dxa" w:w="80"/>
-              <w:right w:type="dxa" w:w="100"/>
-            </w:tcMar>
-          </w:tcPr>
-          <w:p>
-            <w:pPr>
-              <w:spacing w:after="60"/>
-            </w:pPr>
-            <w:r>
-              <w:rPr>
-                <w:rFonts w:ascii="Times New Roman" w:cs="Times New Roman" w:eastAsia="Times New Roman" w:hAnsi="Times New Roman"/>
-                <w:sz w:val="22"/>
-                <w:szCs w:val="22"/>
-              </w:rPr>
-              <w:t xml:space="preserve">Directa con OpenSSH de Windows: ssh -i data-center-key.pem ubuntu@3.144.146.133. Problema real: el primer intento falló con "WARNING: UNPROTECTED PRIVATE KEY FILE / bad permissions" porque el .pem heredaba permisos de lectura de otros grupos del sistema. Se resolvió con icacls data-center-key.pem /inheritance:r /grant:r "%USERNAME%:R" (quita la herencia y deja solo lectura para el usuario dueño). Segundo intento: conexión exitosa a Ubuntu 24.04.4 LTS.</w:t>
+            <w:tcW w:type="dxa" w:w="6680"/>
+            <w:tcMar>
+              <w:top w:type="dxa" w:w="70"/>
+              <w:left w:type="dxa" w:w="90"/>
+              <w:bottom w:type="dxa" w:w="70"/>
+              <w:right w:type="dxa" w:w="90"/>
+            </w:tcMar>
+          </w:tcPr>
+          <w:p>
+            <w:pPr>
+              <w:spacing w:after="40"/>
+              <w:jc w:val="left"/>
+            </w:pPr>
+            <w:r>
+              <w:rPr>
+                <w:rFonts w:ascii="Times New Roman" w:cs="Times New Roman" w:eastAsia="Times New Roman" w:hAnsi="Times New Roman"/>
+                <w:sz w:val="20"/>
+                <w:szCs w:val="20"/>
+              </w:rPr>
+              <w:t xml:space="preserve">Directa con OpenSSH de Windows. Problema real: el primer intento falló con "WARNING: UNPROTECTED PRIVATE KEY FILE / bad permissions" porque el .pem heredaba permisos de lectura de otros grupos del sistema. Se resolvió con icacls data-center-key.pem /inheritance:r /grant:r "%USERNAME%:R". Segundo intento: conexión exitosa a Ubuntu 24.04.4 LTS.</w:t>
             </w:r>
           </w:p>
         </w:tc>
@@ -1639,23 +1755,24 @@
       <w:tr>
         <w:tc>
           <w:tcPr>
-            <w:tcW w:type="dxa" w:w="600"/>
-            <w:tcMar>
-              <w:top w:type="dxa" w:w="80"/>
-              <w:left w:type="dxa" w:w="100"/>
-              <w:bottom w:type="dxa" w:w="80"/>
-              <w:right w:type="dxa" w:w="100"/>
-            </w:tcMar>
-          </w:tcPr>
-          <w:p>
-            <w:pPr>
-              <w:spacing w:after="60"/>
-            </w:pPr>
-            <w:r>
-              <w:rPr>
-                <w:rFonts w:ascii="Times New Roman" w:cs="Times New Roman" w:eastAsia="Times New Roman" w:hAnsi="Times New Roman"/>
-                <w:sz w:val="22"/>
-                <w:szCs w:val="22"/>
+            <w:tcW w:type="dxa" w:w="520"/>
+            <w:tcMar>
+              <w:top w:type="dxa" w:w="70"/>
+              <w:left w:type="dxa" w:w="90"/>
+              <w:bottom w:type="dxa" w:w="70"/>
+              <w:right w:type="dxa" w:w="90"/>
+            </w:tcMar>
+          </w:tcPr>
+          <w:p>
+            <w:pPr>
+              <w:spacing w:after="40"/>
+              <w:jc w:val="left"/>
+            </w:pPr>
+            <w:r>
+              <w:rPr>
+                <w:rFonts w:ascii="Times New Roman" w:cs="Times New Roman" w:eastAsia="Times New Roman" w:hAnsi="Times New Roman"/>
+                <w:sz w:val="20"/>
+                <w:szCs w:val="20"/>
               </w:rPr>
               <w:t xml:space="preserve">5</w:t>
             </w:r>
@@ -1663,23 +1780,24 @@
         </w:tc>
         <w:tc>
           <w:tcPr>
-            <w:tcW w:type="dxa" w:w="1900"/>
-            <w:tcMar>
-              <w:top w:type="dxa" w:w="80"/>
-              <w:left w:type="dxa" w:w="100"/>
-              <w:bottom w:type="dxa" w:w="80"/>
-              <w:right w:type="dxa" w:w="100"/>
-            </w:tcMar>
-          </w:tcPr>
-          <w:p>
-            <w:pPr>
-              <w:spacing w:after="60"/>
-            </w:pPr>
-            <w:r>
-              <w:rPr>
-                <w:rFonts w:ascii="Times New Roman" w:cs="Times New Roman" w:eastAsia="Times New Roman" w:hAnsi="Times New Roman"/>
-                <w:sz w:val="22"/>
-                <w:szCs w:val="22"/>
+            <w:tcW w:type="dxa" w:w="1800"/>
+            <w:tcMar>
+              <w:top w:type="dxa" w:w="70"/>
+              <w:left w:type="dxa" w:w="90"/>
+              <w:bottom w:type="dxa" w:w="70"/>
+              <w:right w:type="dxa" w:w="90"/>
+            </w:tcMar>
+          </w:tcPr>
+          <w:p>
+            <w:pPr>
+              <w:spacing w:after="40"/>
+              <w:jc w:val="left"/>
+            </w:pPr>
+            <w:r>
+              <w:rPr>
+                <w:rFonts w:ascii="Times New Roman" w:cs="Times New Roman" w:eastAsia="Times New Roman" w:hAnsi="Times New Roman"/>
+                <w:sz w:val="20"/>
+                <w:szCs w:val="20"/>
               </w:rPr>
               <w:t xml:space="preserve">Actualización del sistema</w:t>
             </w:r>
@@ -1687,25 +1805,26 @@
         </w:tc>
         <w:tc>
           <w:tcPr>
-            <w:tcW w:type="dxa" w:w="6500"/>
-            <w:tcMar>
-              <w:top w:type="dxa" w:w="80"/>
-              <w:left w:type="dxa" w:w="100"/>
-              <w:bottom w:type="dxa" w:w="80"/>
-              <w:right w:type="dxa" w:w="100"/>
-            </w:tcMar>
-          </w:tcPr>
-          <w:p>
-            <w:pPr>
-              <w:spacing w:after="60"/>
-            </w:pPr>
-            <w:r>
-              <w:rPr>
-                <w:rFonts w:ascii="Times New Roman" w:cs="Times New Roman" w:eastAsia="Times New Roman" w:hAnsi="Times New Roman"/>
-                <w:sz w:val="22"/>
-                <w:szCs w:val="22"/>
-              </w:rPr>
-              <w:t xml:space="preserve">sudo apt update &amp;&amp; sudo apt upgrade -y (con NEEDRESTART_MODE=a para evitar diálogos interactivos): 75 paquetes actualizados + kernel nuevo 6.17.0-1019-aws instalado (63 actualizaciones de seguridad LTS). Se reinició la instancia para cargar el kernel pendiente. También se creó un swapfile de 1 GiB (persistente vía /etc/fstab) como colchón de RAM para los builds de Docker en t3.micro (1 GiB de RAM).</w:t>
+            <w:tcW w:type="dxa" w:w="6680"/>
+            <w:tcMar>
+              <w:top w:type="dxa" w:w="70"/>
+              <w:left w:type="dxa" w:w="90"/>
+              <w:bottom w:type="dxa" w:w="70"/>
+              <w:right w:type="dxa" w:w="90"/>
+            </w:tcMar>
+          </w:tcPr>
+          <w:p>
+            <w:pPr>
+              <w:spacing w:after="40"/>
+              <w:jc w:val="left"/>
+            </w:pPr>
+            <w:r>
+              <w:rPr>
+                <w:rFonts w:ascii="Times New Roman" w:cs="Times New Roman" w:eastAsia="Times New Roman" w:hAnsi="Times New Roman"/>
+                <w:sz w:val="20"/>
+                <w:szCs w:val="20"/>
+              </w:rPr>
+              <w:t xml:space="preserve">apt update &amp;&amp; apt upgrade -y (con NEEDRESTART_MODE=a para evitar diálogos interactivos): 75 paquetes actualizados y kernel 6.17.0-1019-aws instalado (63 actualizaciones de seguridad LTS); se reinició para cargarlo. Swapfile de 1 GiB persistente vía /etc/fstab como colchón de RAM para los builds en t3.micro.</w:t>
             </w:r>
           </w:p>
         </w:tc>
@@ -1713,23 +1832,24 @@
       <w:tr>
         <w:tc>
           <w:tcPr>
-            <w:tcW w:type="dxa" w:w="600"/>
-            <w:tcMar>
-              <w:top w:type="dxa" w:w="80"/>
-              <w:left w:type="dxa" w:w="100"/>
-              <w:bottom w:type="dxa" w:w="80"/>
-              <w:right w:type="dxa" w:w="100"/>
-            </w:tcMar>
-          </w:tcPr>
-          <w:p>
-            <w:pPr>
-              <w:spacing w:after="60"/>
-            </w:pPr>
-            <w:r>
-              <w:rPr>
-                <w:rFonts w:ascii="Times New Roman" w:cs="Times New Roman" w:eastAsia="Times New Roman" w:hAnsi="Times New Roman"/>
-                <w:sz w:val="22"/>
-                <w:szCs w:val="22"/>
+            <w:tcW w:type="dxa" w:w="520"/>
+            <w:tcMar>
+              <w:top w:type="dxa" w:w="70"/>
+              <w:left w:type="dxa" w:w="90"/>
+              <w:bottom w:type="dxa" w:w="70"/>
+              <w:right w:type="dxa" w:w="90"/>
+            </w:tcMar>
+          </w:tcPr>
+          <w:p>
+            <w:pPr>
+              <w:spacing w:after="40"/>
+              <w:jc w:val="left"/>
+            </w:pPr>
+            <w:r>
+              <w:rPr>
+                <w:rFonts w:ascii="Times New Roman" w:cs="Times New Roman" w:eastAsia="Times New Roman" w:hAnsi="Times New Roman"/>
+                <w:sz w:val="20"/>
+                <w:szCs w:val="20"/>
               </w:rPr>
               <w:t xml:space="preserve">6</w:t>
             </w:r>
@@ -1737,23 +1857,24 @@
         </w:tc>
         <w:tc>
           <w:tcPr>
-            <w:tcW w:type="dxa" w:w="1900"/>
-            <w:tcMar>
-              <w:top w:type="dxa" w:w="80"/>
-              <w:left w:type="dxa" w:w="100"/>
-              <w:bottom w:type="dxa" w:w="80"/>
-              <w:right w:type="dxa" w:w="100"/>
-            </w:tcMar>
-          </w:tcPr>
-          <w:p>
-            <w:pPr>
-              <w:spacing w:after="60"/>
-            </w:pPr>
-            <w:r>
-              <w:rPr>
-                <w:rFonts w:ascii="Times New Roman" w:cs="Times New Roman" w:eastAsia="Times New Roman" w:hAnsi="Times New Roman"/>
-                <w:sz w:val="22"/>
-                <w:szCs w:val="22"/>
+            <w:tcW w:type="dxa" w:w="1800"/>
+            <w:tcMar>
+              <w:top w:type="dxa" w:w="70"/>
+              <w:left w:type="dxa" w:w="90"/>
+              <w:bottom w:type="dxa" w:w="70"/>
+              <w:right w:type="dxa" w:w="90"/>
+            </w:tcMar>
+          </w:tcPr>
+          <w:p>
+            <w:pPr>
+              <w:spacing w:after="40"/>
+              <w:jc w:val="left"/>
+            </w:pPr>
+            <w:r>
+              <w:rPr>
+                <w:rFonts w:ascii="Times New Roman" w:cs="Times New Roman" w:eastAsia="Times New Roman" w:hAnsi="Times New Roman"/>
+                <w:sz w:val="20"/>
+                <w:szCs w:val="20"/>
               </w:rPr>
               <w:t xml:space="preserve">Firewall UFW</w:t>
             </w:r>
@@ -1761,25 +1882,26 @@
         </w:tc>
         <w:tc>
           <w:tcPr>
-            <w:tcW w:type="dxa" w:w="6500"/>
-            <w:tcMar>
-              <w:top w:type="dxa" w:w="80"/>
-              <w:left w:type="dxa" w:w="100"/>
-              <w:bottom w:type="dxa" w:w="80"/>
-              <w:right w:type="dxa" w:w="100"/>
-            </w:tcMar>
-          </w:tcPr>
-          <w:p>
-            <w:pPr>
-              <w:spacing w:after="60"/>
-            </w:pPr>
-            <w:r>
-              <w:rPr>
-                <w:rFonts w:ascii="Times New Roman" w:cs="Times New Roman" w:eastAsia="Times New Roman" w:hAnsi="Times New Roman"/>
-                <w:sz w:val="22"/>
-                <w:szCs w:val="22"/>
-              </w:rPr>
-              <w:t xml:space="preserve">ufw allow 22/tcp, ufw allow 80/tcp, ufw --force enable. sudo ufw status → Status: active, con 22/tcp y 80/tcp ALLOW Anywhere (IPv4 e IPv6); todo lo demás bloqueado por defecto.</w:t>
+            <w:tcW w:type="dxa" w:w="6680"/>
+            <w:tcMar>
+              <w:top w:type="dxa" w:w="70"/>
+              <w:left w:type="dxa" w:w="90"/>
+              <w:bottom w:type="dxa" w:w="70"/>
+              <w:right w:type="dxa" w:w="90"/>
+            </w:tcMar>
+          </w:tcPr>
+          <w:p>
+            <w:pPr>
+              <w:spacing w:after="40"/>
+              <w:jc w:val="left"/>
+            </w:pPr>
+            <w:r>
+              <w:rPr>
+                <w:rFonts w:ascii="Times New Roman" w:cs="Times New Roman" w:eastAsia="Times New Roman" w:hAnsi="Times New Roman"/>
+                <w:sz w:val="20"/>
+                <w:szCs w:val="20"/>
+              </w:rPr>
+              <w:t xml:space="preserve">ufw allow 22/tcp, 80/tcp y (más tarde) 443/tcp, con ufw --force enable. Estado verificado: active, todo lo demás bloqueado por defecto.</w:t>
             </w:r>
           </w:p>
         </w:tc>
@@ -1787,23 +1909,24 @@
       <w:tr>
         <w:tc>
           <w:tcPr>
-            <w:tcW w:type="dxa" w:w="600"/>
-            <w:tcMar>
-              <w:top w:type="dxa" w:w="80"/>
-              <w:left w:type="dxa" w:w="100"/>
-              <w:bottom w:type="dxa" w:w="80"/>
-              <w:right w:type="dxa" w:w="100"/>
-            </w:tcMar>
-          </w:tcPr>
-          <w:p>
-            <w:pPr>
-              <w:spacing w:after="60"/>
-            </w:pPr>
-            <w:r>
-              <w:rPr>
-                <w:rFonts w:ascii="Times New Roman" w:cs="Times New Roman" w:eastAsia="Times New Roman" w:hAnsi="Times New Roman"/>
-                <w:sz w:val="22"/>
-                <w:szCs w:val="22"/>
+            <w:tcW w:type="dxa" w:w="520"/>
+            <w:tcMar>
+              <w:top w:type="dxa" w:w="70"/>
+              <w:left w:type="dxa" w:w="90"/>
+              <w:bottom w:type="dxa" w:w="70"/>
+              <w:right w:type="dxa" w:w="90"/>
+            </w:tcMar>
+          </w:tcPr>
+          <w:p>
+            <w:pPr>
+              <w:spacing w:after="40"/>
+              <w:jc w:val="left"/>
+            </w:pPr>
+            <w:r>
+              <w:rPr>
+                <w:rFonts w:ascii="Times New Roman" w:cs="Times New Roman" w:eastAsia="Times New Roman" w:hAnsi="Times New Roman"/>
+                <w:sz w:val="20"/>
+                <w:szCs w:val="20"/>
               </w:rPr>
               <w:t xml:space="preserve">7</w:t>
             </w:r>
@@ -1811,23 +1934,24 @@
         </w:tc>
         <w:tc>
           <w:tcPr>
-            <w:tcW w:type="dxa" w:w="1900"/>
-            <w:tcMar>
-              <w:top w:type="dxa" w:w="80"/>
-              <w:left w:type="dxa" w:w="100"/>
-              <w:bottom w:type="dxa" w:w="80"/>
-              <w:right w:type="dxa" w:w="100"/>
-            </w:tcMar>
-          </w:tcPr>
-          <w:p>
-            <w:pPr>
-              <w:spacing w:after="60"/>
-            </w:pPr>
-            <w:r>
-              <w:rPr>
-                <w:rFonts w:ascii="Times New Roman" w:cs="Times New Roman" w:eastAsia="Times New Roman" w:hAnsi="Times New Roman"/>
-                <w:sz w:val="22"/>
-                <w:szCs w:val="22"/>
+            <w:tcW w:type="dxa" w:w="1800"/>
+            <w:tcMar>
+              <w:top w:type="dxa" w:w="70"/>
+              <w:left w:type="dxa" w:w="90"/>
+              <w:bottom w:type="dxa" w:w="70"/>
+              <w:right w:type="dxa" w:w="90"/>
+            </w:tcMar>
+          </w:tcPr>
+          <w:p>
+            <w:pPr>
+              <w:spacing w:after="40"/>
+              <w:jc w:val="left"/>
+            </w:pPr>
+            <w:r>
+              <w:rPr>
+                <w:rFonts w:ascii="Times New Roman" w:cs="Times New Roman" w:eastAsia="Times New Roman" w:hAnsi="Times New Roman"/>
+                <w:sz w:val="20"/>
+                <w:szCs w:val="20"/>
               </w:rPr>
               <w:t xml:space="preserve">Instalación de Docker</w:t>
             </w:r>
@@ -1835,25 +1959,26 @@
         </w:tc>
         <w:tc>
           <w:tcPr>
-            <w:tcW w:type="dxa" w:w="6500"/>
-            <w:tcMar>
-              <w:top w:type="dxa" w:w="80"/>
-              <w:left w:type="dxa" w:w="100"/>
-              <w:bottom w:type="dxa" w:w="80"/>
-              <w:right w:type="dxa" w:w="100"/>
-            </w:tcMar>
-          </w:tcPr>
-          <w:p>
-            <w:pPr>
-              <w:spacing w:after="60"/>
-            </w:pPr>
-            <w:r>
-              <w:rPr>
-                <w:rFonts w:ascii="Times New Roman" w:cs="Times New Roman" w:eastAsia="Times New Roman" w:hAnsi="Times New Roman"/>
-                <w:sz w:val="22"/>
-                <w:szCs w:val="22"/>
-              </w:rPr>
-              <w:t xml:space="preserve">Repositorio oficial de Docker (clave GPG en /etc/apt/keyrings/docker.gpg). Instalado: docker-ce 29.6.2, containerd 2.2.6, docker-compose-plugin 5.3.1. Usuario ubuntu agregado al grupo docker (aplicado tras reiniciar la sesión).</w:t>
+            <w:tcW w:type="dxa" w:w="6680"/>
+            <w:tcMar>
+              <w:top w:type="dxa" w:w="70"/>
+              <w:left w:type="dxa" w:w="90"/>
+              <w:bottom w:type="dxa" w:w="70"/>
+              <w:right w:type="dxa" w:w="90"/>
+            </w:tcMar>
+          </w:tcPr>
+          <w:p>
+            <w:pPr>
+              <w:spacing w:after="40"/>
+              <w:jc w:val="left"/>
+            </w:pPr>
+            <w:r>
+              <w:rPr>
+                <w:rFonts w:ascii="Times New Roman" w:cs="Times New Roman" w:eastAsia="Times New Roman" w:hAnsi="Times New Roman"/>
+                <w:sz w:val="20"/>
+                <w:szCs w:val="20"/>
+              </w:rPr>
+              <w:t xml:space="preserve">Repositorio oficial de Docker (clave GPG en /etc/apt/keyrings/docker.gpg). Instalado docker-ce 29.6.2, containerd 2.2.6 y docker-compose-plugin 5.3.1. Usuario ubuntu agregado al grupo docker.</w:t>
             </w:r>
           </w:p>
         </w:tc>
@@ -1861,23 +1986,24 @@
       <w:tr>
         <w:tc>
           <w:tcPr>
-            <w:tcW w:type="dxa" w:w="600"/>
-            <w:tcMar>
-              <w:top w:type="dxa" w:w="80"/>
-              <w:left w:type="dxa" w:w="100"/>
-              <w:bottom w:type="dxa" w:w="80"/>
-              <w:right w:type="dxa" w:w="100"/>
-            </w:tcMar>
-          </w:tcPr>
-          <w:p>
-            <w:pPr>
-              <w:spacing w:after="60"/>
-            </w:pPr>
-            <w:r>
-              <w:rPr>
-                <w:rFonts w:ascii="Times New Roman" w:cs="Times New Roman" w:eastAsia="Times New Roman" w:hAnsi="Times New Roman"/>
-                <w:sz w:val="22"/>
-                <w:szCs w:val="22"/>
+            <w:tcW w:type="dxa" w:w="520"/>
+            <w:tcMar>
+              <w:top w:type="dxa" w:w="70"/>
+              <w:left w:type="dxa" w:w="90"/>
+              <w:bottom w:type="dxa" w:w="70"/>
+              <w:right w:type="dxa" w:w="90"/>
+            </w:tcMar>
+          </w:tcPr>
+          <w:p>
+            <w:pPr>
+              <w:spacing w:after="40"/>
+              <w:jc w:val="left"/>
+            </w:pPr>
+            <w:r>
+              <w:rPr>
+                <w:rFonts w:ascii="Times New Roman" w:cs="Times New Roman" w:eastAsia="Times New Roman" w:hAnsi="Times New Roman"/>
+                <w:sz w:val="20"/>
+                <w:szCs w:val="20"/>
               </w:rPr>
               <w:t xml:space="preserve">8</w:t>
             </w:r>
@@ -1885,23 +2011,24 @@
         </w:tc>
         <w:tc>
           <w:tcPr>
-            <w:tcW w:type="dxa" w:w="1900"/>
-            <w:tcMar>
-              <w:top w:type="dxa" w:w="80"/>
-              <w:left w:type="dxa" w:w="100"/>
-              <w:bottom w:type="dxa" w:w="80"/>
-              <w:right w:type="dxa" w:w="100"/>
-            </w:tcMar>
-          </w:tcPr>
-          <w:p>
-            <w:pPr>
-              <w:spacing w:after="60"/>
-            </w:pPr>
-            <w:r>
-              <w:rPr>
-                <w:rFonts w:ascii="Times New Roman" w:cs="Times New Roman" w:eastAsia="Times New Roman" w:hAnsi="Times New Roman"/>
-                <w:sz w:val="22"/>
-                <w:szCs w:val="22"/>
+            <w:tcW w:type="dxa" w:w="1800"/>
+            <w:tcMar>
+              <w:top w:type="dxa" w:w="70"/>
+              <w:left w:type="dxa" w:w="90"/>
+              <w:bottom w:type="dxa" w:w="70"/>
+              <w:right w:type="dxa" w:w="90"/>
+            </w:tcMar>
+          </w:tcPr>
+          <w:p>
+            <w:pPr>
+              <w:spacing w:after="40"/>
+              <w:jc w:val="left"/>
+            </w:pPr>
+            <w:r>
+              <w:rPr>
+                <w:rFonts w:ascii="Times New Roman" w:cs="Times New Roman" w:eastAsia="Times New Roman" w:hAnsi="Times New Roman"/>
+                <w:sz w:val="20"/>
+                <w:szCs w:val="20"/>
               </w:rPr>
               <w:t xml:space="preserve">Clonado del repositorio</w:t>
             </w:r>
@@ -1909,25 +2036,26 @@
         </w:tc>
         <w:tc>
           <w:tcPr>
-            <w:tcW w:type="dxa" w:w="6500"/>
-            <w:tcMar>
-              <w:top w:type="dxa" w:w="80"/>
-              <w:left w:type="dxa" w:w="100"/>
-              <w:bottom w:type="dxa" w:w="80"/>
-              <w:right w:type="dxa" w:w="100"/>
-            </w:tcMar>
-          </w:tcPr>
-          <w:p>
-            <w:pPr>
-              <w:spacing w:after="60"/>
-            </w:pPr>
-            <w:r>
-              <w:rPr>
-                <w:rFonts w:ascii="Times New Roman" w:cs="Times New Roman" w:eastAsia="Times New Roman" w:hAnsi="Times New Roman"/>
-                <w:sz w:val="22"/>
-                <w:szCs w:val="22"/>
-              </w:rPr>
-              <w:t xml:space="preserve">Se generó una deploy key ED25519 dedicada en el VPS (~/.ssh/deploy_key) y se registró en el repo vía API de GitHub con "read_only": true (el servidor solo puede leer, nunca escribir). Con ~/.ssh/config apuntando a esa llave, git clone git@github.com:mitsurielaine/data-center.git ~/data-center clonó sin problemas.</w:t>
+            <w:tcW w:type="dxa" w:w="6680"/>
+            <w:tcMar>
+              <w:top w:type="dxa" w:w="70"/>
+              <w:left w:type="dxa" w:w="90"/>
+              <w:bottom w:type="dxa" w:w="70"/>
+              <w:right w:type="dxa" w:w="90"/>
+            </w:tcMar>
+          </w:tcPr>
+          <w:p>
+            <w:pPr>
+              <w:spacing w:after="40"/>
+              <w:jc w:val="left"/>
+            </w:pPr>
+            <w:r>
+              <w:rPr>
+                <w:rFonts w:ascii="Times New Roman" w:cs="Times New Roman" w:eastAsia="Times New Roman" w:hAnsi="Times New Roman"/>
+                <w:sz w:val="20"/>
+                <w:szCs w:val="20"/>
+              </w:rPr>
+              <w:t xml:space="preserve">Deploy key ED25519 dedicada generada en el VPS y registrada en el repositorio con "read_only": true — el servidor solo puede leer, nunca escribir. Clonado con git clone por SSH sin incidencias.</w:t>
             </w:r>
           </w:p>
         </w:tc>
@@ -1935,23 +2063,24 @@
       <w:tr>
         <w:tc>
           <w:tcPr>
-            <w:tcW w:type="dxa" w:w="600"/>
-            <w:tcMar>
-              <w:top w:type="dxa" w:w="80"/>
-              <w:left w:type="dxa" w:w="100"/>
-              <w:bottom w:type="dxa" w:w="80"/>
-              <w:right w:type="dxa" w:w="100"/>
-            </w:tcMar>
-          </w:tcPr>
-          <w:p>
-            <w:pPr>
-              <w:spacing w:after="60"/>
-            </w:pPr>
-            <w:r>
-              <w:rPr>
-                <w:rFonts w:ascii="Times New Roman" w:cs="Times New Roman" w:eastAsia="Times New Roman" w:hAnsi="Times New Roman"/>
-                <w:sz w:val="22"/>
-                <w:szCs w:val="22"/>
+            <w:tcW w:type="dxa" w:w="520"/>
+            <w:tcMar>
+              <w:top w:type="dxa" w:w="70"/>
+              <w:left w:type="dxa" w:w="90"/>
+              <w:bottom w:type="dxa" w:w="70"/>
+              <w:right w:type="dxa" w:w="90"/>
+            </w:tcMar>
+          </w:tcPr>
+          <w:p>
+            <w:pPr>
+              <w:spacing w:after="40"/>
+              <w:jc w:val="left"/>
+            </w:pPr>
+            <w:r>
+              <w:rPr>
+                <w:rFonts w:ascii="Times New Roman" w:cs="Times New Roman" w:eastAsia="Times New Roman" w:hAnsi="Times New Roman"/>
+                <w:sz w:val="20"/>
+                <w:szCs w:val="20"/>
               </w:rPr>
               <w:t xml:space="preserve">9</w:t>
             </w:r>
@@ -1959,23 +2088,24 @@
         </w:tc>
         <w:tc>
           <w:tcPr>
-            <w:tcW w:type="dxa" w:w="1900"/>
-            <w:tcMar>
-              <w:top w:type="dxa" w:w="80"/>
-              <w:left w:type="dxa" w:w="100"/>
-              <w:bottom w:type="dxa" w:w="80"/>
-              <w:right w:type="dxa" w:w="100"/>
-            </w:tcMar>
-          </w:tcPr>
-          <w:p>
-            <w:pPr>
-              <w:spacing w:after="60"/>
-            </w:pPr>
-            <w:r>
-              <w:rPr>
-                <w:rFonts w:ascii="Times New Roman" w:cs="Times New Roman" w:eastAsia="Times New Roman" w:hAnsi="Times New Roman"/>
-                <w:sz w:val="22"/>
-                <w:szCs w:val="22"/>
+            <w:tcW w:type="dxa" w:w="1800"/>
+            <w:tcMar>
+              <w:top w:type="dxa" w:w="70"/>
+              <w:left w:type="dxa" w:w="90"/>
+              <w:bottom w:type="dxa" w:w="70"/>
+              <w:right w:type="dxa" w:w="90"/>
+            </w:tcMar>
+          </w:tcPr>
+          <w:p>
+            <w:pPr>
+              <w:spacing w:after="40"/>
+              <w:jc w:val="left"/>
+            </w:pPr>
+            <w:r>
+              <w:rPr>
+                <w:rFonts w:ascii="Times New Roman" w:cs="Times New Roman" w:eastAsia="Times New Roman" w:hAnsi="Times New Roman"/>
+                <w:sz w:val="20"/>
+                <w:szCs w:val="20"/>
               </w:rPr>
               <w:t xml:space="preserve">Variables de entorno</w:t>
             </w:r>
@@ -1983,25 +2113,26 @@
         </w:tc>
         <w:tc>
           <w:tcPr>
-            <w:tcW w:type="dxa" w:w="6500"/>
-            <w:tcMar>
-              <w:top w:type="dxa" w:w="80"/>
-              <w:left w:type="dxa" w:w="100"/>
-              <w:bottom w:type="dxa" w:w="80"/>
-              <w:right w:type="dxa" w:w="100"/>
-            </w:tcMar>
-          </w:tcPr>
-          <w:p>
-            <w:pPr>
-              <w:spacing w:after="60"/>
-            </w:pPr>
-            <w:r>
-              <w:rPr>
-                <w:rFonts w:ascii="Times New Roman" w:cs="Times New Roman" w:eastAsia="Times New Roman" w:hAnsi="Times New Roman"/>
-                <w:sz w:val="22"/>
-                <w:szCs w:val="22"/>
-              </w:rPr>
-              <w:t xml:space="preserve">.env creado a partir de .env.example; DB_PASSWORD generada directamente en el servidor con openssl rand -hex 20 (nunca quedó versionada — .env está en .gitignore).</w:t>
+            <w:tcW w:type="dxa" w:w="6680"/>
+            <w:tcMar>
+              <w:top w:type="dxa" w:w="70"/>
+              <w:left w:type="dxa" w:w="90"/>
+              <w:bottom w:type="dxa" w:w="70"/>
+              <w:right w:type="dxa" w:w="90"/>
+            </w:tcMar>
+          </w:tcPr>
+          <w:p>
+            <w:pPr>
+              <w:spacing w:after="40"/>
+              <w:jc w:val="left"/>
+            </w:pPr>
+            <w:r>
+              <w:rPr>
+                <w:rFonts w:ascii="Times New Roman" w:cs="Times New Roman" w:eastAsia="Times New Roman" w:hAnsi="Times New Roman"/>
+                <w:sz w:val="20"/>
+                <w:szCs w:val="20"/>
+              </w:rPr>
+              <w:t xml:space="preserve">.env creado desde .env.example; DB_PASSWORD generada en el propio servidor con openssl rand -hex 20, de modo que nunca quedó versionada (.env está en .gitignore) ni salió del VPS.</w:t>
             </w:r>
           </w:p>
         </w:tc>
@@ -2009,23 +2140,24 @@
       <w:tr>
         <w:tc>
           <w:tcPr>
-            <w:tcW w:type="dxa" w:w="600"/>
-            <w:tcMar>
-              <w:top w:type="dxa" w:w="80"/>
-              <w:left w:type="dxa" w:w="100"/>
-              <w:bottom w:type="dxa" w:w="80"/>
-              <w:right w:type="dxa" w:w="100"/>
-            </w:tcMar>
-          </w:tcPr>
-          <w:p>
-            <w:pPr>
-              <w:spacing w:after="60"/>
-            </w:pPr>
-            <w:r>
-              <w:rPr>
-                <w:rFonts w:ascii="Times New Roman" w:cs="Times New Roman" w:eastAsia="Times New Roman" w:hAnsi="Times New Roman"/>
-                <w:sz w:val="22"/>
-                <w:szCs w:val="22"/>
+            <w:tcW w:type="dxa" w:w="520"/>
+            <w:tcMar>
+              <w:top w:type="dxa" w:w="70"/>
+              <w:left w:type="dxa" w:w="90"/>
+              <w:bottom w:type="dxa" w:w="70"/>
+              <w:right w:type="dxa" w:w="90"/>
+            </w:tcMar>
+          </w:tcPr>
+          <w:p>
+            <w:pPr>
+              <w:spacing w:after="40"/>
+              <w:jc w:val="left"/>
+            </w:pPr>
+            <w:r>
+              <w:rPr>
+                <w:rFonts w:ascii="Times New Roman" w:cs="Times New Roman" w:eastAsia="Times New Roman" w:hAnsi="Times New Roman"/>
+                <w:sz w:val="20"/>
+                <w:szCs w:val="20"/>
               </w:rPr>
               <w:t xml:space="preserve">10</w:t>
             </w:r>
@@ -2033,23 +2165,24 @@
         </w:tc>
         <w:tc>
           <w:tcPr>
-            <w:tcW w:type="dxa" w:w="1900"/>
-            <w:tcMar>
-              <w:top w:type="dxa" w:w="80"/>
-              <w:left w:type="dxa" w:w="100"/>
-              <w:bottom w:type="dxa" w:w="80"/>
-              <w:right w:type="dxa" w:w="100"/>
-            </w:tcMar>
-          </w:tcPr>
-          <w:p>
-            <w:pPr>
-              <w:spacing w:after="60"/>
-            </w:pPr>
-            <w:r>
-              <w:rPr>
-                <w:rFonts w:ascii="Times New Roman" w:cs="Times New Roman" w:eastAsia="Times New Roman" w:hAnsi="Times New Roman"/>
-                <w:sz w:val="22"/>
-                <w:szCs w:val="22"/>
+            <w:tcW w:type="dxa" w:w="1800"/>
+            <w:tcMar>
+              <w:top w:type="dxa" w:w="70"/>
+              <w:left w:type="dxa" w:w="90"/>
+              <w:bottom w:type="dxa" w:w="70"/>
+              <w:right w:type="dxa" w:w="90"/>
+            </w:tcMar>
+          </w:tcPr>
+          <w:p>
+            <w:pPr>
+              <w:spacing w:after="40"/>
+              <w:jc w:val="left"/>
+            </w:pPr>
+            <w:r>
+              <w:rPr>
+                <w:rFonts w:ascii="Times New Roman" w:cs="Times New Roman" w:eastAsia="Times New Roman" w:hAnsi="Times New Roman"/>
+                <w:sz w:val="20"/>
+                <w:szCs w:val="20"/>
               </w:rPr>
               <w:t xml:space="preserve">Primer despliegue</w:t>
             </w:r>
@@ -2057,25 +2190,26 @@
         </w:tc>
         <w:tc>
           <w:tcPr>
-            <w:tcW w:type="dxa" w:w="6500"/>
-            <w:tcMar>
-              <w:top w:type="dxa" w:w="80"/>
-              <w:left w:type="dxa" w:w="100"/>
-              <w:bottom w:type="dxa" w:w="80"/>
-              <w:right w:type="dxa" w:w="100"/>
-            </w:tcMar>
-          </w:tcPr>
-          <w:p>
-            <w:pPr>
-              <w:spacing w:after="60"/>
-            </w:pPr>
-            <w:r>
-              <w:rPr>
-                <w:rFonts w:ascii="Times New Roman" w:cs="Times New Roman" w:eastAsia="Times New Roman" w:hAnsi="Times New Roman"/>
-                <w:sz w:val="22"/>
-                <w:szCs w:val="22"/>
-              </w:rPr>
-              <w:t xml:space="preserve">docker compose up -d --build: build completo en ~9 s (t3.micro con swap, sin cuelgues). docker compose ps: data-center-db (postgres:16-alpine) healthy, data-center-backend y data-center-frontend Up; solo el frontend publica 0.0.0.0:80-&gt;80. curl http://localhost/api/health → {"status":"ok","db":"connected"}.</w:t>
+            <w:tcW w:type="dxa" w:w="6680"/>
+            <w:tcMar>
+              <w:top w:type="dxa" w:w="70"/>
+              <w:left w:type="dxa" w:w="90"/>
+              <w:bottom w:type="dxa" w:w="70"/>
+              <w:right w:type="dxa" w:w="90"/>
+            </w:tcMar>
+          </w:tcPr>
+          <w:p>
+            <w:pPr>
+              <w:spacing w:after="40"/>
+              <w:jc w:val="left"/>
+            </w:pPr>
+            <w:r>
+              <w:rPr>
+                <w:rFonts w:ascii="Times New Roman" w:cs="Times New Roman" w:eastAsia="Times New Roman" w:hAnsi="Times New Roman"/>
+                <w:sz w:val="20"/>
+                <w:szCs w:val="20"/>
+              </w:rPr>
+              <w:t xml:space="preserve">docker compose up -d --build: build completo en unos 9 s. Los tres contenedores arriba, db (postgres:16-alpine) healthy. curl http://localhost/api/health devolvió {"status":"ok","db":"connected"}.</w:t>
             </w:r>
           </w:p>
         </w:tc>
@@ -2083,23 +2217,24 @@
       <w:tr>
         <w:tc>
           <w:tcPr>
-            <w:tcW w:type="dxa" w:w="600"/>
-            <w:tcMar>
-              <w:top w:type="dxa" w:w="80"/>
-              <w:left w:type="dxa" w:w="100"/>
-              <w:bottom w:type="dxa" w:w="80"/>
-              <w:right w:type="dxa" w:w="100"/>
-            </w:tcMar>
-          </w:tcPr>
-          <w:p>
-            <w:pPr>
-              <w:spacing w:after="60"/>
-            </w:pPr>
-            <w:r>
-              <w:rPr>
-                <w:rFonts w:ascii="Times New Roman" w:cs="Times New Roman" w:eastAsia="Times New Roman" w:hAnsi="Times New Roman"/>
-                <w:sz w:val="22"/>
-                <w:szCs w:val="22"/>
+            <w:tcW w:type="dxa" w:w="520"/>
+            <w:tcMar>
+              <w:top w:type="dxa" w:w="70"/>
+              <w:left w:type="dxa" w:w="90"/>
+              <w:bottom w:type="dxa" w:w="70"/>
+              <w:right w:type="dxa" w:w="90"/>
+            </w:tcMar>
+          </w:tcPr>
+          <w:p>
+            <w:pPr>
+              <w:spacing w:after="40"/>
+              <w:jc w:val="left"/>
+            </w:pPr>
+            <w:r>
+              <w:rPr>
+                <w:rFonts w:ascii="Times New Roman" w:cs="Times New Roman" w:eastAsia="Times New Roman" w:hAnsi="Times New Roman"/>
+                <w:sz w:val="20"/>
+                <w:szCs w:val="20"/>
               </w:rPr>
               <w:t xml:space="preserve">11</w:t>
             </w:r>
@@ -2107,23 +2242,24 @@
         </w:tc>
         <w:tc>
           <w:tcPr>
-            <w:tcW w:type="dxa" w:w="1900"/>
-            <w:tcMar>
-              <w:top w:type="dxa" w:w="80"/>
-              <w:left w:type="dxa" w:w="100"/>
-              <w:bottom w:type="dxa" w:w="80"/>
-              <w:right w:type="dxa" w:w="100"/>
-            </w:tcMar>
-          </w:tcPr>
-          <w:p>
-            <w:pPr>
-              <w:spacing w:after="60"/>
-            </w:pPr>
-            <w:r>
-              <w:rPr>
-                <w:rFonts w:ascii="Times New Roman" w:cs="Times New Roman" w:eastAsia="Times New Roman" w:hAnsi="Times New Roman"/>
-                <w:sz w:val="22"/>
-                <w:szCs w:val="22"/>
+            <w:tcW w:type="dxa" w:w="1800"/>
+            <w:tcMar>
+              <w:top w:type="dxa" w:w="70"/>
+              <w:left w:type="dxa" w:w="90"/>
+              <w:bottom w:type="dxa" w:w="70"/>
+              <w:right w:type="dxa" w:w="90"/>
+            </w:tcMar>
+          </w:tcPr>
+          <w:p>
+            <w:pPr>
+              <w:spacing w:after="40"/>
+              <w:jc w:val="left"/>
+            </w:pPr>
+            <w:r>
+              <w:rPr>
+                <w:rFonts w:ascii="Times New Roman" w:cs="Times New Roman" w:eastAsia="Times New Roman" w:hAnsi="Times New Roman"/>
+                <w:sz w:val="20"/>
+                <w:szCs w:val="20"/>
               </w:rPr>
               <w:t xml:space="preserve">Verificación funcional</w:t>
             </w:r>
@@ -2131,25 +2267,26 @@
         </w:tc>
         <w:tc>
           <w:tcPr>
-            <w:tcW w:type="dxa" w:w="6500"/>
-            <w:tcMar>
-              <w:top w:type="dxa" w:w="80"/>
-              <w:left w:type="dxa" w:w="100"/>
-              <w:bottom w:type="dxa" w:w="80"/>
-              <w:right w:type="dxa" w:w="100"/>
-            </w:tcMar>
-          </w:tcPr>
-          <w:p>
-            <w:pPr>
-              <w:spacing w:after="60"/>
-            </w:pPr>
-            <w:r>
-              <w:rPr>
-                <w:rFonts w:ascii="Times New Roman" w:cs="Times New Roman" w:eastAsia="Times New Roman" w:hAnsi="Times New Roman"/>
-                <w:sz w:val="22"/>
-                <w:szCs w:val="22"/>
-              </w:rPr>
-              <w:t xml:space="preserve">http://3.144.146.133/api/health respondió {"status":"ok","db":"connected"} desde internet (verificado desde fuera de la red del VPS). CRUD probado manualmente en el navegador vía IP pública: se creó la tarea "Prueba de url", se marcó como completada, se probó el filtro por título y la eliminación. El panel muestra los contadores (pendientes/completadas/total) sincronizados con la base.</w:t>
+            <w:tcW w:type="dxa" w:w="6680"/>
+            <w:tcMar>
+              <w:top w:type="dxa" w:w="70"/>
+              <w:left w:type="dxa" w:w="90"/>
+              <w:bottom w:type="dxa" w:w="70"/>
+              <w:right w:type="dxa" w:w="90"/>
+            </w:tcMar>
+          </w:tcPr>
+          <w:p>
+            <w:pPr>
+              <w:spacing w:after="40"/>
+              <w:jc w:val="left"/>
+            </w:pPr>
+            <w:r>
+              <w:rPr>
+                <w:rFonts w:ascii="Times New Roman" w:cs="Times New Roman" w:eastAsia="Times New Roman" w:hAnsi="Times New Roman"/>
+                <w:sz w:val="20"/>
+                <w:szCs w:val="20"/>
+              </w:rPr>
+              <w:t xml:space="preserve">Health check respondido correctamente desde internet. CRUD probado manualmente en el navegador: creación, marcado como completada, filtro por título y eliminación; los contadores del panel se sincronizan con la base.</w:t>
             </w:r>
           </w:p>
         </w:tc>
@@ -2157,23 +2294,24 @@
       <w:tr>
         <w:tc>
           <w:tcPr>
-            <w:tcW w:type="dxa" w:w="600"/>
-            <w:tcMar>
-              <w:top w:type="dxa" w:w="80"/>
-              <w:left w:type="dxa" w:w="100"/>
-              <w:bottom w:type="dxa" w:w="80"/>
-              <w:right w:type="dxa" w:w="100"/>
-            </w:tcMar>
-          </w:tcPr>
-          <w:p>
-            <w:pPr>
-              <w:spacing w:after="60"/>
-            </w:pPr>
-            <w:r>
-              <w:rPr>
-                <w:rFonts w:ascii="Times New Roman" w:cs="Times New Roman" w:eastAsia="Times New Roman" w:hAnsi="Times New Roman"/>
-                <w:sz w:val="22"/>
-                <w:szCs w:val="22"/>
+            <w:tcW w:type="dxa" w:w="520"/>
+            <w:tcMar>
+              <w:top w:type="dxa" w:w="70"/>
+              <w:left w:type="dxa" w:w="90"/>
+              <w:bottom w:type="dxa" w:w="70"/>
+              <w:right w:type="dxa" w:w="90"/>
+            </w:tcMar>
+          </w:tcPr>
+          <w:p>
+            <w:pPr>
+              <w:spacing w:after="40"/>
+              <w:jc w:val="left"/>
+            </w:pPr>
+            <w:r>
+              <w:rPr>
+                <w:rFonts w:ascii="Times New Roman" w:cs="Times New Roman" w:eastAsia="Times New Roman" w:hAnsi="Times New Roman"/>
+                <w:sz w:val="20"/>
+                <w:szCs w:val="20"/>
               </w:rPr>
               <w:t xml:space="preserve">12</w:t>
             </w:r>
@@ -2181,23 +2319,24 @@
         </w:tc>
         <w:tc>
           <w:tcPr>
-            <w:tcW w:type="dxa" w:w="1900"/>
-            <w:tcMar>
-              <w:top w:type="dxa" w:w="80"/>
-              <w:left w:type="dxa" w:w="100"/>
-              <w:bottom w:type="dxa" w:w="80"/>
-              <w:right w:type="dxa" w:w="100"/>
-            </w:tcMar>
-          </w:tcPr>
-          <w:p>
-            <w:pPr>
-              <w:spacing w:after="60"/>
-            </w:pPr>
-            <w:r>
-              <w:rPr>
-                <w:rFonts w:ascii="Times New Roman" w:cs="Times New Roman" w:eastAsia="Times New Roman" w:hAnsi="Times New Roman"/>
-                <w:sz w:val="22"/>
-                <w:szCs w:val="22"/>
+            <w:tcW w:type="dxa" w:w="1800"/>
+            <w:tcMar>
+              <w:top w:type="dxa" w:w="70"/>
+              <w:left w:type="dxa" w:w="90"/>
+              <w:bottom w:type="dxa" w:w="70"/>
+              <w:right w:type="dxa" w:w="90"/>
+            </w:tcMar>
+          </w:tcPr>
+          <w:p>
+            <w:pPr>
+              <w:spacing w:after="40"/>
+              <w:jc w:val="left"/>
+            </w:pPr>
+            <w:r>
+              <w:rPr>
+                <w:rFonts w:ascii="Times New Roman" w:cs="Times New Roman" w:eastAsia="Times New Roman" w:hAnsi="Times New Roman"/>
+                <w:sz w:val="20"/>
+                <w:szCs w:val="20"/>
               </w:rPr>
               <w:t xml:space="preserve">fail2ban</w:t>
             </w:r>
@@ -2205,25 +2344,26 @@
         </w:tc>
         <w:tc>
           <w:tcPr>
-            <w:tcW w:type="dxa" w:w="6500"/>
-            <w:tcMar>
-              <w:top w:type="dxa" w:w="80"/>
-              <w:left w:type="dxa" w:w="100"/>
-              <w:bottom w:type="dxa" w:w="80"/>
-              <w:right w:type="dxa" w:w="100"/>
-            </w:tcMar>
-          </w:tcPr>
-          <w:p>
-            <w:pPr>
-              <w:spacing w:after="60"/>
-            </w:pPr>
-            <w:r>
-              <w:rPr>
-                <w:rFonts w:ascii="Times New Roman" w:cs="Times New Roman" w:eastAsia="Times New Roman" w:hAnsi="Times New Roman"/>
-                <w:sz w:val="22"/>
-                <w:szCs w:val="22"/>
-              </w:rPr>
-              <w:t xml:space="preserve">Instalado fail2ban 1.0.2 con el jail sshd activo (systemctl enable --now fail2ban). Mitiga fuerza bruta sobre SSH, necesario porque el puerto 22 se abrió a 0.0.0.0/0 para los runners de GitHub Actions (IPs dinámicas).</w:t>
+            <w:tcW w:type="dxa" w:w="6680"/>
+            <w:tcMar>
+              <w:top w:type="dxa" w:w="70"/>
+              <w:left w:type="dxa" w:w="90"/>
+              <w:bottom w:type="dxa" w:w="70"/>
+              <w:right w:type="dxa" w:w="90"/>
+            </w:tcMar>
+          </w:tcPr>
+          <w:p>
+            <w:pPr>
+              <w:spacing w:after="40"/>
+              <w:jc w:val="left"/>
+            </w:pPr>
+            <w:r>
+              <w:rPr>
+                <w:rFonts w:ascii="Times New Roman" w:cs="Times New Roman" w:eastAsia="Times New Roman" w:hAnsi="Times New Roman"/>
+                <w:sz w:val="20"/>
+                <w:szCs w:val="20"/>
+              </w:rPr>
+              <w:t xml:space="preserve">fail2ban 1.0.2 con el jail sshd activo. Necesario porque el puerto 22 debió abrirse a 0.0.0.0/0 para los runners de GitHub Actions, que usan IPs dinámicas.</w:t>
             </w:r>
           </w:p>
         </w:tc>
@@ -2231,23 +2371,24 @@
       <w:tr>
         <w:tc>
           <w:tcPr>
-            <w:tcW w:type="dxa" w:w="600"/>
-            <w:tcMar>
-              <w:top w:type="dxa" w:w="80"/>
-              <w:left w:type="dxa" w:w="100"/>
-              <w:bottom w:type="dxa" w:w="80"/>
-              <w:right w:type="dxa" w:w="100"/>
-            </w:tcMar>
-          </w:tcPr>
-          <w:p>
-            <w:pPr>
-              <w:spacing w:after="60"/>
-            </w:pPr>
-            <w:r>
-              <w:rPr>
-                <w:rFonts w:ascii="Times New Roman" w:cs="Times New Roman" w:eastAsia="Times New Roman" w:hAnsi="Times New Roman"/>
-                <w:sz w:val="22"/>
-                <w:szCs w:val="22"/>
+            <w:tcW w:type="dxa" w:w="520"/>
+            <w:tcMar>
+              <w:top w:type="dxa" w:w="70"/>
+              <w:left w:type="dxa" w:w="90"/>
+              <w:bottom w:type="dxa" w:w="70"/>
+              <w:right w:type="dxa" w:w="90"/>
+            </w:tcMar>
+          </w:tcPr>
+          <w:p>
+            <w:pPr>
+              <w:spacing w:after="40"/>
+              <w:jc w:val="left"/>
+            </w:pPr>
+            <w:r>
+              <w:rPr>
+                <w:rFonts w:ascii="Times New Roman" w:cs="Times New Roman" w:eastAsia="Times New Roman" w:hAnsi="Times New Roman"/>
+                <w:sz w:val="20"/>
+                <w:szCs w:val="20"/>
               </w:rPr>
               <w:t xml:space="preserve">13</w:t>
             </w:r>
@@ -2255,23 +2396,24 @@
         </w:tc>
         <w:tc>
           <w:tcPr>
-            <w:tcW w:type="dxa" w:w="1900"/>
-            <w:tcMar>
-              <w:top w:type="dxa" w:w="80"/>
-              <w:left w:type="dxa" w:w="100"/>
-              <w:bottom w:type="dxa" w:w="80"/>
-              <w:right w:type="dxa" w:w="100"/>
-            </w:tcMar>
-          </w:tcPr>
-          <w:p>
-            <w:pPr>
-              <w:spacing w:after="60"/>
-            </w:pPr>
-            <w:r>
-              <w:rPr>
-                <w:rFonts w:ascii="Times New Roman" w:cs="Times New Roman" w:eastAsia="Times New Roman" w:hAnsi="Times New Roman"/>
-                <w:sz w:val="22"/>
-                <w:szCs w:val="22"/>
+            <w:tcW w:type="dxa" w:w="1800"/>
+            <w:tcMar>
+              <w:top w:type="dxa" w:w="70"/>
+              <w:left w:type="dxa" w:w="90"/>
+              <w:bottom w:type="dxa" w:w="70"/>
+              <w:right w:type="dxa" w:w="90"/>
+            </w:tcMar>
+          </w:tcPr>
+          <w:p>
+            <w:pPr>
+              <w:spacing w:after="40"/>
+              <w:jc w:val="left"/>
+            </w:pPr>
+            <w:r>
+              <w:rPr>
+                <w:rFonts w:ascii="Times New Roman" w:cs="Times New Roman" w:eastAsia="Times New Roman" w:hAnsi="Times New Roman"/>
+                <w:sz w:val="20"/>
+                <w:szCs w:val="20"/>
               </w:rPr>
               <w:t xml:space="preserve">Respaldos automáticos</w:t>
             </w:r>
@@ -2279,25 +2421,257 @@
         </w:tc>
         <w:tc>
           <w:tcPr>
-            <w:tcW w:type="dxa" w:w="6500"/>
-            <w:tcMar>
-              <w:top w:type="dxa" w:w="80"/>
-              <w:left w:type="dxa" w:w="100"/>
-              <w:bottom w:type="dxa" w:w="80"/>
-              <w:right w:type="dxa" w:w="100"/>
-            </w:tcMar>
-          </w:tcPr>
-          <w:p>
-            <w:pPr>
-              <w:spacing w:after="60"/>
-            </w:pPr>
-            <w:r>
-              <w:rPr>
-                <w:rFonts w:ascii="Times New Roman" w:cs="Times New Roman" w:eastAsia="Times New Roman" w:hAnsi="Times New Roman"/>
-                <w:sz w:val="22"/>
-                <w:szCs w:val="22"/>
-              </w:rPr>
-              <w:t xml:space="preserve">Cron diario 03:00 con pg_dump + gzip, retención 7 días (script ~/backups/backup-db.sh). Prueba manual exitosa: se generó tasksdb_2026-07-24_022013.sql.gz (976 B) en ~/backups/, con log en ~/backups/backup.log.</w:t>
+            <w:tcW w:type="dxa" w:w="6680"/>
+            <w:tcMar>
+              <w:top w:type="dxa" w:w="70"/>
+              <w:left w:type="dxa" w:w="90"/>
+              <w:bottom w:type="dxa" w:w="70"/>
+              <w:right w:type="dxa" w:w="90"/>
+            </w:tcMar>
+          </w:tcPr>
+          <w:p>
+            <w:pPr>
+              <w:spacing w:after="40"/>
+              <w:jc w:val="left"/>
+            </w:pPr>
+            <w:r>
+              <w:rPr>
+                <w:rFonts w:ascii="Times New Roman" w:cs="Times New Roman" w:eastAsia="Times New Roman" w:hAnsi="Times New Roman"/>
+                <w:sz w:val="20"/>
+                <w:szCs w:val="20"/>
+              </w:rPr>
+              <w:t xml:space="preserve">Cron diario a las 03:00 con pg_dump + gzip y retención de 7 días. Prueba manual exitosa: tasksdb_2026-07-24_022013.sql.gz (976 B) generado en ~/backups/.</w:t>
+            </w:r>
+          </w:p>
+        </w:tc>
+      </w:tr>
+      <w:tr>
+        <w:tc>
+          <w:tcPr>
+            <w:tcW w:type="dxa" w:w="520"/>
+            <w:tcMar>
+              <w:top w:type="dxa" w:w="70"/>
+              <w:left w:type="dxa" w:w="90"/>
+              <w:bottom w:type="dxa" w:w="70"/>
+              <w:right w:type="dxa" w:w="90"/>
+            </w:tcMar>
+          </w:tcPr>
+          <w:p>
+            <w:pPr>
+              <w:spacing w:after="40"/>
+              <w:jc w:val="left"/>
+            </w:pPr>
+            <w:r>
+              <w:rPr>
+                <w:rFonts w:ascii="Times New Roman" w:cs="Times New Roman" w:eastAsia="Times New Roman" w:hAnsi="Times New Roman"/>
+                <w:sz w:val="20"/>
+                <w:szCs w:val="20"/>
+              </w:rPr>
+              <w:t xml:space="preserve">14</w:t>
+            </w:r>
+          </w:p>
+        </w:tc>
+        <w:tc>
+          <w:tcPr>
+            <w:tcW w:type="dxa" w:w="1800"/>
+            <w:tcMar>
+              <w:top w:type="dxa" w:w="70"/>
+              <w:left w:type="dxa" w:w="90"/>
+              <w:bottom w:type="dxa" w:w="70"/>
+              <w:right w:type="dxa" w:w="90"/>
+            </w:tcMar>
+          </w:tcPr>
+          <w:p>
+            <w:pPr>
+              <w:spacing w:after="40"/>
+              <w:jc w:val="left"/>
+            </w:pPr>
+            <w:r>
+              <w:rPr>
+                <w:rFonts w:ascii="Times New Roman" w:cs="Times New Roman" w:eastAsia="Times New Roman" w:hAnsi="Times New Roman"/>
+                <w:sz w:val="20"/>
+                <w:szCs w:val="20"/>
+              </w:rPr>
+              <w:t xml:space="preserve">Auditoría de seguridad</w:t>
+            </w:r>
+          </w:p>
+        </w:tc>
+        <w:tc>
+          <w:tcPr>
+            <w:tcW w:type="dxa" w:w="6680"/>
+            <w:tcMar>
+              <w:top w:type="dxa" w:w="70"/>
+              <w:left w:type="dxa" w:w="90"/>
+              <w:bottom w:type="dxa" w:w="70"/>
+              <w:right w:type="dxa" w:w="90"/>
+            </w:tcMar>
+          </w:tcPr>
+          <w:p>
+            <w:pPr>
+              <w:spacing w:after="40"/>
+              <w:jc w:val="left"/>
+            </w:pPr>
+            <w:r>
+              <w:rPr>
+                <w:rFonts w:ascii="Times New Roman" w:cs="Times New Roman" w:eastAsia="Times New Roman" w:hAnsi="Times New Roman"/>
+                <w:sz w:val="20"/>
+                <w:szCs w:val="20"/>
+              </w:rPr>
+              <w:t xml:space="preserve">Escaneo externo de la URL pública con Cloudflare URL Scanner y revisión manual del código (frontend, API, Dockerfiles y compose). 19 hallazgos detectados y corregidos: ver sección 5.</w:t>
+            </w:r>
+          </w:p>
+        </w:tc>
+      </w:tr>
+      <w:tr>
+        <w:tc>
+          <w:tcPr>
+            <w:tcW w:type="dxa" w:w="520"/>
+            <w:tcMar>
+              <w:top w:type="dxa" w:w="70"/>
+              <w:left w:type="dxa" w:w="90"/>
+              <w:bottom w:type="dxa" w:w="70"/>
+              <w:right w:type="dxa" w:w="90"/>
+            </w:tcMar>
+          </w:tcPr>
+          <w:p>
+            <w:pPr>
+              <w:spacing w:after="40"/>
+              <w:jc w:val="left"/>
+            </w:pPr>
+            <w:r>
+              <w:rPr>
+                <w:rFonts w:ascii="Times New Roman" w:cs="Times New Roman" w:eastAsia="Times New Roman" w:hAnsi="Times New Roman"/>
+                <w:sz w:val="20"/>
+                <w:szCs w:val="20"/>
+              </w:rPr>
+              <w:t xml:space="preserve">15</w:t>
+            </w:r>
+          </w:p>
+        </w:tc>
+        <w:tc>
+          <w:tcPr>
+            <w:tcW w:type="dxa" w:w="1800"/>
+            <w:tcMar>
+              <w:top w:type="dxa" w:w="70"/>
+              <w:left w:type="dxa" w:w="90"/>
+              <w:bottom w:type="dxa" w:w="70"/>
+              <w:right w:type="dxa" w:w="90"/>
+            </w:tcMar>
+          </w:tcPr>
+          <w:p>
+            <w:pPr>
+              <w:spacing w:after="40"/>
+              <w:jc w:val="left"/>
+            </w:pPr>
+            <w:r>
+              <w:rPr>
+                <w:rFonts w:ascii="Times New Roman" w:cs="Times New Roman" w:eastAsia="Times New Roman" w:hAnsi="Times New Roman"/>
+                <w:sz w:val="20"/>
+                <w:szCs w:val="20"/>
+              </w:rPr>
+              <w:t xml:space="preserve">HTTPS con Let's Encrypt</w:t>
+            </w:r>
+          </w:p>
+        </w:tc>
+        <w:tc>
+          <w:tcPr>
+            <w:tcW w:type="dxa" w:w="6680"/>
+            <w:tcMar>
+              <w:top w:type="dxa" w:w="70"/>
+              <w:left w:type="dxa" w:w="90"/>
+              <w:bottom w:type="dxa" w:w="70"/>
+              <w:right w:type="dxa" w:w="90"/>
+            </w:tcMar>
+          </w:tcPr>
+          <w:p>
+            <w:pPr>
+              <w:spacing w:after="40"/>
+              <w:jc w:val="left"/>
+            </w:pPr>
+            <w:r>
+              <w:rPr>
+                <w:rFonts w:ascii="Times New Roman" w:cs="Times New Roman" w:eastAsia="Times New Roman" w:hAnsi="Times New Roman"/>
+                <w:sz w:val="20"/>
+                <w:szCs w:val="20"/>
+              </w:rPr>
+              <w:t xml:space="preserve">Puerto 443 abierto en Security Group y UFW. Certificado emitido para 3-144-146-133.nip.io mediante certbot con desafío HTTP-01 por webroot, válido hasta el 2026-10-28, con renovación automática semanal por cron y recarga de Nginx. Antes de solicitarlo se validó el circuito ACME con un archivo de prueba, para no consumir los intentos que limita Let's Encrypt.</w:t>
+            </w:r>
+          </w:p>
+        </w:tc>
+      </w:tr>
+      <w:tr>
+        <w:tc>
+          <w:tcPr>
+            <w:tcW w:type="dxa" w:w="520"/>
+            <w:tcMar>
+              <w:top w:type="dxa" w:w="70"/>
+              <w:left w:type="dxa" w:w="90"/>
+              <w:bottom w:type="dxa" w:w="70"/>
+              <w:right w:type="dxa" w:w="90"/>
+            </w:tcMar>
+          </w:tcPr>
+          <w:p>
+            <w:pPr>
+              <w:spacing w:after="40"/>
+              <w:jc w:val="left"/>
+            </w:pPr>
+            <w:r>
+              <w:rPr>
+                <w:rFonts w:ascii="Times New Roman" w:cs="Times New Roman" w:eastAsia="Times New Roman" w:hAnsi="Times New Roman"/>
+                <w:sz w:val="20"/>
+                <w:szCs w:val="20"/>
+              </w:rPr>
+              <w:t xml:space="preserve">16</w:t>
+            </w:r>
+          </w:p>
+        </w:tc>
+        <w:tc>
+          <w:tcPr>
+            <w:tcW w:type="dxa" w:w="1800"/>
+            <w:tcMar>
+              <w:top w:type="dxa" w:w="70"/>
+              <w:left w:type="dxa" w:w="90"/>
+              <w:bottom w:type="dxa" w:w="70"/>
+              <w:right w:type="dxa" w:w="90"/>
+            </w:tcMar>
+          </w:tcPr>
+          <w:p>
+            <w:pPr>
+              <w:spacing w:after="40"/>
+              <w:jc w:val="left"/>
+            </w:pPr>
+            <w:r>
+              <w:rPr>
+                <w:rFonts w:ascii="Times New Roman" w:cs="Times New Roman" w:eastAsia="Times New Roman" w:hAnsi="Times New Roman"/>
+                <w:sz w:val="20"/>
+                <w:szCs w:val="20"/>
+              </w:rPr>
+              <w:t xml:space="preserve">Endurecimiento del servidor</w:t>
+            </w:r>
+          </w:p>
+        </w:tc>
+        <w:tc>
+          <w:tcPr>
+            <w:tcW w:type="dxa" w:w="6680"/>
+            <w:tcMar>
+              <w:top w:type="dxa" w:w="70"/>
+              <w:left w:type="dxa" w:w="90"/>
+              <w:bottom w:type="dxa" w:w="70"/>
+              <w:right w:type="dxa" w:w="90"/>
+            </w:tcMar>
+          </w:tcPr>
+          <w:p>
+            <w:pPr>
+              <w:spacing w:after="40"/>
+              <w:jc w:val="left"/>
+            </w:pPr>
+            <w:r>
+              <w:rPr>
+                <w:rFonts w:ascii="Times New Roman" w:cs="Times New Roman" w:eastAsia="Times New Roman" w:hAnsi="Times New Roman"/>
+                <w:sz w:val="20"/>
+                <w:szCs w:val="20"/>
+              </w:rPr>
+              <w:t xml:space="preserve">SSH: PasswordAuthentication no, PermitRootLogin no, MaxAuthTries 3, AllowUsers ubuntu. fail2ban: 3 intentos, baneo de 1 h, ventana de 10 min. unattended-upgrades habilitado para parches automáticos. chmod 600 en .env.</w:t>
             </w:r>
           </w:p>
         </w:tc>
@@ -2384,7 +2758,7 @@
           <w:sz w:val="24"/>
           <w:szCs w:val="24"/>
         </w:rPr>
-        <w:t xml:space="preserve">Descarga el código, instala dependencias del backend (npm ci), valida su sintaxis, valida la sintaxis de docker-compose.yml (docker compose config --quiet) y construye las imágenes (docker compose build) para confirmar que el proyecto compila de extremo a extremo antes de tocar producción.</w:t>
+        <w:t xml:space="preserve">Descarga el código, instala dependencias del backend (npm ci), valida su sintaxis, ejecuta una auditoría de seguridad de dependencias (npm audit --audit-level=high), valida la sintaxis de docker-compose.yml y construye las imágenes para confirmar que el proyecto compila de extremo a extremo antes de tocar producción. La construcción del frontend, además, valida con nginx -t las dos configuraciones posibles (HTTP y TLS).</w:t>
       </w:r>
     </w:p>
     <w:p>
@@ -2415,7 +2789,7 @@
           <w:sz w:val="24"/>
           <w:szCs w:val="24"/>
         </w:rPr>
-        <w:t xml:space="preserve">Se conecta por SSH real al VPS (acción appleboy/ssh-action, autenticada con una llave privada guardada como secreto de GitHub) y ejecuta: git fetch + git reset --hard origin/main, docker compose up -d --build, docker image prune -f, y finalmente un curl contra /api/health que hace fallar el job si la app no responde tras el despliegue.</w:t>
+        <w:t xml:space="preserve">Se conecta por SSH real al VPS (acción appleboy/ssh-action, autenticada con una llave privada guardada como secreto de GitHub) y ejecuta: git fetch más git reset --hard origin/main, docker compose up -d --build, docker image prune -f y, finalmente, un curl contra /api/health que hace fallar el job si la aplicación no responde tras el despliegue.</w:t>
       </w:r>
     </w:p>
     <w:p>
@@ -2448,8 +2822,8 @@
         </w:tblBorders>
       </w:tblPr>
       <w:tblGrid>
-        <w:gridCol w:w="2200"/>
-        <w:gridCol w:w="6800"/>
+        <w:gridCol w:w="2100"/>
+        <w:gridCol w:w="6900"/>
       </w:tblGrid>
       <w:tr>
         <w:trPr>
@@ -2457,13 +2831,13 @@
         </w:trPr>
         <w:tc>
           <w:tcPr>
-            <w:tcW w:type="dxa" w:w="2200"/>
+            <w:tcW w:type="dxa" w:w="2100"/>
             <w:shd w:fill="1F3864" w:val="clear"/>
             <w:tcMar>
-              <w:top w:type="dxa" w:w="80"/>
-              <w:left w:type="dxa" w:w="100"/>
-              <w:bottom w:type="dxa" w:w="80"/>
-              <w:right w:type="dxa" w:w="100"/>
+              <w:top w:type="dxa" w:w="70"/>
+              <w:left w:type="dxa" w:w="90"/>
+              <w:bottom w:type="dxa" w:w="70"/>
+              <w:right w:type="dxa" w:w="90"/>
             </w:tcMar>
           </w:tcPr>
           <w:p>
@@ -2476,8 +2850,8 @@
                 <w:b/>
                 <w:bCs/>
                 <w:color w:val="FFFFFF"/>
-                <w:sz w:val="22"/>
-                <w:szCs w:val="22"/>
+                <w:sz w:val="20"/>
+                <w:szCs w:val="20"/>
               </w:rPr>
               <w:t xml:space="preserve">Secreto</w:t>
             </w:r>
@@ -2485,13 +2859,13 @@
         </w:tc>
         <w:tc>
           <w:tcPr>
-            <w:tcW w:type="dxa" w:w="6800"/>
+            <w:tcW w:type="dxa" w:w="6900"/>
             <w:shd w:fill="1F3864" w:val="clear"/>
             <w:tcMar>
-              <w:top w:type="dxa" w:w="80"/>
-              <w:left w:type="dxa" w:w="100"/>
-              <w:bottom w:type="dxa" w:w="80"/>
-              <w:right w:type="dxa" w:w="100"/>
+              <w:top w:type="dxa" w:w="70"/>
+              <w:left w:type="dxa" w:w="90"/>
+              <w:bottom w:type="dxa" w:w="70"/>
+              <w:right w:type="dxa" w:w="90"/>
             </w:tcMar>
           </w:tcPr>
           <w:p>
@@ -2504,8 +2878,8 @@
                 <w:b/>
                 <w:bCs/>
                 <w:color w:val="FFFFFF"/>
-                <w:sz w:val="22"/>
-                <w:szCs w:val="22"/>
+                <w:sz w:val="20"/>
+                <w:szCs w:val="20"/>
               </w:rPr>
               <w:t xml:space="preserve">Propósito</w:t>
             </w:r>
@@ -2515,23 +2889,24 @@
       <w:tr>
         <w:tc>
           <w:tcPr>
-            <w:tcW w:type="dxa" w:w="2200"/>
-            <w:tcMar>
-              <w:top w:type="dxa" w:w="80"/>
-              <w:left w:type="dxa" w:w="100"/>
-              <w:bottom w:type="dxa" w:w="80"/>
-              <w:right w:type="dxa" w:w="100"/>
-            </w:tcMar>
-          </w:tcPr>
-          <w:p>
-            <w:pPr>
-              <w:spacing w:after="60"/>
-            </w:pPr>
-            <w:r>
-              <w:rPr>
-                <w:rFonts w:ascii="Times New Roman" w:cs="Times New Roman" w:eastAsia="Times New Roman" w:hAnsi="Times New Roman"/>
-                <w:sz w:val="22"/>
-                <w:szCs w:val="22"/>
+            <w:tcW w:type="dxa" w:w="2100"/>
+            <w:tcMar>
+              <w:top w:type="dxa" w:w="70"/>
+              <w:left w:type="dxa" w:w="90"/>
+              <w:bottom w:type="dxa" w:w="70"/>
+              <w:right w:type="dxa" w:w="90"/>
+            </w:tcMar>
+          </w:tcPr>
+          <w:p>
+            <w:pPr>
+              <w:spacing w:after="40"/>
+              <w:jc w:val="left"/>
+            </w:pPr>
+            <w:r>
+              <w:rPr>
+                <w:rFonts w:ascii="Times New Roman" w:cs="Times New Roman" w:eastAsia="Times New Roman" w:hAnsi="Times New Roman"/>
+                <w:sz w:val="20"/>
+                <w:szCs w:val="20"/>
               </w:rPr>
               <w:t xml:space="preserve">VPS_HOST</w:t>
             </w:r>
@@ -2539,23 +2914,24 @@
         </w:tc>
         <w:tc>
           <w:tcPr>
-            <w:tcW w:type="dxa" w:w="6800"/>
-            <w:tcMar>
-              <w:top w:type="dxa" w:w="80"/>
-              <w:left w:type="dxa" w:w="100"/>
-              <w:bottom w:type="dxa" w:w="80"/>
-              <w:right w:type="dxa" w:w="100"/>
-            </w:tcMar>
-          </w:tcPr>
-          <w:p>
-            <w:pPr>
-              <w:spacing w:after="60"/>
-            </w:pPr>
-            <w:r>
-              <w:rPr>
-                <w:rFonts w:ascii="Times New Roman" w:cs="Times New Roman" w:eastAsia="Times New Roman" w:hAnsi="Times New Roman"/>
-                <w:sz w:val="22"/>
-                <w:szCs w:val="22"/>
+            <w:tcW w:type="dxa" w:w="6900"/>
+            <w:tcMar>
+              <w:top w:type="dxa" w:w="70"/>
+              <w:left w:type="dxa" w:w="90"/>
+              <w:bottom w:type="dxa" w:w="70"/>
+              <w:right w:type="dxa" w:w="90"/>
+            </w:tcMar>
+          </w:tcPr>
+          <w:p>
+            <w:pPr>
+              <w:spacing w:after="40"/>
+              <w:jc w:val="left"/>
+            </w:pPr>
+            <w:r>
+              <w:rPr>
+                <w:rFonts w:ascii="Times New Roman" w:cs="Times New Roman" w:eastAsia="Times New Roman" w:hAnsi="Times New Roman"/>
+                <w:sz w:val="20"/>
+                <w:szCs w:val="20"/>
               </w:rPr>
               <w:t xml:space="preserve">3.144.146.133 (IP pública de la instancia)</w:t>
             </w:r>
@@ -2565,23 +2941,24 @@
       <w:tr>
         <w:tc>
           <w:tcPr>
-            <w:tcW w:type="dxa" w:w="2200"/>
-            <w:tcMar>
-              <w:top w:type="dxa" w:w="80"/>
-              <w:left w:type="dxa" w:w="100"/>
-              <w:bottom w:type="dxa" w:w="80"/>
-              <w:right w:type="dxa" w:w="100"/>
-            </w:tcMar>
-          </w:tcPr>
-          <w:p>
-            <w:pPr>
-              <w:spacing w:after="60"/>
-            </w:pPr>
-            <w:r>
-              <w:rPr>
-                <w:rFonts w:ascii="Times New Roman" w:cs="Times New Roman" w:eastAsia="Times New Roman" w:hAnsi="Times New Roman"/>
-                <w:sz w:val="22"/>
-                <w:szCs w:val="22"/>
+            <w:tcW w:type="dxa" w:w="2100"/>
+            <w:tcMar>
+              <w:top w:type="dxa" w:w="70"/>
+              <w:left w:type="dxa" w:w="90"/>
+              <w:bottom w:type="dxa" w:w="70"/>
+              <w:right w:type="dxa" w:w="90"/>
+            </w:tcMar>
+          </w:tcPr>
+          <w:p>
+            <w:pPr>
+              <w:spacing w:after="40"/>
+              <w:jc w:val="left"/>
+            </w:pPr>
+            <w:r>
+              <w:rPr>
+                <w:rFonts w:ascii="Times New Roman" w:cs="Times New Roman" w:eastAsia="Times New Roman" w:hAnsi="Times New Roman"/>
+                <w:sz w:val="20"/>
+                <w:szCs w:val="20"/>
               </w:rPr>
               <w:t xml:space="preserve">VPS_USER</w:t>
             </w:r>
@@ -2589,23 +2966,24 @@
         </w:tc>
         <w:tc>
           <w:tcPr>
-            <w:tcW w:type="dxa" w:w="6800"/>
-            <w:tcMar>
-              <w:top w:type="dxa" w:w="80"/>
-              <w:left w:type="dxa" w:w="100"/>
-              <w:bottom w:type="dxa" w:w="80"/>
-              <w:right w:type="dxa" w:w="100"/>
-            </w:tcMar>
-          </w:tcPr>
-          <w:p>
-            <w:pPr>
-              <w:spacing w:after="60"/>
-            </w:pPr>
-            <w:r>
-              <w:rPr>
-                <w:rFonts w:ascii="Times New Roman" w:cs="Times New Roman" w:eastAsia="Times New Roman" w:hAnsi="Times New Roman"/>
-                <w:sz w:val="22"/>
-                <w:szCs w:val="22"/>
+            <w:tcW w:type="dxa" w:w="6900"/>
+            <w:tcMar>
+              <w:top w:type="dxa" w:w="70"/>
+              <w:left w:type="dxa" w:w="90"/>
+              <w:bottom w:type="dxa" w:w="70"/>
+              <w:right w:type="dxa" w:w="90"/>
+            </w:tcMar>
+          </w:tcPr>
+          <w:p>
+            <w:pPr>
+              <w:spacing w:after="40"/>
+              <w:jc w:val="left"/>
+            </w:pPr>
+            <w:r>
+              <w:rPr>
+                <w:rFonts w:ascii="Times New Roman" w:cs="Times New Roman" w:eastAsia="Times New Roman" w:hAnsi="Times New Roman"/>
+                <w:sz w:val="20"/>
+                <w:szCs w:val="20"/>
               </w:rPr>
               <w:t xml:space="preserve">ubuntu</w:t>
             </w:r>
@@ -2615,23 +2993,24 @@
       <w:tr>
         <w:tc>
           <w:tcPr>
-            <w:tcW w:type="dxa" w:w="2200"/>
-            <w:tcMar>
-              <w:top w:type="dxa" w:w="80"/>
-              <w:left w:type="dxa" w:w="100"/>
-              <w:bottom w:type="dxa" w:w="80"/>
-              <w:right w:type="dxa" w:w="100"/>
-            </w:tcMar>
-          </w:tcPr>
-          <w:p>
-            <w:pPr>
-              <w:spacing w:after="60"/>
-            </w:pPr>
-            <w:r>
-              <w:rPr>
-                <w:rFonts w:ascii="Times New Roman" w:cs="Times New Roman" w:eastAsia="Times New Roman" w:hAnsi="Times New Roman"/>
-                <w:sz w:val="22"/>
-                <w:szCs w:val="22"/>
+            <w:tcW w:type="dxa" w:w="2100"/>
+            <w:tcMar>
+              <w:top w:type="dxa" w:w="70"/>
+              <w:left w:type="dxa" w:w="90"/>
+              <w:bottom w:type="dxa" w:w="70"/>
+              <w:right w:type="dxa" w:w="90"/>
+            </w:tcMar>
+          </w:tcPr>
+          <w:p>
+            <w:pPr>
+              <w:spacing w:after="40"/>
+              <w:jc w:val="left"/>
+            </w:pPr>
+            <w:r>
+              <w:rPr>
+                <w:rFonts w:ascii="Times New Roman" w:cs="Times New Roman" w:eastAsia="Times New Roman" w:hAnsi="Times New Roman"/>
+                <w:sz w:val="20"/>
+                <w:szCs w:val="20"/>
               </w:rPr>
               <w:t xml:space="preserve">VPS_SSH_KEY</w:t>
             </w:r>
@@ -2639,25 +3018,26 @@
         </w:tc>
         <w:tc>
           <w:tcPr>
-            <w:tcW w:type="dxa" w:w="6800"/>
-            <w:tcMar>
-              <w:top w:type="dxa" w:w="80"/>
-              <w:left w:type="dxa" w:w="100"/>
-              <w:bottom w:type="dxa" w:w="80"/>
-              <w:right w:type="dxa" w:w="100"/>
-            </w:tcMar>
-          </w:tcPr>
-          <w:p>
-            <w:pPr>
-              <w:spacing w:after="60"/>
-            </w:pPr>
-            <w:r>
-              <w:rPr>
-                <w:rFonts w:ascii="Times New Roman" w:cs="Times New Roman" w:eastAsia="Times New Roman" w:hAnsi="Times New Roman"/>
-                <w:sz w:val="22"/>
-                <w:szCs w:val="22"/>
-              </w:rPr>
-              <w:t xml:space="preserve">Llave privada ED25519 dedicada al pipeline (distinta de la llave personal y de la deploy key)</w:t>
+            <w:tcW w:type="dxa" w:w="6900"/>
+            <w:tcMar>
+              <w:top w:type="dxa" w:w="70"/>
+              <w:left w:type="dxa" w:w="90"/>
+              <w:bottom w:type="dxa" w:w="70"/>
+              <w:right w:type="dxa" w:w="90"/>
+            </w:tcMar>
+          </w:tcPr>
+          <w:p>
+            <w:pPr>
+              <w:spacing w:after="40"/>
+              <w:jc w:val="left"/>
+            </w:pPr>
+            <w:r>
+              <w:rPr>
+                <w:rFonts w:ascii="Times New Roman" w:cs="Times New Roman" w:eastAsia="Times New Roman" w:hAnsi="Times New Roman"/>
+                <w:sz w:val="20"/>
+                <w:szCs w:val="20"/>
+              </w:rPr>
+              <w:t xml:space="preserve">Llave privada ED25519 dedicada al pipeline (distinta de la personal y de la deploy key)</w:t>
             </w:r>
           </w:p>
         </w:tc>
@@ -2665,23 +3045,24 @@
       <w:tr>
         <w:tc>
           <w:tcPr>
-            <w:tcW w:type="dxa" w:w="2200"/>
-            <w:tcMar>
-              <w:top w:type="dxa" w:w="80"/>
-              <w:left w:type="dxa" w:w="100"/>
-              <w:bottom w:type="dxa" w:w="80"/>
-              <w:right w:type="dxa" w:w="100"/>
-            </w:tcMar>
-          </w:tcPr>
-          <w:p>
-            <w:pPr>
-              <w:spacing w:after="60"/>
-            </w:pPr>
-            <w:r>
-              <w:rPr>
-                <w:rFonts w:ascii="Times New Roman" w:cs="Times New Roman" w:eastAsia="Times New Roman" w:hAnsi="Times New Roman"/>
-                <w:sz w:val="22"/>
-                <w:szCs w:val="22"/>
+            <w:tcW w:type="dxa" w:w="2100"/>
+            <w:tcMar>
+              <w:top w:type="dxa" w:w="70"/>
+              <w:left w:type="dxa" w:w="90"/>
+              <w:bottom w:type="dxa" w:w="70"/>
+              <w:right w:type="dxa" w:w="90"/>
+            </w:tcMar>
+          </w:tcPr>
+          <w:p>
+            <w:pPr>
+              <w:spacing w:after="40"/>
+              <w:jc w:val="left"/>
+            </w:pPr>
+            <w:r>
+              <w:rPr>
+                <w:rFonts w:ascii="Times New Roman" w:cs="Times New Roman" w:eastAsia="Times New Roman" w:hAnsi="Times New Roman"/>
+                <w:sz w:val="20"/>
+                <w:szCs w:val="20"/>
               </w:rPr>
               <w:t xml:space="preserve">VPS_PORT</w:t>
             </w:r>
@@ -2689,23 +3070,24 @@
         </w:tc>
         <w:tc>
           <w:tcPr>
-            <w:tcW w:type="dxa" w:w="6800"/>
-            <w:tcMar>
-              <w:top w:type="dxa" w:w="80"/>
-              <w:left w:type="dxa" w:w="100"/>
-              <w:bottom w:type="dxa" w:w="80"/>
-              <w:right w:type="dxa" w:w="100"/>
-            </w:tcMar>
-          </w:tcPr>
-          <w:p>
-            <w:pPr>
-              <w:spacing w:after="60"/>
-            </w:pPr>
-            <w:r>
-              <w:rPr>
-                <w:rFonts w:ascii="Times New Roman" w:cs="Times New Roman" w:eastAsia="Times New Roman" w:hAnsi="Times New Roman"/>
-                <w:sz w:val="22"/>
-                <w:szCs w:val="22"/>
+            <w:tcW w:type="dxa" w:w="6900"/>
+            <w:tcMar>
+              <w:top w:type="dxa" w:w="70"/>
+              <w:left w:type="dxa" w:w="90"/>
+              <w:bottom w:type="dxa" w:w="70"/>
+              <w:right w:type="dxa" w:w="90"/>
+            </w:tcMar>
+          </w:tcPr>
+          <w:p>
+            <w:pPr>
+              <w:spacing w:after="40"/>
+              <w:jc w:val="left"/>
+            </w:pPr>
+            <w:r>
+              <w:rPr>
+                <w:rFonts w:ascii="Times New Roman" w:cs="Times New Roman" w:eastAsia="Times New Roman" w:hAnsi="Times New Roman"/>
+                <w:sz w:val="20"/>
+                <w:szCs w:val="20"/>
               </w:rPr>
               <w:t xml:space="preserve">22</w:t>
             </w:r>
@@ -2755,7 +3137,21 @@
           <w:sz w:val="24"/>
           <w:szCs w:val="24"/>
         </w:rPr>
-        <w:t xml:space="preserve">Prueba definitiva: se editó una línea del frontend/index.html (se agregó el texto "Desplegado automáticamente con GitHub Actions.") y se hizo push a main (commit 565b797). El workflow corrió validate (npm ci + verificación de sintaxis + docker compose config + build de imágenes) y luego deploy (SSH real al VPS, git reset --hard origin/main, docker compose up -d --build, health check con curl). En unos 3 minutos el cambio quedó visible en http://3.144.146.133 sin tocar el VPS manualmente, verificado desde fuera de la red del servidor. La ejecución completa tomó 48 segundos en GitHub Actions (validate 16 s + deploy 24 s).</w:t>
+        <w:t xml:space="preserve">Prueba definitiva: se editó una línea del frontend/index.html y se hizo push a main (commit 565b797). El workflow ejecutó validate y luego deploy (SSH real al VPS, git reset --hard origin/main, docker compose up -d --build y health check con curl). En unos tres minutos el cambio quedó visible en producción sin tocar el VPS manualmente, verificado desde fuera de la red del servidor. La ejecución completa tomó 48 segundos (validate 16 s + deploy 24 s).</w:t>
+      </w:r>
+    </w:p>
+    <w:p>
+      <w:pPr>
+        <w:spacing w:after="160" w:line="320"/>
+        <w:jc w:val="both"/>
+      </w:pPr>
+      <w:r>
+        <w:rPr>
+          <w:rFonts w:ascii="Times New Roman" w:cs="Times New Roman" w:eastAsia="Times New Roman" w:hAnsi="Times New Roman"/>
+          <w:sz w:val="24"/>
+          <w:szCs w:val="24"/>
+        </w:rPr>
+        <w:t xml:space="preserve">Tras la auditoría de seguridad se realizaron nuevos despliegues por el mismo mecanismo. Los runs 5, 6 y 7 fallaron en el job validate por errores de configuración de Nginx (detallados en 5.7) — que es precisamente el comportamiento deseado: el pipeline detuvo cambios defectuosos antes de que llegaran a producción, y el servicio siguió funcionando con la versión anterior. El run 8, con las correcciones, terminó en verde (Anexo 8).</w:t>
       </w:r>
     </w:p>
     <w:p>
@@ -2808,7 +3204,7 @@
           <w:sz w:val="24"/>
           <w:szCs w:val="24"/>
         </w:rPr>
-        <w:t xml:space="preserve">AWS Security Group: permite únicamente 22 (SSH) y 80 (HTTP). El 22 se restringió inicialmente a la IP del administrador ("Mi IP") y se abrió a 0.0.0.0/0 recién al configurar el pipeline (los runners de GitHub Actions no tienen IP fija), riesgo mitigado con fail2ban. El 80 está abierto a 0.0.0.0/0 por ser el servicio web público.</w:t>
+        <w:t xml:space="preserve">AWS Security Group: permite únicamente 22 (SSH), 80 y 443 (HTTP/HTTPS). El 22 se restringió inicialmente a la IP del administrador y se abrió a 0.0.0.0/0 al configurar el pipeline, porque los runners de GitHub Actions no tienen IP fija; el riesgo se mitiga con autenticación exclusivamente por llave, fail2ban y la restricción AllowUsers.</w:t>
       </w:r>
     </w:p>
     <w:p>
@@ -2822,7 +3218,7 @@
           <w:sz w:val="24"/>
           <w:szCs w:val="24"/>
         </w:rPr>
-        <w:t xml:space="preserve">UFW (sistema operativo): misma política de puertos, segunda capa independiente. El backend (3000) y la base de datos (5432) nunca se exponen fuera de la red interna de Docker.</w:t>
+        <w:t xml:space="preserve">UFW (sistema operativo): misma política de puertos como segunda capa independiente. El backend (3000) y la base de datos (5432) nunca se exponen fuera de la red interna de Docker.</w:t>
       </w:r>
     </w:p>
     <w:p>
@@ -2853,7 +3249,7 @@
           <w:sz w:val="24"/>
           <w:szCs w:val="24"/>
         </w:rPr>
-        <w:t xml:space="preserve">El script ~/backups/backup-db.sh ejecuta pg_dump sobre la base, comprime con gzip y elimina respaldos de más de 7 días. Cron diario a las 03:00 (0 3 * * *, verificado con crontab -l). Prueba manual ejecutada con éxito: se generó tasksdb_2026-07-24_022013.sql.gz (976 B comprimido) en ~/backups/, con log de ejecuciones en ~/backups/backup.log.</w:t>
+        <w:t xml:space="preserve">El script ~/backups/backup-db.sh ejecuta pg_dump sobre la base, comprime con gzip y elimina respaldos de más de 7 días. Cron diario a las 03:00, verificado con crontab -l. Prueba manual ejecutada con éxito: se generó tasksdb_2026-07-24_022013.sql.gz (976 B comprimido) en ~/backups/, con log de ejecuciones en ~/backups/backup.log.</w:t>
       </w:r>
     </w:p>
     <w:p>
@@ -2884,7 +3280,7 @@
           <w:sz w:val="24"/>
           <w:szCs w:val="24"/>
         </w:rPr>
-        <w:t xml:space="preserve">Ningún secreto (contraseña de base de datos, llaves privadas) está versionado en Git — .env está excluido vía .gitignore. Las credenciales del pipeline viven únicamente como GitHub Actions Secrets, cifrados y ocultos en los logs.</w:t>
+        <w:t xml:space="preserve">Ningún secreto (contraseña de base de datos, llaves privadas) está versionado en Git: .env está excluido vía .gitignore y en el servidor tiene permisos 600. La contraseña de la base de datos se generó en el propio servidor con openssl rand -hex 20, de modo que nunca salió de él. Las credenciales del pipeline viven únicamente como GitHub Actions Secrets, cifrados y ocultos en los logs.</w:t>
       </w:r>
     </w:p>
     <w:p>
@@ -2901,7 +3297,7 @@
           <w:sz w:val="26"/>
           <w:szCs w:val="26"/>
         </w:rPr>
-        <w:t xml:space="preserve">4.4 Recomendaciones futuras</w:t>
+        <w:t xml:space="preserve">4.4 Actualizaciones y monitoreo</w:t>
       </w:r>
     </w:p>
     <w:p>
@@ -2915,7 +3311,43 @@
           <w:sz w:val="24"/>
           <w:szCs w:val="24"/>
         </w:rPr>
-        <w:t xml:space="preserve">Copiar los respaldos fuera de la instancia (por ejemplo a un bucket S3 con ciclo de vida) para sobrevivir a la pérdida del volumen; restringir el puerto 22 a los rangos de IP publicados por GitHub Actions (api.github.com/meta) en lugar de 0.0.0.0/0; habilitar unattended-upgrades para parches de seguridad automáticos; agregar HTTPS con un certificado de Let's Encrypt usando un subdominio gratuito tipo nip.io; y configurar alarmas de CloudWatch (CPU, disco, estado) para detectar incidentes sin entrar al servidor.</w:t>
+        <w:t xml:space="preserve">unattended-upgrades aplica automáticamente los parches de seguridad del sistema operativo. Los healthchecks de Docker vigilan de forma continua los tres contenedores, y el endpoint /api/health permite comprobar de un vistazo que la API y la base de datos responden. La rotación de logs de Docker (10 MB por archivo, 3 archivos) evita que el disco se llene.</w:t>
+      </w:r>
+    </w:p>
+    <w:p>
+      <w:pPr>
+        <w:pStyle w:val="Heading2"/>
+        <w:spacing w:after="160" w:before="240"/>
+      </w:pPr>
+      <w:r>
+        <w:rPr>
+          <w:rFonts w:ascii="Times New Roman" w:cs="Times New Roman" w:eastAsia="Times New Roman" w:hAnsi="Times New Roman"/>
+          <w:b/>
+          <w:bCs/>
+          <w:color w:val="1F3864"/>
+          <w:sz w:val="26"/>
+          <w:szCs w:val="26"/>
+        </w:rPr>
+        <w:t xml:space="preserve">4.5 Recomendaciones futuras</w:t>
+      </w:r>
+    </w:p>
+    <w:p>
+      <w:pPr>
+        <w:spacing w:after="160" w:line="320"/>
+        <w:jc w:val="both"/>
+      </w:pPr>
+      <w:r>
+        <w:rPr>
+          <w:rFonts w:ascii="Times New Roman" w:cs="Times New Roman" w:eastAsia="Times New Roman" w:hAnsi="Times New Roman"/>
+          <w:sz w:val="24"/>
+          <w:szCs w:val="24"/>
+        </w:rPr>
+        <w:t xml:space="preserve">Copiar los respaldos fuera de la instancia (por ejemplo a un bucket S3 con reglas de ciclo de vida) para sobrevivir a la pérdida del volumen; sustituir el acceso SSH del pipeline por un runner autoalojado o AWS Systems Manager, lo que permitiría cerrar el puerto 22 a internet; autoalojar las tipografías para eliminar la última dependencia de terceros; y configurar alarmas de CloudWatch (CPU, disco, estado de la instancia) para detectar incidentes sin necesidad de entrar al servidor.</w:t>
+      </w:r>
+    </w:p>
+    <w:p>
+      <w:r>
+        <w:br w:type="page"/>
       </w:r>
     </w:p>
     <w:p>
@@ -2932,7 +3364,7 @@
           <w:sz w:val="30"/>
           <w:szCs w:val="30"/>
         </w:rPr>
-        <w:t xml:space="preserve">5. Conclusión</w:t>
+        <w:t xml:space="preserve">5. Auditoría de Seguridad y Correcciones Aplicadas</w:t>
       </w:r>
     </w:p>
     <w:p>
@@ -2946,7 +3378,3345 @@
           <w:sz w:val="24"/>
           <w:szCs w:val="24"/>
         </w:rPr>
-        <w:t xml:space="preserve">La infraestructura desplegada cumple los cuatro requisitos técnicos del enunciado: un VPS real (AWS EC2 t3.micro con Ubuntu 24.04, IP pública 3.144.146.133), un stack completo de tres capas con base de datos relacional (Nginx + Node.js/Express + PostgreSQL 16, orquestado con Docker Compose sobre una red interna privada), un pipeline de CI/CD que valida y despliega automáticamente por SSH en cada push a main (verificado con un despliegue real de extremo a extremo), y un plan de mantenimiento con firewall en dos capas (Security Group + UFW), fail2ban y respaldos diarios automatizados de la base de datos. Todo el proceso quedó documentado como bitácora real, incluyendo los problemas encontrados y su resolución.</w:t>
+        <w:t xml:space="preserve">Una vez el servicio estuvo en producción se realizó una auditoría en cuatro capas: un escaneo externo de la URL pública con Cloudflare URL Scanner —que reporta las cabeceras de respuesta y las peticiones que hace el sitio— y una revisión manual del código del frontend, de la API, de los Dockerfiles y del docker-compose.yml. Se detectaron 19 hallazgos y se corrigieron todos. Las tablas siguientes resumen cada uno con su evidencia de verificación.</w:t>
+      </w:r>
+    </w:p>
+    <w:p>
+      <w:pPr>
+        <w:pStyle w:val="Heading2"/>
+        <w:spacing w:after="160" w:before="240"/>
+      </w:pPr>
+      <w:r>
+        <w:rPr>
+          <w:rFonts w:ascii="Times New Roman" w:cs="Times New Roman" w:eastAsia="Times New Roman" w:hAnsi="Times New Roman"/>
+          <w:b/>
+          <w:bCs/>
+          <w:color w:val="1F3864"/>
+          <w:sz w:val="26"/>
+          <w:szCs w:val="26"/>
+        </w:rPr>
+        <w:t xml:space="preserve">5.1 Capa de transporte y cabeceras HTTP</w:t>
+      </w:r>
+    </w:p>
+    <w:tbl>
+      <w:tblPr>
+        <w:tblW w:type="dxa" w:w="9000"/>
+        <w:tblBorders>
+          <w:top w:val="single" w:color="auto" w:sz="4"/>
+          <w:left w:val="single" w:color="auto" w:sz="4"/>
+          <w:bottom w:val="single" w:color="auto" w:sz="4"/>
+          <w:right w:val="single" w:color="auto" w:sz="4"/>
+          <w:insideH w:val="single" w:color="auto" w:sz="4"/>
+          <w:insideV w:val="single" w:color="auto" w:sz="4"/>
+        </w:tblBorders>
+      </w:tblPr>
+      <w:tblGrid>
+        <w:gridCol w:w="420"/>
+        <w:gridCol w:w="2100"/>
+        <w:gridCol w:w="1500"/>
+        <w:gridCol w:w="3200"/>
+        <w:gridCol w:w="1780"/>
+      </w:tblGrid>
+      <w:tr>
+        <w:trPr>
+          <w:tblHeader/>
+        </w:trPr>
+        <w:tc>
+          <w:tcPr>
+            <w:tcW w:type="dxa" w:w="420"/>
+            <w:shd w:fill="1F3864" w:val="clear"/>
+            <w:tcMar>
+              <w:top w:type="dxa" w:w="70"/>
+              <w:left w:type="dxa" w:w="90"/>
+              <w:bottom w:type="dxa" w:w="70"/>
+              <w:right w:type="dxa" w:w="90"/>
+            </w:tcMar>
+          </w:tcPr>
+          <w:p>
+            <w:pPr>
+              <w:jc w:val="center"/>
+            </w:pPr>
+            <w:r>
+              <w:rPr>
+                <w:rFonts w:ascii="Times New Roman" w:cs="Times New Roman" w:eastAsia="Times New Roman" w:hAnsi="Times New Roman"/>
+                <w:b/>
+                <w:bCs/>
+                <w:color w:val="FFFFFF"/>
+                <w:sz w:val="20"/>
+                <w:szCs w:val="20"/>
+              </w:rPr>
+              <w:t xml:space="preserve">#</w:t>
+            </w:r>
+          </w:p>
+        </w:tc>
+        <w:tc>
+          <w:tcPr>
+            <w:tcW w:type="dxa" w:w="2100"/>
+            <w:shd w:fill="1F3864" w:val="clear"/>
+            <w:tcMar>
+              <w:top w:type="dxa" w:w="70"/>
+              <w:left w:type="dxa" w:w="90"/>
+              <w:bottom w:type="dxa" w:w="70"/>
+              <w:right w:type="dxa" w:w="90"/>
+            </w:tcMar>
+          </w:tcPr>
+          <w:p>
+            <w:pPr>
+              <w:jc w:val="center"/>
+            </w:pPr>
+            <w:r>
+              <w:rPr>
+                <w:rFonts w:ascii="Times New Roman" w:cs="Times New Roman" w:eastAsia="Times New Roman" w:hAnsi="Times New Roman"/>
+                <w:b/>
+                <w:bCs/>
+                <w:color w:val="FFFFFF"/>
+                <w:sz w:val="20"/>
+                <w:szCs w:val="20"/>
+              </w:rPr>
+              <w:t xml:space="preserve">Hallazgo</w:t>
+            </w:r>
+          </w:p>
+        </w:tc>
+        <w:tc>
+          <w:tcPr>
+            <w:tcW w:type="dxa" w:w="1500"/>
+            <w:shd w:fill="1F3864" w:val="clear"/>
+            <w:tcMar>
+              <w:top w:type="dxa" w:w="70"/>
+              <w:left w:type="dxa" w:w="90"/>
+              <w:bottom w:type="dxa" w:w="70"/>
+              <w:right w:type="dxa" w:w="90"/>
+            </w:tcMar>
+          </w:tcPr>
+          <w:p>
+            <w:pPr>
+              <w:jc w:val="center"/>
+            </w:pPr>
+            <w:r>
+              <w:rPr>
+                <w:rFonts w:ascii="Times New Roman" w:cs="Times New Roman" w:eastAsia="Times New Roman" w:hAnsi="Times New Roman"/>
+                <w:b/>
+                <w:bCs/>
+                <w:color w:val="FFFFFF"/>
+                <w:sz w:val="20"/>
+                <w:szCs w:val="20"/>
+              </w:rPr>
+              <w:t xml:space="preserve">Riesgo</w:t>
+            </w:r>
+          </w:p>
+        </w:tc>
+        <w:tc>
+          <w:tcPr>
+            <w:tcW w:type="dxa" w:w="3200"/>
+            <w:shd w:fill="1F3864" w:val="clear"/>
+            <w:tcMar>
+              <w:top w:type="dxa" w:w="70"/>
+              <w:left w:type="dxa" w:w="90"/>
+              <w:bottom w:type="dxa" w:w="70"/>
+              <w:right w:type="dxa" w:w="90"/>
+            </w:tcMar>
+          </w:tcPr>
+          <w:p>
+            <w:pPr>
+              <w:jc w:val="center"/>
+            </w:pPr>
+            <w:r>
+              <w:rPr>
+                <w:rFonts w:ascii="Times New Roman" w:cs="Times New Roman" w:eastAsia="Times New Roman" w:hAnsi="Times New Roman"/>
+                <w:b/>
+                <w:bCs/>
+                <w:color w:val="FFFFFF"/>
+                <w:sz w:val="20"/>
+                <w:szCs w:val="20"/>
+              </w:rPr>
+              <w:t xml:space="preserve">Corrección aplicada</w:t>
+            </w:r>
+          </w:p>
+        </w:tc>
+        <w:tc>
+          <w:tcPr>
+            <w:tcW w:type="dxa" w:w="1780"/>
+            <w:shd w:fill="1F3864" w:val="clear"/>
+            <w:tcMar>
+              <w:top w:type="dxa" w:w="70"/>
+              <w:left w:type="dxa" w:w="90"/>
+              <w:bottom w:type="dxa" w:w="70"/>
+              <w:right w:type="dxa" w:w="90"/>
+            </w:tcMar>
+          </w:tcPr>
+          <w:p>
+            <w:pPr>
+              <w:jc w:val="center"/>
+            </w:pPr>
+            <w:r>
+              <w:rPr>
+                <w:rFonts w:ascii="Times New Roman" w:cs="Times New Roman" w:eastAsia="Times New Roman" w:hAnsi="Times New Roman"/>
+                <w:b/>
+                <w:bCs/>
+                <w:color w:val="FFFFFF"/>
+                <w:sz w:val="20"/>
+                <w:szCs w:val="20"/>
+              </w:rPr>
+              <w:t xml:space="preserve">Verificación</w:t>
+            </w:r>
+          </w:p>
+        </w:tc>
+      </w:tr>
+      <w:tr>
+        <w:tc>
+          <w:tcPr>
+            <w:tcW w:type="dxa" w:w="420"/>
+            <w:tcMar>
+              <w:top w:type="dxa" w:w="70"/>
+              <w:left w:type="dxa" w:w="90"/>
+              <w:bottom w:type="dxa" w:w="70"/>
+              <w:right w:type="dxa" w:w="90"/>
+            </w:tcMar>
+          </w:tcPr>
+          <w:p>
+            <w:pPr>
+              <w:spacing w:after="40"/>
+              <w:jc w:val="left"/>
+            </w:pPr>
+            <w:r>
+              <w:rPr>
+                <w:rFonts w:ascii="Times New Roman" w:cs="Times New Roman" w:eastAsia="Times New Roman" w:hAnsi="Times New Roman"/>
+                <w:sz w:val="20"/>
+                <w:szCs w:val="20"/>
+              </w:rPr>
+              <w:t xml:space="preserve">1</w:t>
+            </w:r>
+          </w:p>
+        </w:tc>
+        <w:tc>
+          <w:tcPr>
+            <w:tcW w:type="dxa" w:w="2100"/>
+            <w:tcMar>
+              <w:top w:type="dxa" w:w="70"/>
+              <w:left w:type="dxa" w:w="90"/>
+              <w:bottom w:type="dxa" w:w="70"/>
+              <w:right w:type="dxa" w:w="90"/>
+            </w:tcMar>
+          </w:tcPr>
+          <w:p>
+            <w:pPr>
+              <w:spacing w:after="40"/>
+              <w:jc w:val="left"/>
+            </w:pPr>
+            <w:r>
+              <w:rPr>
+                <w:rFonts w:ascii="Times New Roman" w:cs="Times New Roman" w:eastAsia="Times New Roman" w:hAnsi="Times New Roman"/>
+                <w:sz w:val="20"/>
+                <w:szCs w:val="20"/>
+              </w:rPr>
+              <w:t xml:space="preserve">Sitio servido solo por HTTP, sin cifrado</w:t>
+            </w:r>
+          </w:p>
+        </w:tc>
+        <w:tc>
+          <w:tcPr>
+            <w:tcW w:type="dxa" w:w="1500"/>
+            <w:tcMar>
+              <w:top w:type="dxa" w:w="70"/>
+              <w:left w:type="dxa" w:w="90"/>
+              <w:bottom w:type="dxa" w:w="70"/>
+              <w:right w:type="dxa" w:w="90"/>
+            </w:tcMar>
+          </w:tcPr>
+          <w:p>
+            <w:pPr>
+              <w:spacing w:after="40"/>
+              <w:jc w:val="left"/>
+            </w:pPr>
+            <w:r>
+              <w:rPr>
+                <w:rFonts w:ascii="Times New Roman" w:cs="Times New Roman" w:eastAsia="Times New Roman" w:hAnsi="Times New Roman"/>
+                <w:sz w:val="20"/>
+                <w:szCs w:val="20"/>
+              </w:rPr>
+              <w:t xml:space="preserve">Alto — los datos viajan en claro; permite interceptación y modificación en tránsito</w:t>
+            </w:r>
+          </w:p>
+        </w:tc>
+        <w:tc>
+          <w:tcPr>
+            <w:tcW w:type="dxa" w:w="3200"/>
+            <w:tcMar>
+              <w:top w:type="dxa" w:w="70"/>
+              <w:left w:type="dxa" w:w="90"/>
+              <w:bottom w:type="dxa" w:w="70"/>
+              <w:right w:type="dxa" w:w="90"/>
+            </w:tcMar>
+          </w:tcPr>
+          <w:p>
+            <w:pPr>
+              <w:spacing w:after="40"/>
+              <w:jc w:val="left"/>
+            </w:pPr>
+            <w:r>
+              <w:rPr>
+                <w:rFonts w:ascii="Times New Roman" w:cs="Times New Roman" w:eastAsia="Times New Roman" w:hAnsi="Times New Roman"/>
+                <w:sz w:val="20"/>
+                <w:szCs w:val="20"/>
+              </w:rPr>
+              <w:t xml:space="preserve">TLS 1.2/1.3 con certificado de Let's Encrypt para 3-144-146-133.nip.io (gratuito, sin dominio propio). Servicio certbot con desafío HTTP-01 por webroot y renovación automática semanal</w:t>
+            </w:r>
+          </w:p>
+        </w:tc>
+        <w:tc>
+          <w:tcPr>
+            <w:tcW w:type="dxa" w:w="1780"/>
+            <w:tcMar>
+              <w:top w:type="dxa" w:w="70"/>
+              <w:left w:type="dxa" w:w="90"/>
+              <w:bottom w:type="dxa" w:w="70"/>
+              <w:right w:type="dxa" w:w="90"/>
+            </w:tcMar>
+          </w:tcPr>
+          <w:p>
+            <w:pPr>
+              <w:spacing w:after="40"/>
+              <w:jc w:val="left"/>
+            </w:pPr>
+            <w:r>
+              <w:rPr>
+                <w:rFonts w:ascii="Times New Roman" w:cs="Times New Roman" w:eastAsia="Times New Roman" w:hAnsi="Times New Roman"/>
+                <w:sz w:val="20"/>
+                <w:szCs w:val="20"/>
+              </w:rPr>
+              <w:t xml:space="preserve">curl -I https://3-144-146-133.nip.io responde HTTP/2 200 con certificado válido</w:t>
+            </w:r>
+          </w:p>
+        </w:tc>
+      </w:tr>
+      <w:tr>
+        <w:tc>
+          <w:tcPr>
+            <w:tcW w:type="dxa" w:w="420"/>
+            <w:tcMar>
+              <w:top w:type="dxa" w:w="70"/>
+              <w:left w:type="dxa" w:w="90"/>
+              <w:bottom w:type="dxa" w:w="70"/>
+              <w:right w:type="dxa" w:w="90"/>
+            </w:tcMar>
+          </w:tcPr>
+          <w:p>
+            <w:pPr>
+              <w:spacing w:after="40"/>
+              <w:jc w:val="left"/>
+            </w:pPr>
+            <w:r>
+              <w:rPr>
+                <w:rFonts w:ascii="Times New Roman" w:cs="Times New Roman" w:eastAsia="Times New Roman" w:hAnsi="Times New Roman"/>
+                <w:sz w:val="20"/>
+                <w:szCs w:val="20"/>
+              </w:rPr>
+              <w:t xml:space="preserve">2</w:t>
+            </w:r>
+          </w:p>
+        </w:tc>
+        <w:tc>
+          <w:tcPr>
+            <w:tcW w:type="dxa" w:w="2100"/>
+            <w:tcMar>
+              <w:top w:type="dxa" w:w="70"/>
+              <w:left w:type="dxa" w:w="90"/>
+              <w:bottom w:type="dxa" w:w="70"/>
+              <w:right w:type="dxa" w:w="90"/>
+            </w:tcMar>
+          </w:tcPr>
+          <w:p>
+            <w:pPr>
+              <w:spacing w:after="40"/>
+              <w:jc w:val="left"/>
+            </w:pPr>
+            <w:r>
+              <w:rPr>
+                <w:rFonts w:ascii="Times New Roman" w:cs="Times New Roman" w:eastAsia="Times New Roman" w:hAnsi="Times New Roman"/>
+                <w:sz w:val="20"/>
+                <w:szCs w:val="20"/>
+              </w:rPr>
+              <w:t xml:space="preserve">Sin redirección de HTTP a HTTPS</w:t>
+            </w:r>
+          </w:p>
+        </w:tc>
+        <w:tc>
+          <w:tcPr>
+            <w:tcW w:type="dxa" w:w="1500"/>
+            <w:tcMar>
+              <w:top w:type="dxa" w:w="70"/>
+              <w:left w:type="dxa" w:w="90"/>
+              <w:bottom w:type="dxa" w:w="70"/>
+              <w:right w:type="dxa" w:w="90"/>
+            </w:tcMar>
+          </w:tcPr>
+          <w:p>
+            <w:pPr>
+              <w:spacing w:after="40"/>
+              <w:jc w:val="left"/>
+            </w:pPr>
+            <w:r>
+              <w:rPr>
+                <w:rFonts w:ascii="Times New Roman" w:cs="Times New Roman" w:eastAsia="Times New Roman" w:hAnsi="Times New Roman"/>
+                <w:sz w:val="20"/>
+                <w:szCs w:val="20"/>
+              </w:rPr>
+              <w:t xml:space="preserve">Medio — el usuario podía seguir navegando sin cifrado</w:t>
+            </w:r>
+          </w:p>
+        </w:tc>
+        <w:tc>
+          <w:tcPr>
+            <w:tcW w:type="dxa" w:w="3200"/>
+            <w:tcMar>
+              <w:top w:type="dxa" w:w="70"/>
+              <w:left w:type="dxa" w:w="90"/>
+              <w:bottom w:type="dxa" w:w="70"/>
+              <w:right w:type="dxa" w:w="90"/>
+            </w:tcMar>
+          </w:tcPr>
+          <w:p>
+            <w:pPr>
+              <w:spacing w:after="40"/>
+              <w:jc w:val="left"/>
+            </w:pPr>
+            <w:r>
+              <w:rPr>
+                <w:rFonts w:ascii="Times New Roman" w:cs="Times New Roman" w:eastAsia="Times New Roman" w:hAnsi="Times New Roman"/>
+                <w:sz w:val="20"/>
+                <w:szCs w:val="20"/>
+              </w:rPr>
+              <w:t xml:space="preserve">Redirección 308 (no 301: preserva el método HTTP; un 301 convertiría un POST en GET). El puerto 80 solo conserva el desafío ACME y la sonda de salud</w:t>
+            </w:r>
+          </w:p>
+        </w:tc>
+        <w:tc>
+          <w:tcPr>
+            <w:tcW w:type="dxa" w:w="1780"/>
+            <w:tcMar>
+              <w:top w:type="dxa" w:w="70"/>
+              <w:left w:type="dxa" w:w="90"/>
+              <w:bottom w:type="dxa" w:w="70"/>
+              <w:right w:type="dxa" w:w="90"/>
+            </w:tcMar>
+          </w:tcPr>
+          <w:p>
+            <w:pPr>
+              <w:spacing w:after="40"/>
+              <w:jc w:val="left"/>
+            </w:pPr>
+            <w:r>
+              <w:rPr>
+                <w:rFonts w:ascii="Times New Roman" w:cs="Times New Roman" w:eastAsia="Times New Roman" w:hAnsi="Times New Roman"/>
+                <w:sz w:val="20"/>
+                <w:szCs w:val="20"/>
+              </w:rPr>
+              <w:t xml:space="preserve">curl -I http://3-144-146-133.nip.io devuelve 308 Permanent Redirect</w:t>
+            </w:r>
+          </w:p>
+        </w:tc>
+      </w:tr>
+      <w:tr>
+        <w:tc>
+          <w:tcPr>
+            <w:tcW w:type="dxa" w:w="420"/>
+            <w:tcMar>
+              <w:top w:type="dxa" w:w="70"/>
+              <w:left w:type="dxa" w:w="90"/>
+              <w:bottom w:type="dxa" w:w="70"/>
+              <w:right w:type="dxa" w:w="90"/>
+            </w:tcMar>
+          </w:tcPr>
+          <w:p>
+            <w:pPr>
+              <w:spacing w:after="40"/>
+              <w:jc w:val="left"/>
+            </w:pPr>
+            <w:r>
+              <w:rPr>
+                <w:rFonts w:ascii="Times New Roman" w:cs="Times New Roman" w:eastAsia="Times New Roman" w:hAnsi="Times New Roman"/>
+                <w:sz w:val="20"/>
+                <w:szCs w:val="20"/>
+              </w:rPr>
+              <w:t xml:space="preserve">3</w:t>
+            </w:r>
+          </w:p>
+        </w:tc>
+        <w:tc>
+          <w:tcPr>
+            <w:tcW w:type="dxa" w:w="2100"/>
+            <w:tcMar>
+              <w:top w:type="dxa" w:w="70"/>
+              <w:left w:type="dxa" w:w="90"/>
+              <w:bottom w:type="dxa" w:w="70"/>
+              <w:right w:type="dxa" w:w="90"/>
+            </w:tcMar>
+          </w:tcPr>
+          <w:p>
+            <w:pPr>
+              <w:spacing w:after="40"/>
+              <w:jc w:val="left"/>
+            </w:pPr>
+            <w:r>
+              <w:rPr>
+                <w:rFonts w:ascii="Times New Roman" w:cs="Times New Roman" w:eastAsia="Times New Roman" w:hAnsi="Times New Roman"/>
+                <w:sz w:val="20"/>
+                <w:szCs w:val="20"/>
+              </w:rPr>
+              <w:t xml:space="preserve">Sin cabecera Strict-Transport-Security (HSTS)</w:t>
+            </w:r>
+          </w:p>
+        </w:tc>
+        <w:tc>
+          <w:tcPr>
+            <w:tcW w:type="dxa" w:w="1500"/>
+            <w:tcMar>
+              <w:top w:type="dxa" w:w="70"/>
+              <w:left w:type="dxa" w:w="90"/>
+              <w:bottom w:type="dxa" w:w="70"/>
+              <w:right w:type="dxa" w:w="90"/>
+            </w:tcMar>
+          </w:tcPr>
+          <w:p>
+            <w:pPr>
+              <w:spacing w:after="40"/>
+              <w:jc w:val="left"/>
+            </w:pPr>
+            <w:r>
+              <w:rPr>
+                <w:rFonts w:ascii="Times New Roman" w:cs="Times New Roman" w:eastAsia="Times New Roman" w:hAnsi="Times New Roman"/>
+                <w:sz w:val="20"/>
+                <w:szCs w:val="20"/>
+              </w:rPr>
+              <w:t xml:space="preserve">Medio — degradación a HTTP posible en la primera visita</w:t>
+            </w:r>
+          </w:p>
+        </w:tc>
+        <w:tc>
+          <w:tcPr>
+            <w:tcW w:type="dxa" w:w="3200"/>
+            <w:tcMar>
+              <w:top w:type="dxa" w:w="70"/>
+              <w:left w:type="dxa" w:w="90"/>
+              <w:bottom w:type="dxa" w:w="70"/>
+              <w:right w:type="dxa" w:w="90"/>
+            </w:tcMar>
+          </w:tcPr>
+          <w:p>
+            <w:pPr>
+              <w:spacing w:after="40"/>
+              <w:jc w:val="left"/>
+            </w:pPr>
+            <w:r>
+              <w:rPr>
+                <w:rFonts w:ascii="Times New Roman" w:cs="Times New Roman" w:eastAsia="Times New Roman" w:hAnsi="Times New Roman"/>
+                <w:sz w:val="20"/>
+                <w:szCs w:val="20"/>
+              </w:rPr>
+              <w:t xml:space="preserve">HSTS con max-age=31536000; includeSubDomains, emitido solo cuando el certificado es de confianza</w:t>
+            </w:r>
+          </w:p>
+        </w:tc>
+        <w:tc>
+          <w:tcPr>
+            <w:tcW w:type="dxa" w:w="1780"/>
+            <w:tcMar>
+              <w:top w:type="dxa" w:w="70"/>
+              <w:left w:type="dxa" w:w="90"/>
+              <w:bottom w:type="dxa" w:w="70"/>
+              <w:right w:type="dxa" w:w="90"/>
+            </w:tcMar>
+          </w:tcPr>
+          <w:p>
+            <w:pPr>
+              <w:spacing w:after="40"/>
+              <w:jc w:val="left"/>
+            </w:pPr>
+            <w:r>
+              <w:rPr>
+                <w:rFonts w:ascii="Times New Roman" w:cs="Times New Roman" w:eastAsia="Times New Roman" w:hAnsi="Times New Roman"/>
+                <w:sz w:val="20"/>
+                <w:szCs w:val="20"/>
+              </w:rPr>
+              <w:t xml:space="preserve">Cabecera strict-transport-security presente en la respuesta</w:t>
+            </w:r>
+          </w:p>
+        </w:tc>
+      </w:tr>
+      <w:tr>
+        <w:tc>
+          <w:tcPr>
+            <w:tcW w:type="dxa" w:w="420"/>
+            <w:tcMar>
+              <w:top w:type="dxa" w:w="70"/>
+              <w:left w:type="dxa" w:w="90"/>
+              <w:bottom w:type="dxa" w:w="70"/>
+              <w:right w:type="dxa" w:w="90"/>
+            </w:tcMar>
+          </w:tcPr>
+          <w:p>
+            <w:pPr>
+              <w:spacing w:after="40"/>
+              <w:jc w:val="left"/>
+            </w:pPr>
+            <w:r>
+              <w:rPr>
+                <w:rFonts w:ascii="Times New Roman" w:cs="Times New Roman" w:eastAsia="Times New Roman" w:hAnsi="Times New Roman"/>
+                <w:sz w:val="20"/>
+                <w:szCs w:val="20"/>
+              </w:rPr>
+              <w:t xml:space="preserve">4</w:t>
+            </w:r>
+          </w:p>
+        </w:tc>
+        <w:tc>
+          <w:tcPr>
+            <w:tcW w:type="dxa" w:w="2100"/>
+            <w:tcMar>
+              <w:top w:type="dxa" w:w="70"/>
+              <w:left w:type="dxa" w:w="90"/>
+              <w:bottom w:type="dxa" w:w="70"/>
+              <w:right w:type="dxa" w:w="90"/>
+            </w:tcMar>
+          </w:tcPr>
+          <w:p>
+            <w:pPr>
+              <w:spacing w:after="40"/>
+              <w:jc w:val="left"/>
+            </w:pPr>
+            <w:r>
+              <w:rPr>
+                <w:rFonts w:ascii="Times New Roman" w:cs="Times New Roman" w:eastAsia="Times New Roman" w:hAnsi="Times New Roman"/>
+                <w:sz w:val="20"/>
+                <w:szCs w:val="20"/>
+              </w:rPr>
+              <w:t xml:space="preserve">Sin Content-Security-Policy</w:t>
+            </w:r>
+          </w:p>
+        </w:tc>
+        <w:tc>
+          <w:tcPr>
+            <w:tcW w:type="dxa" w:w="1500"/>
+            <w:tcMar>
+              <w:top w:type="dxa" w:w="70"/>
+              <w:left w:type="dxa" w:w="90"/>
+              <w:bottom w:type="dxa" w:w="70"/>
+              <w:right w:type="dxa" w:w="90"/>
+            </w:tcMar>
+          </w:tcPr>
+          <w:p>
+            <w:pPr>
+              <w:spacing w:after="40"/>
+              <w:jc w:val="left"/>
+            </w:pPr>
+            <w:r>
+              <w:rPr>
+                <w:rFonts w:ascii="Times New Roman" w:cs="Times New Roman" w:eastAsia="Times New Roman" w:hAnsi="Times New Roman"/>
+                <w:sz w:val="20"/>
+                <w:szCs w:val="20"/>
+              </w:rPr>
+              <w:t xml:space="preserve">Alto — ninguna defensa en profundidad frente a inyección de scripts</w:t>
+            </w:r>
+          </w:p>
+        </w:tc>
+        <w:tc>
+          <w:tcPr>
+            <w:tcW w:type="dxa" w:w="3200"/>
+            <w:tcMar>
+              <w:top w:type="dxa" w:w="70"/>
+              <w:left w:type="dxa" w:w="90"/>
+              <w:bottom w:type="dxa" w:w="70"/>
+              <w:right w:type="dxa" w:w="90"/>
+            </w:tcMar>
+          </w:tcPr>
+          <w:p>
+            <w:pPr>
+              <w:spacing w:after="40"/>
+              <w:jc w:val="left"/>
+            </w:pPr>
+            <w:r>
+              <w:rPr>
+                <w:rFonts w:ascii="Times New Roman" w:cs="Times New Roman" w:eastAsia="Times New Roman" w:hAnsi="Times New Roman"/>
+                <w:sz w:val="20"/>
+                <w:szCs w:val="20"/>
+              </w:rPr>
+              <w:t xml:space="preserve">CSP restrictiva sin 'unsafe-inline': default-src 'self', object-src 'none', frame-ancestors 'none', base-uri 'none'. Exigió refactorizar el frontend (ver 5.2)</w:t>
+            </w:r>
+          </w:p>
+        </w:tc>
+        <w:tc>
+          <w:tcPr>
+            <w:tcW w:type="dxa" w:w="1780"/>
+            <w:tcMar>
+              <w:top w:type="dxa" w:w="70"/>
+              <w:left w:type="dxa" w:w="90"/>
+              <w:bottom w:type="dxa" w:w="70"/>
+              <w:right w:type="dxa" w:w="90"/>
+            </w:tcMar>
+          </w:tcPr>
+          <w:p>
+            <w:pPr>
+              <w:spacing w:after="40"/>
+              <w:jc w:val="left"/>
+            </w:pPr>
+            <w:r>
+              <w:rPr>
+                <w:rFonts w:ascii="Times New Roman" w:cs="Times New Roman" w:eastAsia="Times New Roman" w:hAnsi="Times New Roman"/>
+                <w:sz w:val="20"/>
+                <w:szCs w:val="20"/>
+              </w:rPr>
+              <w:t xml:space="preserve">Cabecera content-security-policy completa en la respuesta</w:t>
+            </w:r>
+          </w:p>
+        </w:tc>
+      </w:tr>
+      <w:tr>
+        <w:tc>
+          <w:tcPr>
+            <w:tcW w:type="dxa" w:w="420"/>
+            <w:tcMar>
+              <w:top w:type="dxa" w:w="70"/>
+              <w:left w:type="dxa" w:w="90"/>
+              <w:bottom w:type="dxa" w:w="70"/>
+              <w:right w:type="dxa" w:w="90"/>
+            </w:tcMar>
+          </w:tcPr>
+          <w:p>
+            <w:pPr>
+              <w:spacing w:after="40"/>
+              <w:jc w:val="left"/>
+            </w:pPr>
+            <w:r>
+              <w:rPr>
+                <w:rFonts w:ascii="Times New Roman" w:cs="Times New Roman" w:eastAsia="Times New Roman" w:hAnsi="Times New Roman"/>
+                <w:sz w:val="20"/>
+                <w:szCs w:val="20"/>
+              </w:rPr>
+              <w:t xml:space="preserve">5</w:t>
+            </w:r>
+          </w:p>
+        </w:tc>
+        <w:tc>
+          <w:tcPr>
+            <w:tcW w:type="dxa" w:w="2100"/>
+            <w:tcMar>
+              <w:top w:type="dxa" w:w="70"/>
+              <w:left w:type="dxa" w:w="90"/>
+              <w:bottom w:type="dxa" w:w="70"/>
+              <w:right w:type="dxa" w:w="90"/>
+            </w:tcMar>
+          </w:tcPr>
+          <w:p>
+            <w:pPr>
+              <w:spacing w:after="40"/>
+              <w:jc w:val="left"/>
+            </w:pPr>
+            <w:r>
+              <w:rPr>
+                <w:rFonts w:ascii="Times New Roman" w:cs="Times New Roman" w:eastAsia="Times New Roman" w:hAnsi="Times New Roman"/>
+                <w:sz w:val="20"/>
+                <w:szCs w:val="20"/>
+              </w:rPr>
+              <w:t xml:space="preserve">Divulgación de la versión del servidor (Server: nginx/1.27.5)</w:t>
+            </w:r>
+          </w:p>
+        </w:tc>
+        <w:tc>
+          <w:tcPr>
+            <w:tcW w:type="dxa" w:w="1500"/>
+            <w:tcMar>
+              <w:top w:type="dxa" w:w="70"/>
+              <w:left w:type="dxa" w:w="90"/>
+              <w:bottom w:type="dxa" w:w="70"/>
+              <w:right w:type="dxa" w:w="90"/>
+            </w:tcMar>
+          </w:tcPr>
+          <w:p>
+            <w:pPr>
+              <w:spacing w:after="40"/>
+              <w:jc w:val="left"/>
+            </w:pPr>
+            <w:r>
+              <w:rPr>
+                <w:rFonts w:ascii="Times New Roman" w:cs="Times New Roman" w:eastAsia="Times New Roman" w:hAnsi="Times New Roman"/>
+                <w:sz w:val="20"/>
+                <w:szCs w:val="20"/>
+              </w:rPr>
+              <w:t xml:space="preserve">Bajo — facilita buscar exploits de esa versión exacta</w:t>
+            </w:r>
+          </w:p>
+        </w:tc>
+        <w:tc>
+          <w:tcPr>
+            <w:tcW w:type="dxa" w:w="3200"/>
+            <w:tcMar>
+              <w:top w:type="dxa" w:w="70"/>
+              <w:left w:type="dxa" w:w="90"/>
+              <w:bottom w:type="dxa" w:w="70"/>
+              <w:right w:type="dxa" w:w="90"/>
+            </w:tcMar>
+          </w:tcPr>
+          <w:p>
+            <w:pPr>
+              <w:spacing w:after="40"/>
+              <w:jc w:val="left"/>
+            </w:pPr>
+            <w:r>
+              <w:rPr>
+                <w:rFonts w:ascii="Times New Roman" w:cs="Times New Roman" w:eastAsia="Times New Roman" w:hAnsi="Times New Roman"/>
+                <w:sz w:val="20"/>
+                <w:szCs w:val="20"/>
+              </w:rPr>
+              <w:t xml:space="preserve">server_tokens off</w:t>
+            </w:r>
+          </w:p>
+        </w:tc>
+        <w:tc>
+          <w:tcPr>
+            <w:tcW w:type="dxa" w:w="1780"/>
+            <w:tcMar>
+              <w:top w:type="dxa" w:w="70"/>
+              <w:left w:type="dxa" w:w="90"/>
+              <w:bottom w:type="dxa" w:w="70"/>
+              <w:right w:type="dxa" w:w="90"/>
+            </w:tcMar>
+          </w:tcPr>
+          <w:p>
+            <w:pPr>
+              <w:spacing w:after="40"/>
+              <w:jc w:val="left"/>
+            </w:pPr>
+            <w:r>
+              <w:rPr>
+                <w:rFonts w:ascii="Times New Roman" w:cs="Times New Roman" w:eastAsia="Times New Roman" w:hAnsi="Times New Roman"/>
+                <w:sz w:val="20"/>
+                <w:szCs w:val="20"/>
+              </w:rPr>
+              <w:t xml:space="preserve">La respuesta ahora indica solo "Server: nginx"</w:t>
+            </w:r>
+          </w:p>
+        </w:tc>
+      </w:tr>
+      <w:tr>
+        <w:tc>
+          <w:tcPr>
+            <w:tcW w:type="dxa" w:w="420"/>
+            <w:tcMar>
+              <w:top w:type="dxa" w:w="70"/>
+              <w:left w:type="dxa" w:w="90"/>
+              <w:bottom w:type="dxa" w:w="70"/>
+              <w:right w:type="dxa" w:w="90"/>
+            </w:tcMar>
+          </w:tcPr>
+          <w:p>
+            <w:pPr>
+              <w:spacing w:after="40"/>
+              <w:jc w:val="left"/>
+            </w:pPr>
+            <w:r>
+              <w:rPr>
+                <w:rFonts w:ascii="Times New Roman" w:cs="Times New Roman" w:eastAsia="Times New Roman" w:hAnsi="Times New Roman"/>
+                <w:sz w:val="20"/>
+                <w:szCs w:val="20"/>
+              </w:rPr>
+              <w:t xml:space="preserve">6</w:t>
+            </w:r>
+          </w:p>
+        </w:tc>
+        <w:tc>
+          <w:tcPr>
+            <w:tcW w:type="dxa" w:w="2100"/>
+            <w:tcMar>
+              <w:top w:type="dxa" w:w="70"/>
+              <w:left w:type="dxa" w:w="90"/>
+              <w:bottom w:type="dxa" w:w="70"/>
+              <w:right w:type="dxa" w:w="90"/>
+            </w:tcMar>
+          </w:tcPr>
+          <w:p>
+            <w:pPr>
+              <w:spacing w:after="40"/>
+              <w:jc w:val="left"/>
+            </w:pPr>
+            <w:r>
+              <w:rPr>
+                <w:rFonts w:ascii="Times New Roman" w:cs="Times New Roman" w:eastAsia="Times New Roman" w:hAnsi="Times New Roman"/>
+                <w:sz w:val="20"/>
+                <w:szCs w:val="20"/>
+              </w:rPr>
+              <w:t xml:space="preserve">Faltaban Permissions-Policy, Cross-Origin-Opener-Policy, Cross-Origin-Resource-Policy y X-Permitted-Cross-Domain-Policies</w:t>
+            </w:r>
+          </w:p>
+        </w:tc>
+        <w:tc>
+          <w:tcPr>
+            <w:tcW w:type="dxa" w:w="1500"/>
+            <w:tcMar>
+              <w:top w:type="dxa" w:w="70"/>
+              <w:left w:type="dxa" w:w="90"/>
+              <w:bottom w:type="dxa" w:w="70"/>
+              <w:right w:type="dxa" w:w="90"/>
+            </w:tcMar>
+          </w:tcPr>
+          <w:p>
+            <w:pPr>
+              <w:spacing w:after="40"/>
+              <w:jc w:val="left"/>
+            </w:pPr>
+            <w:r>
+              <w:rPr>
+                <w:rFonts w:ascii="Times New Roman" w:cs="Times New Roman" w:eastAsia="Times New Roman" w:hAnsi="Times New Roman"/>
+                <w:sz w:val="20"/>
+                <w:szCs w:val="20"/>
+              </w:rPr>
+              <w:t xml:space="preserve">Bajo / Medio</w:t>
+            </w:r>
+          </w:p>
+        </w:tc>
+        <w:tc>
+          <w:tcPr>
+            <w:tcW w:type="dxa" w:w="3200"/>
+            <w:tcMar>
+              <w:top w:type="dxa" w:w="70"/>
+              <w:left w:type="dxa" w:w="90"/>
+              <w:bottom w:type="dxa" w:w="70"/>
+              <w:right w:type="dxa" w:w="90"/>
+            </w:tcMar>
+          </w:tcPr>
+          <w:p>
+            <w:pPr>
+              <w:spacing w:after="40"/>
+              <w:jc w:val="left"/>
+            </w:pPr>
+            <w:r>
+              <w:rPr>
+                <w:rFonts w:ascii="Times New Roman" w:cs="Times New Roman" w:eastAsia="Times New Roman" w:hAnsi="Times New Roman"/>
+                <w:sz w:val="20"/>
+                <w:szCs w:val="20"/>
+              </w:rPr>
+              <w:t xml:space="preserve">Las cuatro cabeceras añadidas</w:t>
+            </w:r>
+          </w:p>
+        </w:tc>
+        <w:tc>
+          <w:tcPr>
+            <w:tcW w:type="dxa" w:w="1780"/>
+            <w:tcMar>
+              <w:top w:type="dxa" w:w="70"/>
+              <w:left w:type="dxa" w:w="90"/>
+              <w:bottom w:type="dxa" w:w="70"/>
+              <w:right w:type="dxa" w:w="90"/>
+            </w:tcMar>
+          </w:tcPr>
+          <w:p>
+            <w:pPr>
+              <w:spacing w:after="40"/>
+              <w:jc w:val="left"/>
+            </w:pPr>
+            <w:r>
+              <w:rPr>
+                <w:rFonts w:ascii="Times New Roman" w:cs="Times New Roman" w:eastAsia="Times New Roman" w:hAnsi="Times New Roman"/>
+                <w:sz w:val="20"/>
+                <w:szCs w:val="20"/>
+              </w:rPr>
+              <w:t xml:space="preserve">Verificadas con curl -I</w:t>
+            </w:r>
+          </w:p>
+        </w:tc>
+      </w:tr>
+      <w:tr>
+        <w:tc>
+          <w:tcPr>
+            <w:tcW w:type="dxa" w:w="420"/>
+            <w:tcMar>
+              <w:top w:type="dxa" w:w="70"/>
+              <w:left w:type="dxa" w:w="90"/>
+              <w:bottom w:type="dxa" w:w="70"/>
+              <w:right w:type="dxa" w:w="90"/>
+            </w:tcMar>
+          </w:tcPr>
+          <w:p>
+            <w:pPr>
+              <w:spacing w:after="40"/>
+              <w:jc w:val="left"/>
+            </w:pPr>
+            <w:r>
+              <w:rPr>
+                <w:rFonts w:ascii="Times New Roman" w:cs="Times New Roman" w:eastAsia="Times New Roman" w:hAnsi="Times New Roman"/>
+                <w:sz w:val="20"/>
+                <w:szCs w:val="20"/>
+              </w:rPr>
+              <w:t xml:space="preserve">7</w:t>
+            </w:r>
+          </w:p>
+        </w:tc>
+        <w:tc>
+          <w:tcPr>
+            <w:tcW w:type="dxa" w:w="2100"/>
+            <w:tcMar>
+              <w:top w:type="dxa" w:w="70"/>
+              <w:left w:type="dxa" w:w="90"/>
+              <w:bottom w:type="dxa" w:w="70"/>
+              <w:right w:type="dxa" w:w="90"/>
+            </w:tcMar>
+          </w:tcPr>
+          <w:p>
+            <w:pPr>
+              <w:spacing w:after="40"/>
+              <w:jc w:val="left"/>
+            </w:pPr>
+            <w:r>
+              <w:rPr>
+                <w:rFonts w:ascii="Times New Roman" w:cs="Times New Roman" w:eastAsia="Times New Roman" w:hAnsi="Times New Roman"/>
+                <w:sz w:val="20"/>
+                <w:szCs w:val="20"/>
+              </w:rPr>
+              <w:t xml:space="preserve">X-Frame-Options permisivo y cabeceras sin el modificador always</w:t>
+            </w:r>
+          </w:p>
+        </w:tc>
+        <w:tc>
+          <w:tcPr>
+            <w:tcW w:type="dxa" w:w="1500"/>
+            <w:tcMar>
+              <w:top w:type="dxa" w:w="70"/>
+              <w:left w:type="dxa" w:w="90"/>
+              <w:bottom w:type="dxa" w:w="70"/>
+              <w:right w:type="dxa" w:w="90"/>
+            </w:tcMar>
+          </w:tcPr>
+          <w:p>
+            <w:pPr>
+              <w:spacing w:after="40"/>
+              <w:jc w:val="left"/>
+            </w:pPr>
+            <w:r>
+              <w:rPr>
+                <w:rFonts w:ascii="Times New Roman" w:cs="Times New Roman" w:eastAsia="Times New Roman" w:hAnsi="Times New Roman"/>
+                <w:sz w:val="20"/>
+                <w:szCs w:val="20"/>
+              </w:rPr>
+              <w:t xml:space="preserve">Bajo — nginx omitía las cabeceras en respuestas de error 4xx/5xx, justo donde más importan</w:t>
+            </w:r>
+          </w:p>
+        </w:tc>
+        <w:tc>
+          <w:tcPr>
+            <w:tcW w:type="dxa" w:w="3200"/>
+            <w:tcMar>
+              <w:top w:type="dxa" w:w="70"/>
+              <w:left w:type="dxa" w:w="90"/>
+              <w:bottom w:type="dxa" w:w="70"/>
+              <w:right w:type="dxa" w:w="90"/>
+            </w:tcMar>
+          </w:tcPr>
+          <w:p>
+            <w:pPr>
+              <w:spacing w:after="40"/>
+              <w:jc w:val="left"/>
+            </w:pPr>
+            <w:r>
+              <w:rPr>
+                <w:rFonts w:ascii="Times New Roman" w:cs="Times New Roman" w:eastAsia="Times New Roman" w:hAnsi="Times New Roman"/>
+                <w:sz w:val="20"/>
+                <w:szCs w:val="20"/>
+              </w:rPr>
+              <w:t xml:space="preserve">X-Frame-Options: DENY y todas las cabeceras declaradas con always</w:t>
+            </w:r>
+          </w:p>
+        </w:tc>
+        <w:tc>
+          <w:tcPr>
+            <w:tcW w:type="dxa" w:w="1780"/>
+            <w:tcMar>
+              <w:top w:type="dxa" w:w="70"/>
+              <w:left w:type="dxa" w:w="90"/>
+              <w:bottom w:type="dxa" w:w="70"/>
+              <w:right w:type="dxa" w:w="90"/>
+            </w:tcMar>
+          </w:tcPr>
+          <w:p>
+            <w:pPr>
+              <w:spacing w:after="40"/>
+              <w:jc w:val="left"/>
+            </w:pPr>
+            <w:r>
+              <w:rPr>
+                <w:rFonts w:ascii="Times New Roman" w:cs="Times New Roman" w:eastAsia="Times New Roman" w:hAnsi="Times New Roman"/>
+                <w:sz w:val="20"/>
+                <w:szCs w:val="20"/>
+              </w:rPr>
+              <w:t xml:space="preserve">Cabeceras presentes también en respuestas 404</w:t>
+            </w:r>
+          </w:p>
+        </w:tc>
+      </w:tr>
+      <w:tr>
+        <w:tc>
+          <w:tcPr>
+            <w:tcW w:type="dxa" w:w="420"/>
+            <w:tcMar>
+              <w:top w:type="dxa" w:w="70"/>
+              <w:left w:type="dxa" w:w="90"/>
+              <w:bottom w:type="dxa" w:w="70"/>
+              <w:right w:type="dxa" w:w="90"/>
+            </w:tcMar>
+          </w:tcPr>
+          <w:p>
+            <w:pPr>
+              <w:spacing w:after="40"/>
+              <w:jc w:val="left"/>
+            </w:pPr>
+            <w:r>
+              <w:rPr>
+                <w:rFonts w:ascii="Times New Roman" w:cs="Times New Roman" w:eastAsia="Times New Roman" w:hAnsi="Times New Roman"/>
+                <w:sz w:val="20"/>
+                <w:szCs w:val="20"/>
+              </w:rPr>
+              <w:t xml:space="preserve">8</w:t>
+            </w:r>
+          </w:p>
+        </w:tc>
+        <w:tc>
+          <w:tcPr>
+            <w:tcW w:type="dxa" w:w="2100"/>
+            <w:tcMar>
+              <w:top w:type="dxa" w:w="70"/>
+              <w:left w:type="dxa" w:w="90"/>
+              <w:bottom w:type="dxa" w:w="70"/>
+              <w:right w:type="dxa" w:w="90"/>
+            </w:tcMar>
+          </w:tcPr>
+          <w:p>
+            <w:pPr>
+              <w:spacing w:after="40"/>
+              <w:jc w:val="left"/>
+            </w:pPr>
+            <w:r>
+              <w:rPr>
+                <w:rFonts w:ascii="Times New Roman" w:cs="Times New Roman" w:eastAsia="Times New Roman" w:hAnsi="Times New Roman"/>
+                <w:sz w:val="20"/>
+                <w:szCs w:val="20"/>
+              </w:rPr>
+              <w:t xml:space="preserve">Sin limitación de tasa ni de conexiones</w:t>
+            </w:r>
+          </w:p>
+        </w:tc>
+        <w:tc>
+          <w:tcPr>
+            <w:tcW w:type="dxa" w:w="1500"/>
+            <w:tcMar>
+              <w:top w:type="dxa" w:w="70"/>
+              <w:left w:type="dxa" w:w="90"/>
+              <w:bottom w:type="dxa" w:w="70"/>
+              <w:right w:type="dxa" w:w="90"/>
+            </w:tcMar>
+          </w:tcPr>
+          <w:p>
+            <w:pPr>
+              <w:spacing w:after="40"/>
+              <w:jc w:val="left"/>
+            </w:pPr>
+            <w:r>
+              <w:rPr>
+                <w:rFonts w:ascii="Times New Roman" w:cs="Times New Roman" w:eastAsia="Times New Roman" w:hAnsi="Times New Roman"/>
+                <w:sz w:val="20"/>
+                <w:szCs w:val="20"/>
+              </w:rPr>
+              <w:t xml:space="preserve">Medio — permitía abuso automatizado y fuerza bruta del CRUD</w:t>
+            </w:r>
+          </w:p>
+        </w:tc>
+        <w:tc>
+          <w:tcPr>
+            <w:tcW w:type="dxa" w:w="3200"/>
+            <w:tcMar>
+              <w:top w:type="dxa" w:w="70"/>
+              <w:left w:type="dxa" w:w="90"/>
+              <w:bottom w:type="dxa" w:w="70"/>
+              <w:right w:type="dxa" w:w="90"/>
+            </w:tcMar>
+          </w:tcPr>
+          <w:p>
+            <w:pPr>
+              <w:spacing w:after="40"/>
+              <w:jc w:val="left"/>
+            </w:pPr>
+            <w:r>
+              <w:rPr>
+                <w:rFonts w:ascii="Times New Roman" w:cs="Times New Roman" w:eastAsia="Times New Roman" w:hAnsi="Times New Roman"/>
+                <w:sz w:val="20"/>
+                <w:szCs w:val="20"/>
+              </w:rPr>
+              <w:t xml:space="preserve">limit_req a 10 r/s por IP con ráfaga de 20, limit_conn a 20 conexiones por IP y client_max_body_size 16k en /api/</w:t>
+            </w:r>
+          </w:p>
+        </w:tc>
+        <w:tc>
+          <w:tcPr>
+            <w:tcW w:type="dxa" w:w="1780"/>
+            <w:tcMar>
+              <w:top w:type="dxa" w:w="70"/>
+              <w:left w:type="dxa" w:w="90"/>
+              <w:bottom w:type="dxa" w:w="70"/>
+              <w:right w:type="dxa" w:w="90"/>
+            </w:tcMar>
+          </w:tcPr>
+          <w:p>
+            <w:pPr>
+              <w:spacing w:after="40"/>
+              <w:jc w:val="left"/>
+            </w:pPr>
+            <w:r>
+              <w:rPr>
+                <w:rFonts w:ascii="Times New Roman" w:cs="Times New Roman" w:eastAsia="Times New Roman" w:hAnsi="Times New Roman"/>
+                <w:sz w:val="20"/>
+                <w:szCs w:val="20"/>
+              </w:rPr>
+              <w:t xml:space="preserve">30 peticiones seguidas: 26 respondieron 200 y 4 respondieron 429</w:t>
+            </w:r>
+          </w:p>
+        </w:tc>
+      </w:tr>
+      <w:tr>
+        <w:tc>
+          <w:tcPr>
+            <w:tcW w:type="dxa" w:w="420"/>
+            <w:tcMar>
+              <w:top w:type="dxa" w:w="70"/>
+              <w:left w:type="dxa" w:w="90"/>
+              <w:bottom w:type="dxa" w:w="70"/>
+              <w:right w:type="dxa" w:w="90"/>
+            </w:tcMar>
+          </w:tcPr>
+          <w:p>
+            <w:pPr>
+              <w:spacing w:after="40"/>
+              <w:jc w:val="left"/>
+            </w:pPr>
+            <w:r>
+              <w:rPr>
+                <w:rFonts w:ascii="Times New Roman" w:cs="Times New Roman" w:eastAsia="Times New Roman" w:hAnsi="Times New Roman"/>
+                <w:sz w:val="20"/>
+                <w:szCs w:val="20"/>
+              </w:rPr>
+              <w:t xml:space="preserve">9</w:t>
+            </w:r>
+          </w:p>
+        </w:tc>
+        <w:tc>
+          <w:tcPr>
+            <w:tcW w:type="dxa" w:w="2100"/>
+            <w:tcMar>
+              <w:top w:type="dxa" w:w="70"/>
+              <w:left w:type="dxa" w:w="90"/>
+              <w:bottom w:type="dxa" w:w="70"/>
+              <w:right w:type="dxa" w:w="90"/>
+            </w:tcMar>
+          </w:tcPr>
+          <w:p>
+            <w:pPr>
+              <w:spacing w:after="40"/>
+              <w:jc w:val="left"/>
+            </w:pPr>
+            <w:r>
+              <w:rPr>
+                <w:rFonts w:ascii="Times New Roman" w:cs="Times New Roman" w:eastAsia="Times New Roman" w:hAnsi="Times New Roman"/>
+                <w:sz w:val="20"/>
+                <w:szCs w:val="20"/>
+              </w:rPr>
+              <w:t xml:space="preserve">Tiempos de espera sin acotar</w:t>
+            </w:r>
+          </w:p>
+        </w:tc>
+        <w:tc>
+          <w:tcPr>
+            <w:tcW w:type="dxa" w:w="1500"/>
+            <w:tcMar>
+              <w:top w:type="dxa" w:w="70"/>
+              <w:left w:type="dxa" w:w="90"/>
+              <w:bottom w:type="dxa" w:w="70"/>
+              <w:right w:type="dxa" w:w="90"/>
+            </w:tcMar>
+          </w:tcPr>
+          <w:p>
+            <w:pPr>
+              <w:spacing w:after="40"/>
+              <w:jc w:val="left"/>
+            </w:pPr>
+            <w:r>
+              <w:rPr>
+                <w:rFonts w:ascii="Times New Roman" w:cs="Times New Roman" w:eastAsia="Times New Roman" w:hAnsi="Times New Roman"/>
+                <w:sz w:val="20"/>
+                <w:szCs w:val="20"/>
+              </w:rPr>
+              <w:t xml:space="preserve">Bajo — conexiones lentas podían agotar los procesos de Nginx (tipo Slowloris) en una instancia de 1 GiB</w:t>
+            </w:r>
+          </w:p>
+        </w:tc>
+        <w:tc>
+          <w:tcPr>
+            <w:tcW w:type="dxa" w:w="3200"/>
+            <w:tcMar>
+              <w:top w:type="dxa" w:w="70"/>
+              <w:left w:type="dxa" w:w="90"/>
+              <w:bottom w:type="dxa" w:w="70"/>
+              <w:right w:type="dxa" w:w="90"/>
+            </w:tcMar>
+          </w:tcPr>
+          <w:p>
+            <w:pPr>
+              <w:spacing w:after="40"/>
+              <w:jc w:val="left"/>
+            </w:pPr>
+            <w:r>
+              <w:rPr>
+                <w:rFonts w:ascii="Times New Roman" w:cs="Times New Roman" w:eastAsia="Times New Roman" w:hAnsi="Times New Roman"/>
+                <w:sz w:val="20"/>
+                <w:szCs w:val="20"/>
+              </w:rPr>
+              <w:t xml:space="preserve">client_body_timeout, client_header_timeout, send_timeout y keepalive_timeout acotados</w:t>
+            </w:r>
+          </w:p>
+        </w:tc>
+        <w:tc>
+          <w:tcPr>
+            <w:tcW w:type="dxa" w:w="1780"/>
+            <w:tcMar>
+              <w:top w:type="dxa" w:w="70"/>
+              <w:left w:type="dxa" w:w="90"/>
+              <w:bottom w:type="dxa" w:w="70"/>
+              <w:right w:type="dxa" w:w="90"/>
+            </w:tcMar>
+          </w:tcPr>
+          <w:p>
+            <w:pPr>
+              <w:spacing w:after="40"/>
+              <w:jc w:val="left"/>
+            </w:pPr>
+            <w:r>
+              <w:rPr>
+                <w:rFonts w:ascii="Times New Roman" w:cs="Times New Roman" w:eastAsia="Times New Roman" w:hAnsi="Times New Roman"/>
+                <w:sz w:val="20"/>
+                <w:szCs w:val="20"/>
+              </w:rPr>
+              <w:t xml:space="preserve">Configuración validada con nginx -t en cada build</w:t>
+            </w:r>
+          </w:p>
+        </w:tc>
+      </w:tr>
+    </w:tbl>
+    <w:p>
+      <w:pPr>
+        <w:pStyle w:val="Heading2"/>
+        <w:spacing w:after="160" w:before="240"/>
+      </w:pPr>
+      <w:r>
+        <w:rPr>
+          <w:rFonts w:ascii="Times New Roman" w:cs="Times New Roman" w:eastAsia="Times New Roman" w:hAnsi="Times New Roman"/>
+          <w:b/>
+          <w:bCs/>
+          <w:color w:val="1F3864"/>
+          <w:sz w:val="26"/>
+          <w:szCs w:val="26"/>
+        </w:rPr>
+        <w:t xml:space="preserve">5.2 Frontend</w:t>
+      </w:r>
+    </w:p>
+    <w:tbl>
+      <w:tblPr>
+        <w:tblW w:type="dxa" w:w="9000"/>
+        <w:tblBorders>
+          <w:top w:val="single" w:color="auto" w:sz="4"/>
+          <w:left w:val="single" w:color="auto" w:sz="4"/>
+          <w:bottom w:val="single" w:color="auto" w:sz="4"/>
+          <w:right w:val="single" w:color="auto" w:sz="4"/>
+          <w:insideH w:val="single" w:color="auto" w:sz="4"/>
+          <w:insideV w:val="single" w:color="auto" w:sz="4"/>
+        </w:tblBorders>
+      </w:tblPr>
+      <w:tblGrid>
+        <w:gridCol w:w="420"/>
+        <w:gridCol w:w="2100"/>
+        <w:gridCol w:w="1500"/>
+        <w:gridCol w:w="3200"/>
+        <w:gridCol w:w="1780"/>
+      </w:tblGrid>
+      <w:tr>
+        <w:trPr>
+          <w:tblHeader/>
+        </w:trPr>
+        <w:tc>
+          <w:tcPr>
+            <w:tcW w:type="dxa" w:w="420"/>
+            <w:shd w:fill="1F3864" w:val="clear"/>
+            <w:tcMar>
+              <w:top w:type="dxa" w:w="70"/>
+              <w:left w:type="dxa" w:w="90"/>
+              <w:bottom w:type="dxa" w:w="70"/>
+              <w:right w:type="dxa" w:w="90"/>
+            </w:tcMar>
+          </w:tcPr>
+          <w:p>
+            <w:pPr>
+              <w:jc w:val="center"/>
+            </w:pPr>
+            <w:r>
+              <w:rPr>
+                <w:rFonts w:ascii="Times New Roman" w:cs="Times New Roman" w:eastAsia="Times New Roman" w:hAnsi="Times New Roman"/>
+                <w:b/>
+                <w:bCs/>
+                <w:color w:val="FFFFFF"/>
+                <w:sz w:val="20"/>
+                <w:szCs w:val="20"/>
+              </w:rPr>
+              <w:t xml:space="preserve">#</w:t>
+            </w:r>
+          </w:p>
+        </w:tc>
+        <w:tc>
+          <w:tcPr>
+            <w:tcW w:type="dxa" w:w="2100"/>
+            <w:shd w:fill="1F3864" w:val="clear"/>
+            <w:tcMar>
+              <w:top w:type="dxa" w:w="70"/>
+              <w:left w:type="dxa" w:w="90"/>
+              <w:bottom w:type="dxa" w:w="70"/>
+              <w:right w:type="dxa" w:w="90"/>
+            </w:tcMar>
+          </w:tcPr>
+          <w:p>
+            <w:pPr>
+              <w:jc w:val="center"/>
+            </w:pPr>
+            <w:r>
+              <w:rPr>
+                <w:rFonts w:ascii="Times New Roman" w:cs="Times New Roman" w:eastAsia="Times New Roman" w:hAnsi="Times New Roman"/>
+                <w:b/>
+                <w:bCs/>
+                <w:color w:val="FFFFFF"/>
+                <w:sz w:val="20"/>
+                <w:szCs w:val="20"/>
+              </w:rPr>
+              <w:t xml:space="preserve">Hallazgo</w:t>
+            </w:r>
+          </w:p>
+        </w:tc>
+        <w:tc>
+          <w:tcPr>
+            <w:tcW w:type="dxa" w:w="1500"/>
+            <w:shd w:fill="1F3864" w:val="clear"/>
+            <w:tcMar>
+              <w:top w:type="dxa" w:w="70"/>
+              <w:left w:type="dxa" w:w="90"/>
+              <w:bottom w:type="dxa" w:w="70"/>
+              <w:right w:type="dxa" w:w="90"/>
+            </w:tcMar>
+          </w:tcPr>
+          <w:p>
+            <w:pPr>
+              <w:jc w:val="center"/>
+            </w:pPr>
+            <w:r>
+              <w:rPr>
+                <w:rFonts w:ascii="Times New Roman" w:cs="Times New Roman" w:eastAsia="Times New Roman" w:hAnsi="Times New Roman"/>
+                <w:b/>
+                <w:bCs/>
+                <w:color w:val="FFFFFF"/>
+                <w:sz w:val="20"/>
+                <w:szCs w:val="20"/>
+              </w:rPr>
+              <w:t xml:space="preserve">Riesgo</w:t>
+            </w:r>
+          </w:p>
+        </w:tc>
+        <w:tc>
+          <w:tcPr>
+            <w:tcW w:type="dxa" w:w="3200"/>
+            <w:shd w:fill="1F3864" w:val="clear"/>
+            <w:tcMar>
+              <w:top w:type="dxa" w:w="70"/>
+              <w:left w:type="dxa" w:w="90"/>
+              <w:bottom w:type="dxa" w:w="70"/>
+              <w:right w:type="dxa" w:w="90"/>
+            </w:tcMar>
+          </w:tcPr>
+          <w:p>
+            <w:pPr>
+              <w:jc w:val="center"/>
+            </w:pPr>
+            <w:r>
+              <w:rPr>
+                <w:rFonts w:ascii="Times New Roman" w:cs="Times New Roman" w:eastAsia="Times New Roman" w:hAnsi="Times New Roman"/>
+                <w:b/>
+                <w:bCs/>
+                <w:color w:val="FFFFFF"/>
+                <w:sz w:val="20"/>
+                <w:szCs w:val="20"/>
+              </w:rPr>
+              <w:t xml:space="preserve">Corrección aplicada</w:t>
+            </w:r>
+          </w:p>
+        </w:tc>
+        <w:tc>
+          <w:tcPr>
+            <w:tcW w:type="dxa" w:w="1780"/>
+            <w:shd w:fill="1F3864" w:val="clear"/>
+            <w:tcMar>
+              <w:top w:type="dxa" w:w="70"/>
+              <w:left w:type="dxa" w:w="90"/>
+              <w:bottom w:type="dxa" w:w="70"/>
+              <w:right w:type="dxa" w:w="90"/>
+            </w:tcMar>
+          </w:tcPr>
+          <w:p>
+            <w:pPr>
+              <w:jc w:val="center"/>
+            </w:pPr>
+            <w:r>
+              <w:rPr>
+                <w:rFonts w:ascii="Times New Roman" w:cs="Times New Roman" w:eastAsia="Times New Roman" w:hAnsi="Times New Roman"/>
+                <w:b/>
+                <w:bCs/>
+                <w:color w:val="FFFFFF"/>
+                <w:sz w:val="20"/>
+                <w:szCs w:val="20"/>
+              </w:rPr>
+              <w:t xml:space="preserve">Verificación</w:t>
+            </w:r>
+          </w:p>
+        </w:tc>
+      </w:tr>
+      <w:tr>
+        <w:tc>
+          <w:tcPr>
+            <w:tcW w:type="dxa" w:w="420"/>
+            <w:tcMar>
+              <w:top w:type="dxa" w:w="70"/>
+              <w:left w:type="dxa" w:w="90"/>
+              <w:bottom w:type="dxa" w:w="70"/>
+              <w:right w:type="dxa" w:w="90"/>
+            </w:tcMar>
+          </w:tcPr>
+          <w:p>
+            <w:pPr>
+              <w:spacing w:after="40"/>
+              <w:jc w:val="left"/>
+            </w:pPr>
+            <w:r>
+              <w:rPr>
+                <w:rFonts w:ascii="Times New Roman" w:cs="Times New Roman" w:eastAsia="Times New Roman" w:hAnsi="Times New Roman"/>
+                <w:sz w:val="20"/>
+                <w:szCs w:val="20"/>
+              </w:rPr>
+              <w:t xml:space="preserve">10</w:t>
+            </w:r>
+          </w:p>
+        </w:tc>
+        <w:tc>
+          <w:tcPr>
+            <w:tcW w:type="dxa" w:w="2100"/>
+            <w:tcMar>
+              <w:top w:type="dxa" w:w="70"/>
+              <w:left w:type="dxa" w:w="90"/>
+              <w:bottom w:type="dxa" w:w="70"/>
+              <w:right w:type="dxa" w:w="90"/>
+            </w:tcMar>
+          </w:tcPr>
+          <w:p>
+            <w:pPr>
+              <w:spacing w:after="40"/>
+              <w:jc w:val="left"/>
+            </w:pPr>
+            <w:r>
+              <w:rPr>
+                <w:rFonts w:ascii="Times New Roman" w:cs="Times New Roman" w:eastAsia="Times New Roman" w:hAnsi="Times New Roman"/>
+                <w:sz w:val="20"/>
+                <w:szCs w:val="20"/>
+              </w:rPr>
+              <w:t xml:space="preserve">XSS real: el texto escrito en el filtro se insertaba sin escapar en el DOM cuando no había coincidencias</w:t>
+            </w:r>
+          </w:p>
+        </w:tc>
+        <w:tc>
+          <w:tcPr>
+            <w:tcW w:type="dxa" w:w="1500"/>
+            <w:tcMar>
+              <w:top w:type="dxa" w:w="70"/>
+              <w:left w:type="dxa" w:w="90"/>
+              <w:bottom w:type="dxa" w:w="70"/>
+              <w:right w:type="dxa" w:w="90"/>
+            </w:tcMar>
+          </w:tcPr>
+          <w:p>
+            <w:pPr>
+              <w:spacing w:after="40"/>
+              <w:jc w:val="left"/>
+            </w:pPr>
+            <w:r>
+              <w:rPr>
+                <w:rFonts w:ascii="Times New Roman" w:cs="Times New Roman" w:eastAsia="Times New Roman" w:hAnsi="Times New Roman"/>
+                <w:sz w:val="20"/>
+                <w:szCs w:val="20"/>
+              </w:rPr>
+              <w:t xml:space="preserve">Alto — con &lt;img src=x onerror=alert(1)&gt; en el buscador se ejecutaba JavaScript arbitrario</w:t>
+            </w:r>
+          </w:p>
+        </w:tc>
+        <w:tc>
+          <w:tcPr>
+            <w:tcW w:type="dxa" w:w="3200"/>
+            <w:tcMar>
+              <w:top w:type="dxa" w:w="70"/>
+              <w:left w:type="dxa" w:w="90"/>
+              <w:bottom w:type="dxa" w:w="70"/>
+              <w:right w:type="dxa" w:w="90"/>
+            </w:tcMar>
+          </w:tcPr>
+          <w:p>
+            <w:pPr>
+              <w:spacing w:after="40"/>
+              <w:jc w:val="left"/>
+            </w:pPr>
+            <w:r>
+              <w:rPr>
+                <w:rFonts w:ascii="Times New Roman" w:cs="Times New Roman" w:eastAsia="Times New Roman" w:hAnsi="Times New Roman"/>
+                <w:sz w:val="20"/>
+                <w:szCs w:val="20"/>
+              </w:rPr>
+              <w:t xml:space="preserve">El valor del filtro pasa por escapeHtml() antes de insertarse en el DOM</w:t>
+            </w:r>
+          </w:p>
+        </w:tc>
+        <w:tc>
+          <w:tcPr>
+            <w:tcW w:type="dxa" w:w="1780"/>
+            <w:tcMar>
+              <w:top w:type="dxa" w:w="70"/>
+              <w:left w:type="dxa" w:w="90"/>
+              <w:bottom w:type="dxa" w:w="70"/>
+              <w:right w:type="dxa" w:w="90"/>
+            </w:tcMar>
+          </w:tcPr>
+          <w:p>
+            <w:pPr>
+              <w:spacing w:after="40"/>
+              <w:jc w:val="left"/>
+            </w:pPr>
+            <w:r>
+              <w:rPr>
+                <w:rFonts w:ascii="Times New Roman" w:cs="Times New Roman" w:eastAsia="Times New Roman" w:hAnsi="Times New Roman"/>
+                <w:sz w:val="20"/>
+                <w:szCs w:val="20"/>
+              </w:rPr>
+              <w:t xml:space="preserve">Se probó el payload en el campo de filtro: ahora se muestra como texto literal, sin ejecutarse (Anexo 7)</w:t>
+            </w:r>
+          </w:p>
+        </w:tc>
+      </w:tr>
+      <w:tr>
+        <w:tc>
+          <w:tcPr>
+            <w:tcW w:type="dxa" w:w="420"/>
+            <w:tcMar>
+              <w:top w:type="dxa" w:w="70"/>
+              <w:left w:type="dxa" w:w="90"/>
+              <w:bottom w:type="dxa" w:w="70"/>
+              <w:right w:type="dxa" w:w="90"/>
+            </w:tcMar>
+          </w:tcPr>
+          <w:p>
+            <w:pPr>
+              <w:spacing w:after="40"/>
+              <w:jc w:val="left"/>
+            </w:pPr>
+            <w:r>
+              <w:rPr>
+                <w:rFonts w:ascii="Times New Roman" w:cs="Times New Roman" w:eastAsia="Times New Roman" w:hAnsi="Times New Roman"/>
+                <w:sz w:val="20"/>
+                <w:szCs w:val="20"/>
+              </w:rPr>
+              <w:t xml:space="preserve">11</w:t>
+            </w:r>
+          </w:p>
+        </w:tc>
+        <w:tc>
+          <w:tcPr>
+            <w:tcW w:type="dxa" w:w="2100"/>
+            <w:tcMar>
+              <w:top w:type="dxa" w:w="70"/>
+              <w:left w:type="dxa" w:w="90"/>
+              <w:bottom w:type="dxa" w:w="70"/>
+              <w:right w:type="dxa" w:w="90"/>
+            </w:tcMar>
+          </w:tcPr>
+          <w:p>
+            <w:pPr>
+              <w:spacing w:after="40"/>
+              <w:jc w:val="left"/>
+            </w:pPr>
+            <w:r>
+              <w:rPr>
+                <w:rFonts w:ascii="Times New Roman" w:cs="Times New Roman" w:eastAsia="Times New Roman" w:hAnsi="Times New Roman"/>
+                <w:sz w:val="20"/>
+                <w:szCs w:val="20"/>
+              </w:rPr>
+              <w:t xml:space="preserve">Notificaciones construidas con innerHTML</w:t>
+            </w:r>
+          </w:p>
+        </w:tc>
+        <w:tc>
+          <w:tcPr>
+            <w:tcW w:type="dxa" w:w="1500"/>
+            <w:tcMar>
+              <w:top w:type="dxa" w:w="70"/>
+              <w:left w:type="dxa" w:w="90"/>
+              <w:bottom w:type="dxa" w:w="70"/>
+              <w:right w:type="dxa" w:w="90"/>
+            </w:tcMar>
+          </w:tcPr>
+          <w:p>
+            <w:pPr>
+              <w:spacing w:after="40"/>
+              <w:jc w:val="left"/>
+            </w:pPr>
+            <w:r>
+              <w:rPr>
+                <w:rFonts w:ascii="Times New Roman" w:cs="Times New Roman" w:eastAsia="Times New Roman" w:hAnsi="Times New Roman"/>
+                <w:sz w:val="20"/>
+                <w:szCs w:val="20"/>
+              </w:rPr>
+              <w:t xml:space="preserve">Bajo — no explotable con los mensajes actuales, pero es un patrón frágil</w:t>
+            </w:r>
+          </w:p>
+        </w:tc>
+        <w:tc>
+          <w:tcPr>
+            <w:tcW w:type="dxa" w:w="3200"/>
+            <w:tcMar>
+              <w:top w:type="dxa" w:w="70"/>
+              <w:left w:type="dxa" w:w="90"/>
+              <w:bottom w:type="dxa" w:w="70"/>
+              <w:right w:type="dxa" w:w="90"/>
+            </w:tcMar>
+          </w:tcPr>
+          <w:p>
+            <w:pPr>
+              <w:spacing w:after="40"/>
+              <w:jc w:val="left"/>
+            </w:pPr>
+            <w:r>
+              <w:rPr>
+                <w:rFonts w:ascii="Times New Roman" w:cs="Times New Roman" w:eastAsia="Times New Roman" w:hAnsi="Times New Roman"/>
+                <w:sz w:val="20"/>
+                <w:szCs w:val="20"/>
+              </w:rPr>
+              <w:t xml:space="preserve">Reconstruidas con createElement y textContent</w:t>
+            </w:r>
+          </w:p>
+        </w:tc>
+        <w:tc>
+          <w:tcPr>
+            <w:tcW w:type="dxa" w:w="1780"/>
+            <w:tcMar>
+              <w:top w:type="dxa" w:w="70"/>
+              <w:left w:type="dxa" w:w="90"/>
+              <w:bottom w:type="dxa" w:w="70"/>
+              <w:right w:type="dxa" w:w="90"/>
+            </w:tcMar>
+          </w:tcPr>
+          <w:p>
+            <w:pPr>
+              <w:spacing w:after="40"/>
+              <w:jc w:val="left"/>
+            </w:pPr>
+            <w:r>
+              <w:rPr>
+                <w:rFonts w:ascii="Times New Roman" w:cs="Times New Roman" w:eastAsia="Times New Roman" w:hAnsi="Times New Roman"/>
+                <w:sz w:val="20"/>
+                <w:szCs w:val="20"/>
+              </w:rPr>
+              <w:t xml:space="preserve">Revisión de código</w:t>
+            </w:r>
+          </w:p>
+        </w:tc>
+      </w:tr>
+      <w:tr>
+        <w:tc>
+          <w:tcPr>
+            <w:tcW w:type="dxa" w:w="420"/>
+            <w:tcMar>
+              <w:top w:type="dxa" w:w="70"/>
+              <w:left w:type="dxa" w:w="90"/>
+              <w:bottom w:type="dxa" w:w="70"/>
+              <w:right w:type="dxa" w:w="90"/>
+            </w:tcMar>
+          </w:tcPr>
+          <w:p>
+            <w:pPr>
+              <w:spacing w:after="40"/>
+              <w:jc w:val="left"/>
+            </w:pPr>
+            <w:r>
+              <w:rPr>
+                <w:rFonts w:ascii="Times New Roman" w:cs="Times New Roman" w:eastAsia="Times New Roman" w:hAnsi="Times New Roman"/>
+                <w:sz w:val="20"/>
+                <w:szCs w:val="20"/>
+              </w:rPr>
+              <w:t xml:space="preserve">12</w:t>
+            </w:r>
+          </w:p>
+        </w:tc>
+        <w:tc>
+          <w:tcPr>
+            <w:tcW w:type="dxa" w:w="2100"/>
+            <w:tcMar>
+              <w:top w:type="dxa" w:w="70"/>
+              <w:left w:type="dxa" w:w="90"/>
+              <w:bottom w:type="dxa" w:w="70"/>
+              <w:right w:type="dxa" w:w="90"/>
+            </w:tcMar>
+          </w:tcPr>
+          <w:p>
+            <w:pPr>
+              <w:spacing w:after="40"/>
+              <w:jc w:val="left"/>
+            </w:pPr>
+            <w:r>
+              <w:rPr>
+                <w:rFonts w:ascii="Times New Roman" w:cs="Times New Roman" w:eastAsia="Times New Roman" w:hAnsi="Times New Roman"/>
+                <w:sz w:val="20"/>
+                <w:szCs w:val="20"/>
+              </w:rPr>
+              <w:t xml:space="preserve">Atributos onclick inline en cada fila de la lista</w:t>
+            </w:r>
+          </w:p>
+        </w:tc>
+        <w:tc>
+          <w:tcPr>
+            <w:tcW w:type="dxa" w:w="1500"/>
+            <w:tcMar>
+              <w:top w:type="dxa" w:w="70"/>
+              <w:left w:type="dxa" w:w="90"/>
+              <w:bottom w:type="dxa" w:w="70"/>
+              <w:right w:type="dxa" w:w="90"/>
+            </w:tcMar>
+          </w:tcPr>
+          <w:p>
+            <w:pPr>
+              <w:spacing w:after="40"/>
+              <w:jc w:val="left"/>
+            </w:pPr>
+            <w:r>
+              <w:rPr>
+                <w:rFonts w:ascii="Times New Roman" w:cs="Times New Roman" w:eastAsia="Times New Roman" w:hAnsi="Times New Roman"/>
+                <w:sz w:val="20"/>
+                <w:szCs w:val="20"/>
+              </w:rPr>
+              <w:t xml:space="preserve">Medio — obligaban a permitir 'unsafe-inline' en la CSP, anulando su protección</w:t>
+            </w:r>
+          </w:p>
+        </w:tc>
+        <w:tc>
+          <w:tcPr>
+            <w:tcW w:type="dxa" w:w="3200"/>
+            <w:tcMar>
+              <w:top w:type="dxa" w:w="70"/>
+              <w:left w:type="dxa" w:w="90"/>
+              <w:bottom w:type="dxa" w:w="70"/>
+              <w:right w:type="dxa" w:w="90"/>
+            </w:tcMar>
+          </w:tcPr>
+          <w:p>
+            <w:pPr>
+              <w:spacing w:after="40"/>
+              <w:jc w:val="left"/>
+            </w:pPr>
+            <w:r>
+              <w:rPr>
+                <w:rFonts w:ascii="Times New Roman" w:cs="Times New Roman" w:eastAsia="Times New Roman" w:hAnsi="Times New Roman"/>
+                <w:sz w:val="20"/>
+                <w:szCs w:val="20"/>
+              </w:rPr>
+              <w:t xml:space="preserve">Reemplazados por delegación de eventos con data-action; CSS y JS extraídos a styles.css y app.js</w:t>
+            </w:r>
+          </w:p>
+        </w:tc>
+        <w:tc>
+          <w:tcPr>
+            <w:tcW w:type="dxa" w:w="1780"/>
+            <w:tcMar>
+              <w:top w:type="dxa" w:w="70"/>
+              <w:left w:type="dxa" w:w="90"/>
+              <w:bottom w:type="dxa" w:w="70"/>
+              <w:right w:type="dxa" w:w="90"/>
+            </w:tcMar>
+          </w:tcPr>
+          <w:p>
+            <w:pPr>
+              <w:spacing w:after="40"/>
+              <w:jc w:val="left"/>
+            </w:pPr>
+            <w:r>
+              <w:rPr>
+                <w:rFonts w:ascii="Times New Roman" w:cs="Times New Roman" w:eastAsia="Times New Roman" w:hAnsi="Times New Roman"/>
+                <w:sz w:val="20"/>
+                <w:szCs w:val="20"/>
+              </w:rPr>
+              <w:t xml:space="preserve">La CSP sin 'unsafe-inline' funciona y el CRUD sigue operativo</w:t>
+            </w:r>
+          </w:p>
+        </w:tc>
+      </w:tr>
+    </w:tbl>
+    <w:p>
+      <w:pPr>
+        <w:pStyle w:val="Heading2"/>
+        <w:spacing w:after="160" w:before="240"/>
+      </w:pPr>
+      <w:r>
+        <w:rPr>
+          <w:rFonts w:ascii="Times New Roman" w:cs="Times New Roman" w:eastAsia="Times New Roman" w:hAnsi="Times New Roman"/>
+          <w:b/>
+          <w:bCs/>
+          <w:color w:val="1F3864"/>
+          <w:sz w:val="26"/>
+          <w:szCs w:val="26"/>
+        </w:rPr>
+        <w:t xml:space="preserve">5.3 API (Express)</w:t>
+      </w:r>
+    </w:p>
+    <w:tbl>
+      <w:tblPr>
+        <w:tblW w:type="dxa" w:w="9000"/>
+        <w:tblBorders>
+          <w:top w:val="single" w:color="auto" w:sz="4"/>
+          <w:left w:val="single" w:color="auto" w:sz="4"/>
+          <w:bottom w:val="single" w:color="auto" w:sz="4"/>
+          <w:right w:val="single" w:color="auto" w:sz="4"/>
+          <w:insideH w:val="single" w:color="auto" w:sz="4"/>
+          <w:insideV w:val="single" w:color="auto" w:sz="4"/>
+        </w:tblBorders>
+      </w:tblPr>
+      <w:tblGrid>
+        <w:gridCol w:w="420"/>
+        <w:gridCol w:w="2100"/>
+        <w:gridCol w:w="1500"/>
+        <w:gridCol w:w="3200"/>
+        <w:gridCol w:w="1780"/>
+      </w:tblGrid>
+      <w:tr>
+        <w:trPr>
+          <w:tblHeader/>
+        </w:trPr>
+        <w:tc>
+          <w:tcPr>
+            <w:tcW w:type="dxa" w:w="420"/>
+            <w:shd w:fill="1F3864" w:val="clear"/>
+            <w:tcMar>
+              <w:top w:type="dxa" w:w="70"/>
+              <w:left w:type="dxa" w:w="90"/>
+              <w:bottom w:type="dxa" w:w="70"/>
+              <w:right w:type="dxa" w:w="90"/>
+            </w:tcMar>
+          </w:tcPr>
+          <w:p>
+            <w:pPr>
+              <w:jc w:val="center"/>
+            </w:pPr>
+            <w:r>
+              <w:rPr>
+                <w:rFonts w:ascii="Times New Roman" w:cs="Times New Roman" w:eastAsia="Times New Roman" w:hAnsi="Times New Roman"/>
+                <w:b/>
+                <w:bCs/>
+                <w:color w:val="FFFFFF"/>
+                <w:sz w:val="20"/>
+                <w:szCs w:val="20"/>
+              </w:rPr>
+              <w:t xml:space="preserve">#</w:t>
+            </w:r>
+          </w:p>
+        </w:tc>
+        <w:tc>
+          <w:tcPr>
+            <w:tcW w:type="dxa" w:w="2100"/>
+            <w:shd w:fill="1F3864" w:val="clear"/>
+            <w:tcMar>
+              <w:top w:type="dxa" w:w="70"/>
+              <w:left w:type="dxa" w:w="90"/>
+              <w:bottom w:type="dxa" w:w="70"/>
+              <w:right w:type="dxa" w:w="90"/>
+            </w:tcMar>
+          </w:tcPr>
+          <w:p>
+            <w:pPr>
+              <w:jc w:val="center"/>
+            </w:pPr>
+            <w:r>
+              <w:rPr>
+                <w:rFonts w:ascii="Times New Roman" w:cs="Times New Roman" w:eastAsia="Times New Roman" w:hAnsi="Times New Roman"/>
+                <w:b/>
+                <w:bCs/>
+                <w:color w:val="FFFFFF"/>
+                <w:sz w:val="20"/>
+                <w:szCs w:val="20"/>
+              </w:rPr>
+              <w:t xml:space="preserve">Hallazgo</w:t>
+            </w:r>
+          </w:p>
+        </w:tc>
+        <w:tc>
+          <w:tcPr>
+            <w:tcW w:type="dxa" w:w="1500"/>
+            <w:shd w:fill="1F3864" w:val="clear"/>
+            <w:tcMar>
+              <w:top w:type="dxa" w:w="70"/>
+              <w:left w:type="dxa" w:w="90"/>
+              <w:bottom w:type="dxa" w:w="70"/>
+              <w:right w:type="dxa" w:w="90"/>
+            </w:tcMar>
+          </w:tcPr>
+          <w:p>
+            <w:pPr>
+              <w:jc w:val="center"/>
+            </w:pPr>
+            <w:r>
+              <w:rPr>
+                <w:rFonts w:ascii="Times New Roman" w:cs="Times New Roman" w:eastAsia="Times New Roman" w:hAnsi="Times New Roman"/>
+                <w:b/>
+                <w:bCs/>
+                <w:color w:val="FFFFFF"/>
+                <w:sz w:val="20"/>
+                <w:szCs w:val="20"/>
+              </w:rPr>
+              <w:t xml:space="preserve">Riesgo</w:t>
+            </w:r>
+          </w:p>
+        </w:tc>
+        <w:tc>
+          <w:tcPr>
+            <w:tcW w:type="dxa" w:w="3200"/>
+            <w:shd w:fill="1F3864" w:val="clear"/>
+            <w:tcMar>
+              <w:top w:type="dxa" w:w="70"/>
+              <w:left w:type="dxa" w:w="90"/>
+              <w:bottom w:type="dxa" w:w="70"/>
+              <w:right w:type="dxa" w:w="90"/>
+            </w:tcMar>
+          </w:tcPr>
+          <w:p>
+            <w:pPr>
+              <w:jc w:val="center"/>
+            </w:pPr>
+            <w:r>
+              <w:rPr>
+                <w:rFonts w:ascii="Times New Roman" w:cs="Times New Roman" w:eastAsia="Times New Roman" w:hAnsi="Times New Roman"/>
+                <w:b/>
+                <w:bCs/>
+                <w:color w:val="FFFFFF"/>
+                <w:sz w:val="20"/>
+                <w:szCs w:val="20"/>
+              </w:rPr>
+              <w:t xml:space="preserve">Corrección aplicada</w:t>
+            </w:r>
+          </w:p>
+        </w:tc>
+        <w:tc>
+          <w:tcPr>
+            <w:tcW w:type="dxa" w:w="1780"/>
+            <w:shd w:fill="1F3864" w:val="clear"/>
+            <w:tcMar>
+              <w:top w:type="dxa" w:w="70"/>
+              <w:left w:type="dxa" w:w="90"/>
+              <w:bottom w:type="dxa" w:w="70"/>
+              <w:right w:type="dxa" w:w="90"/>
+            </w:tcMar>
+          </w:tcPr>
+          <w:p>
+            <w:pPr>
+              <w:jc w:val="center"/>
+            </w:pPr>
+            <w:r>
+              <w:rPr>
+                <w:rFonts w:ascii="Times New Roman" w:cs="Times New Roman" w:eastAsia="Times New Roman" w:hAnsi="Times New Roman"/>
+                <w:b/>
+                <w:bCs/>
+                <w:color w:val="FFFFFF"/>
+                <w:sz w:val="20"/>
+                <w:szCs w:val="20"/>
+              </w:rPr>
+              <w:t xml:space="preserve">Verificación</w:t>
+            </w:r>
+          </w:p>
+        </w:tc>
+      </w:tr>
+      <w:tr>
+        <w:tc>
+          <w:tcPr>
+            <w:tcW w:type="dxa" w:w="420"/>
+            <w:tcMar>
+              <w:top w:type="dxa" w:w="70"/>
+              <w:left w:type="dxa" w:w="90"/>
+              <w:bottom w:type="dxa" w:w="70"/>
+              <w:right w:type="dxa" w:w="90"/>
+            </w:tcMar>
+          </w:tcPr>
+          <w:p>
+            <w:pPr>
+              <w:spacing w:after="40"/>
+              <w:jc w:val="left"/>
+            </w:pPr>
+            <w:r>
+              <w:rPr>
+                <w:rFonts w:ascii="Times New Roman" w:cs="Times New Roman" w:eastAsia="Times New Roman" w:hAnsi="Times New Roman"/>
+                <w:sz w:val="20"/>
+                <w:szCs w:val="20"/>
+              </w:rPr>
+              <w:t xml:space="preserve">13</w:t>
+            </w:r>
+          </w:p>
+        </w:tc>
+        <w:tc>
+          <w:tcPr>
+            <w:tcW w:type="dxa" w:w="2100"/>
+            <w:tcMar>
+              <w:top w:type="dxa" w:w="70"/>
+              <w:left w:type="dxa" w:w="90"/>
+              <w:bottom w:type="dxa" w:w="70"/>
+              <w:right w:type="dxa" w:w="90"/>
+            </w:tcMar>
+          </w:tcPr>
+          <w:p>
+            <w:pPr>
+              <w:spacing w:after="40"/>
+              <w:jc w:val="left"/>
+            </w:pPr>
+            <w:r>
+              <w:rPr>
+                <w:rFonts w:ascii="Times New Roman" w:cs="Times New Roman" w:eastAsia="Times New Roman" w:hAnsi="Times New Roman"/>
+                <w:sz w:val="20"/>
+                <w:szCs w:val="20"/>
+              </w:rPr>
+              <w:t xml:space="preserve">cors() sin opciones, que responde Access-Control-Allow-Origin: *</w:t>
+            </w:r>
+          </w:p>
+        </w:tc>
+        <w:tc>
+          <w:tcPr>
+            <w:tcW w:type="dxa" w:w="1500"/>
+            <w:tcMar>
+              <w:top w:type="dxa" w:w="70"/>
+              <w:left w:type="dxa" w:w="90"/>
+              <w:bottom w:type="dxa" w:w="70"/>
+              <w:right w:type="dxa" w:w="90"/>
+            </w:tcMar>
+          </w:tcPr>
+          <w:p>
+            <w:pPr>
+              <w:spacing w:after="40"/>
+              <w:jc w:val="left"/>
+            </w:pPr>
+            <w:r>
+              <w:rPr>
+                <w:rFonts w:ascii="Times New Roman" w:cs="Times New Roman" w:eastAsia="Times New Roman" w:hAnsi="Times New Roman"/>
+                <w:sz w:val="20"/>
+                <w:szCs w:val="20"/>
+              </w:rPr>
+              <w:t xml:space="preserve">Alto — cualquier sitio web podía consumir la API desde el navegador de la víctima</w:t>
+            </w:r>
+          </w:p>
+        </w:tc>
+        <w:tc>
+          <w:tcPr>
+            <w:tcW w:type="dxa" w:w="3200"/>
+            <w:tcMar>
+              <w:top w:type="dxa" w:w="70"/>
+              <w:left w:type="dxa" w:w="90"/>
+              <w:bottom w:type="dxa" w:w="70"/>
+              <w:right w:type="dxa" w:w="90"/>
+            </w:tcMar>
+          </w:tcPr>
+          <w:p>
+            <w:pPr>
+              <w:spacing w:after="40"/>
+              <w:jc w:val="left"/>
+            </w:pPr>
+            <w:r>
+              <w:rPr>
+                <w:rFonts w:ascii="Times New Roman" w:cs="Times New Roman" w:eastAsia="Times New Roman" w:hAnsi="Times New Roman"/>
+                <w:sz w:val="20"/>
+                <w:szCs w:val="20"/>
+              </w:rPr>
+              <w:t xml:space="preserve">Se eliminó la dependencia cors. El frontend es del mismo origen vía proxy, así que no se envía ninguna cabecera CORS; si alguna vez se necesita, se declara un origen concreto en CORS_ORIGIN</w:t>
+            </w:r>
+          </w:p>
+        </w:tc>
+        <w:tc>
+          <w:tcPr>
+            <w:tcW w:type="dxa" w:w="1780"/>
+            <w:tcMar>
+              <w:top w:type="dxa" w:w="70"/>
+              <w:left w:type="dxa" w:w="90"/>
+              <w:bottom w:type="dxa" w:w="70"/>
+              <w:right w:type="dxa" w:w="90"/>
+            </w:tcMar>
+          </w:tcPr>
+          <w:p>
+            <w:pPr>
+              <w:spacing w:after="40"/>
+              <w:jc w:val="left"/>
+            </w:pPr>
+            <w:r>
+              <w:rPr>
+                <w:rFonts w:ascii="Times New Roman" w:cs="Times New Roman" w:eastAsia="Times New Roman" w:hAnsi="Times New Roman"/>
+                <w:sz w:val="20"/>
+                <w:szCs w:val="20"/>
+              </w:rPr>
+              <w:t xml:space="preserve">La respuesta ya no incluye access-control-allow-origin</w:t>
+            </w:r>
+          </w:p>
+        </w:tc>
+      </w:tr>
+      <w:tr>
+        <w:tc>
+          <w:tcPr>
+            <w:tcW w:type="dxa" w:w="420"/>
+            <w:tcMar>
+              <w:top w:type="dxa" w:w="70"/>
+              <w:left w:type="dxa" w:w="90"/>
+              <w:bottom w:type="dxa" w:w="70"/>
+              <w:right w:type="dxa" w:w="90"/>
+            </w:tcMar>
+          </w:tcPr>
+          <w:p>
+            <w:pPr>
+              <w:spacing w:after="40"/>
+              <w:jc w:val="left"/>
+            </w:pPr>
+            <w:r>
+              <w:rPr>
+                <w:rFonts w:ascii="Times New Roman" w:cs="Times New Roman" w:eastAsia="Times New Roman" w:hAnsi="Times New Roman"/>
+                <w:sz w:val="20"/>
+                <w:szCs w:val="20"/>
+              </w:rPr>
+              <w:t xml:space="preserve">14</w:t>
+            </w:r>
+          </w:p>
+        </w:tc>
+        <w:tc>
+          <w:tcPr>
+            <w:tcW w:type="dxa" w:w="2100"/>
+            <w:tcMar>
+              <w:top w:type="dxa" w:w="70"/>
+              <w:left w:type="dxa" w:w="90"/>
+              <w:bottom w:type="dxa" w:w="70"/>
+              <w:right w:type="dxa" w:w="90"/>
+            </w:tcMar>
+          </w:tcPr>
+          <w:p>
+            <w:pPr>
+              <w:spacing w:after="40"/>
+              <w:jc w:val="left"/>
+            </w:pPr>
+            <w:r>
+              <w:rPr>
+                <w:rFonts w:ascii="Times New Roman" w:cs="Times New Roman" w:eastAsia="Times New Roman" w:hAnsi="Times New Roman"/>
+                <w:sz w:val="20"/>
+                <w:szCs w:val="20"/>
+              </w:rPr>
+              <w:t xml:space="preserve">Sin cabeceras de seguridad y con la tecnología expuesta (X-Powered-By: Express)</w:t>
+            </w:r>
+          </w:p>
+        </w:tc>
+        <w:tc>
+          <w:tcPr>
+            <w:tcW w:type="dxa" w:w="1500"/>
+            <w:tcMar>
+              <w:top w:type="dxa" w:w="70"/>
+              <w:left w:type="dxa" w:w="90"/>
+              <w:bottom w:type="dxa" w:w="70"/>
+              <w:right w:type="dxa" w:w="90"/>
+            </w:tcMar>
+          </w:tcPr>
+          <w:p>
+            <w:pPr>
+              <w:spacing w:after="40"/>
+              <w:jc w:val="left"/>
+            </w:pPr>
+            <w:r>
+              <w:rPr>
+                <w:rFonts w:ascii="Times New Roman" w:cs="Times New Roman" w:eastAsia="Times New Roman" w:hAnsi="Times New Roman"/>
+                <w:sz w:val="20"/>
+                <w:szCs w:val="20"/>
+              </w:rPr>
+              <w:t xml:space="preserve">Bajo</w:t>
+            </w:r>
+          </w:p>
+        </w:tc>
+        <w:tc>
+          <w:tcPr>
+            <w:tcW w:type="dxa" w:w="3200"/>
+            <w:tcMar>
+              <w:top w:type="dxa" w:w="70"/>
+              <w:left w:type="dxa" w:w="90"/>
+              <w:bottom w:type="dxa" w:w="70"/>
+              <w:right w:type="dxa" w:w="90"/>
+            </w:tcMar>
+          </w:tcPr>
+          <w:p>
+            <w:pPr>
+              <w:spacing w:after="40"/>
+              <w:jc w:val="left"/>
+            </w:pPr>
+            <w:r>
+              <w:rPr>
+                <w:rFonts w:ascii="Times New Roman" w:cs="Times New Roman" w:eastAsia="Times New Roman" w:hAnsi="Times New Roman"/>
+                <w:sz w:val="20"/>
+                <w:szCs w:val="20"/>
+              </w:rPr>
+              <w:t xml:space="preserve">helmet y app.disable('x-powered-by')</w:t>
+            </w:r>
+          </w:p>
+        </w:tc>
+        <w:tc>
+          <w:tcPr>
+            <w:tcW w:type="dxa" w:w="1780"/>
+            <w:tcMar>
+              <w:top w:type="dxa" w:w="70"/>
+              <w:left w:type="dxa" w:w="90"/>
+              <w:bottom w:type="dxa" w:w="70"/>
+              <w:right w:type="dxa" w:w="90"/>
+            </w:tcMar>
+          </w:tcPr>
+          <w:p>
+            <w:pPr>
+              <w:spacing w:after="40"/>
+              <w:jc w:val="left"/>
+            </w:pPr>
+            <w:r>
+              <w:rPr>
+                <w:rFonts w:ascii="Times New Roman" w:cs="Times New Roman" w:eastAsia="Times New Roman" w:hAnsi="Times New Roman"/>
+                <w:sz w:val="20"/>
+                <w:szCs w:val="20"/>
+              </w:rPr>
+              <w:t xml:space="preserve">curl -I sobre la API: sin x-powered-by y con las cabeceras de helmet</w:t>
+            </w:r>
+          </w:p>
+        </w:tc>
+      </w:tr>
+      <w:tr>
+        <w:tc>
+          <w:tcPr>
+            <w:tcW w:type="dxa" w:w="420"/>
+            <w:tcMar>
+              <w:top w:type="dxa" w:w="70"/>
+              <w:left w:type="dxa" w:w="90"/>
+              <w:bottom w:type="dxa" w:w="70"/>
+              <w:right w:type="dxa" w:w="90"/>
+            </w:tcMar>
+          </w:tcPr>
+          <w:p>
+            <w:pPr>
+              <w:spacing w:after="40"/>
+              <w:jc w:val="left"/>
+            </w:pPr>
+            <w:r>
+              <w:rPr>
+                <w:rFonts w:ascii="Times New Roman" w:cs="Times New Roman" w:eastAsia="Times New Roman" w:hAnsi="Times New Roman"/>
+                <w:sz w:val="20"/>
+                <w:szCs w:val="20"/>
+              </w:rPr>
+              <w:t xml:space="preserve">15</w:t>
+            </w:r>
+          </w:p>
+        </w:tc>
+        <w:tc>
+          <w:tcPr>
+            <w:tcW w:type="dxa" w:w="2100"/>
+            <w:tcMar>
+              <w:top w:type="dxa" w:w="70"/>
+              <w:left w:type="dxa" w:w="90"/>
+              <w:bottom w:type="dxa" w:w="70"/>
+              <w:right w:type="dxa" w:w="90"/>
+            </w:tcMar>
+          </w:tcPr>
+          <w:p>
+            <w:pPr>
+              <w:spacing w:after="40"/>
+              <w:jc w:val="left"/>
+            </w:pPr>
+            <w:r>
+              <w:rPr>
+                <w:rFonts w:ascii="Times New Roman" w:cs="Times New Roman" w:eastAsia="Times New Roman" w:hAnsi="Times New Roman"/>
+                <w:sz w:val="20"/>
+                <w:szCs w:val="20"/>
+              </w:rPr>
+              <w:t xml:space="preserve">Sin validación de tipos ni de longitud; cuerpo JSON sin límite</w:t>
+            </w:r>
+          </w:p>
+        </w:tc>
+        <w:tc>
+          <w:tcPr>
+            <w:tcW w:type="dxa" w:w="1500"/>
+            <w:tcMar>
+              <w:top w:type="dxa" w:w="70"/>
+              <w:left w:type="dxa" w:w="90"/>
+              <w:bottom w:type="dxa" w:w="70"/>
+              <w:right w:type="dxa" w:w="90"/>
+            </w:tcMar>
+          </w:tcPr>
+          <w:p>
+            <w:pPr>
+              <w:spacing w:after="40"/>
+              <w:jc w:val="left"/>
+            </w:pPr>
+            <w:r>
+              <w:rPr>
+                <w:rFonts w:ascii="Times New Roman" w:cs="Times New Roman" w:eastAsia="Times New Roman" w:hAnsi="Times New Roman"/>
+                <w:sz w:val="20"/>
+                <w:szCs w:val="20"/>
+              </w:rPr>
+              <w:t xml:space="preserve">Medio — un objeto o arreglo en title llegaba al driver de PostgreSQL, un id no numérico producía un error 500 y un payload gigante podía agotar la memoria del contenedor</w:t>
+            </w:r>
+          </w:p>
+        </w:tc>
+        <w:tc>
+          <w:tcPr>
+            <w:tcW w:type="dxa" w:w="3200"/>
+            <w:tcMar>
+              <w:top w:type="dxa" w:w="70"/>
+              <w:left w:type="dxa" w:w="90"/>
+              <w:bottom w:type="dxa" w:w="70"/>
+              <w:right w:type="dxa" w:w="90"/>
+            </w:tcMar>
+          </w:tcPr>
+          <w:p>
+            <w:pPr>
+              <w:spacing w:after="40"/>
+              <w:jc w:val="left"/>
+            </w:pPr>
+            <w:r>
+              <w:rPr>
+                <w:rFonts w:ascii="Times New Roman" w:cs="Times New Roman" w:eastAsia="Times New Roman" w:hAnsi="Times New Roman"/>
+                <w:sz w:val="20"/>
+                <w:szCs w:val="20"/>
+              </w:rPr>
+              <w:t xml:space="preserve">Validación estricta de tipo y longitud (máx. 255), id validado como entero positivo, express.json con límite de 10 kB y manejador de errores que nunca expone el stack</w:t>
+            </w:r>
+          </w:p>
+        </w:tc>
+        <w:tc>
+          <w:tcPr>
+            <w:tcW w:type="dxa" w:w="1780"/>
+            <w:tcMar>
+              <w:top w:type="dxa" w:w="70"/>
+              <w:left w:type="dxa" w:w="90"/>
+              <w:bottom w:type="dxa" w:w="70"/>
+              <w:right w:type="dxa" w:w="90"/>
+            </w:tcMar>
+          </w:tcPr>
+          <w:p>
+            <w:pPr>
+              <w:spacing w:after="40"/>
+              <w:jc w:val="left"/>
+            </w:pPr>
+            <w:r>
+              <w:rPr>
+                <w:rFonts w:ascii="Times New Roman" w:cs="Times New Roman" w:eastAsia="Times New Roman" w:hAnsi="Times New Roman"/>
+                <w:sz w:val="20"/>
+                <w:szCs w:val="20"/>
+              </w:rPr>
+              <w:t xml:space="preserve">Nueve casos probados (título objeto, vacío y de 300 caracteres, id no numérico, completed no booleano, JSON malformado y cuerpo de 20 kB): todos responden 400 o 413 con mensaje limpio</w:t>
+            </w:r>
+          </w:p>
+        </w:tc>
+      </w:tr>
+      <w:tr>
+        <w:tc>
+          <w:tcPr>
+            <w:tcW w:type="dxa" w:w="420"/>
+            <w:tcMar>
+              <w:top w:type="dxa" w:w="70"/>
+              <w:left w:type="dxa" w:w="90"/>
+              <w:bottom w:type="dxa" w:w="70"/>
+              <w:right w:type="dxa" w:w="90"/>
+            </w:tcMar>
+          </w:tcPr>
+          <w:p>
+            <w:pPr>
+              <w:spacing w:after="40"/>
+              <w:jc w:val="left"/>
+            </w:pPr>
+            <w:r>
+              <w:rPr>
+                <w:rFonts w:ascii="Times New Roman" w:cs="Times New Roman" w:eastAsia="Times New Roman" w:hAnsi="Times New Roman"/>
+                <w:sz w:val="20"/>
+                <w:szCs w:val="20"/>
+              </w:rPr>
+              <w:t xml:space="preserve">16</w:t>
+            </w:r>
+          </w:p>
+        </w:tc>
+        <w:tc>
+          <w:tcPr>
+            <w:tcW w:type="dxa" w:w="2100"/>
+            <w:tcMar>
+              <w:top w:type="dxa" w:w="70"/>
+              <w:left w:type="dxa" w:w="90"/>
+              <w:bottom w:type="dxa" w:w="70"/>
+              <w:right w:type="dxa" w:w="90"/>
+            </w:tcMar>
+          </w:tcPr>
+          <w:p>
+            <w:pPr>
+              <w:spacing w:after="40"/>
+              <w:jc w:val="left"/>
+            </w:pPr>
+            <w:r>
+              <w:rPr>
+                <w:rFonts w:ascii="Times New Roman" w:cs="Times New Roman" w:eastAsia="Times New Roman" w:hAnsi="Times New Roman"/>
+                <w:sz w:val="20"/>
+                <w:szCs w:val="20"/>
+              </w:rPr>
+              <w:t xml:space="preserve">Sin limitación de tasa en la aplicación</w:t>
+            </w:r>
+          </w:p>
+        </w:tc>
+        <w:tc>
+          <w:tcPr>
+            <w:tcW w:type="dxa" w:w="1500"/>
+            <w:tcMar>
+              <w:top w:type="dxa" w:w="70"/>
+              <w:left w:type="dxa" w:w="90"/>
+              <w:bottom w:type="dxa" w:w="70"/>
+              <w:right w:type="dxa" w:w="90"/>
+            </w:tcMar>
+          </w:tcPr>
+          <w:p>
+            <w:pPr>
+              <w:spacing w:after="40"/>
+              <w:jc w:val="left"/>
+            </w:pPr>
+            <w:r>
+              <w:rPr>
+                <w:rFonts w:ascii="Times New Roman" w:cs="Times New Roman" w:eastAsia="Times New Roman" w:hAnsi="Times New Roman"/>
+                <w:sz w:val="20"/>
+                <w:szCs w:val="20"/>
+              </w:rPr>
+              <w:t xml:space="preserve">Medio</w:t>
+            </w:r>
+          </w:p>
+        </w:tc>
+        <w:tc>
+          <w:tcPr>
+            <w:tcW w:type="dxa" w:w="3200"/>
+            <w:tcMar>
+              <w:top w:type="dxa" w:w="70"/>
+              <w:left w:type="dxa" w:w="90"/>
+              <w:bottom w:type="dxa" w:w="70"/>
+              <w:right w:type="dxa" w:w="90"/>
+            </w:tcMar>
+          </w:tcPr>
+          <w:p>
+            <w:pPr>
+              <w:spacing w:after="40"/>
+              <w:jc w:val="left"/>
+            </w:pPr>
+            <w:r>
+              <w:rPr>
+                <w:rFonts w:ascii="Times New Roman" w:cs="Times New Roman" w:eastAsia="Times New Roman" w:hAnsi="Times New Roman"/>
+                <w:sz w:val="20"/>
+                <w:szCs w:val="20"/>
+              </w:rPr>
+              <w:t xml:space="preserve">express-rate-limit a 120 peticiones por minuto y por IP, con trust proxy para leer la IP real detrás de Nginx</w:t>
+            </w:r>
+          </w:p>
+        </w:tc>
+        <w:tc>
+          <w:tcPr>
+            <w:tcW w:type="dxa" w:w="1780"/>
+            <w:tcMar>
+              <w:top w:type="dxa" w:w="70"/>
+              <w:left w:type="dxa" w:w="90"/>
+              <w:bottom w:type="dxa" w:w="70"/>
+              <w:right w:type="dxa" w:w="90"/>
+            </w:tcMar>
+          </w:tcPr>
+          <w:p>
+            <w:pPr>
+              <w:spacing w:after="40"/>
+              <w:jc w:val="left"/>
+            </w:pPr>
+            <w:r>
+              <w:rPr>
+                <w:rFonts w:ascii="Times New Roman" w:cs="Times New Roman" w:eastAsia="Times New Roman" w:hAnsi="Times New Roman"/>
+                <w:sz w:val="20"/>
+                <w:szCs w:val="20"/>
+              </w:rPr>
+              <w:t xml:space="preserve">Superado el umbral, la API responde 429</w:t>
+            </w:r>
+          </w:p>
+        </w:tc>
+      </w:tr>
+    </w:tbl>
+    <w:p>
+      <w:pPr>
+        <w:pStyle w:val="Heading2"/>
+        <w:spacing w:after="160" w:before="240"/>
+      </w:pPr>
+      <w:r>
+        <w:rPr>
+          <w:rFonts w:ascii="Times New Roman" w:cs="Times New Roman" w:eastAsia="Times New Roman" w:hAnsi="Times New Roman"/>
+          <w:b/>
+          <w:bCs/>
+          <w:color w:val="1F3864"/>
+          <w:sz w:val="26"/>
+          <w:szCs w:val="26"/>
+        </w:rPr>
+        <w:t xml:space="preserve">5.4 Contenedores y servidor</w:t>
+      </w:r>
+    </w:p>
+    <w:tbl>
+      <w:tblPr>
+        <w:tblW w:type="dxa" w:w="9000"/>
+        <w:tblBorders>
+          <w:top w:val="single" w:color="auto" w:sz="4"/>
+          <w:left w:val="single" w:color="auto" w:sz="4"/>
+          <w:bottom w:val="single" w:color="auto" w:sz="4"/>
+          <w:right w:val="single" w:color="auto" w:sz="4"/>
+          <w:insideH w:val="single" w:color="auto" w:sz="4"/>
+          <w:insideV w:val="single" w:color="auto" w:sz="4"/>
+        </w:tblBorders>
+      </w:tblPr>
+      <w:tblGrid>
+        <w:gridCol w:w="420"/>
+        <w:gridCol w:w="2100"/>
+        <w:gridCol w:w="1500"/>
+        <w:gridCol w:w="3200"/>
+        <w:gridCol w:w="1780"/>
+      </w:tblGrid>
+      <w:tr>
+        <w:trPr>
+          <w:tblHeader/>
+        </w:trPr>
+        <w:tc>
+          <w:tcPr>
+            <w:tcW w:type="dxa" w:w="420"/>
+            <w:shd w:fill="1F3864" w:val="clear"/>
+            <w:tcMar>
+              <w:top w:type="dxa" w:w="70"/>
+              <w:left w:type="dxa" w:w="90"/>
+              <w:bottom w:type="dxa" w:w="70"/>
+              <w:right w:type="dxa" w:w="90"/>
+            </w:tcMar>
+          </w:tcPr>
+          <w:p>
+            <w:pPr>
+              <w:jc w:val="center"/>
+            </w:pPr>
+            <w:r>
+              <w:rPr>
+                <w:rFonts w:ascii="Times New Roman" w:cs="Times New Roman" w:eastAsia="Times New Roman" w:hAnsi="Times New Roman"/>
+                <w:b/>
+                <w:bCs/>
+                <w:color w:val="FFFFFF"/>
+                <w:sz w:val="20"/>
+                <w:szCs w:val="20"/>
+              </w:rPr>
+              <w:t xml:space="preserve">#</w:t>
+            </w:r>
+          </w:p>
+        </w:tc>
+        <w:tc>
+          <w:tcPr>
+            <w:tcW w:type="dxa" w:w="2100"/>
+            <w:shd w:fill="1F3864" w:val="clear"/>
+            <w:tcMar>
+              <w:top w:type="dxa" w:w="70"/>
+              <w:left w:type="dxa" w:w="90"/>
+              <w:bottom w:type="dxa" w:w="70"/>
+              <w:right w:type="dxa" w:w="90"/>
+            </w:tcMar>
+          </w:tcPr>
+          <w:p>
+            <w:pPr>
+              <w:jc w:val="center"/>
+            </w:pPr>
+            <w:r>
+              <w:rPr>
+                <w:rFonts w:ascii="Times New Roman" w:cs="Times New Roman" w:eastAsia="Times New Roman" w:hAnsi="Times New Roman"/>
+                <w:b/>
+                <w:bCs/>
+                <w:color w:val="FFFFFF"/>
+                <w:sz w:val="20"/>
+                <w:szCs w:val="20"/>
+              </w:rPr>
+              <w:t xml:space="preserve">Hallazgo</w:t>
+            </w:r>
+          </w:p>
+        </w:tc>
+        <w:tc>
+          <w:tcPr>
+            <w:tcW w:type="dxa" w:w="1500"/>
+            <w:shd w:fill="1F3864" w:val="clear"/>
+            <w:tcMar>
+              <w:top w:type="dxa" w:w="70"/>
+              <w:left w:type="dxa" w:w="90"/>
+              <w:bottom w:type="dxa" w:w="70"/>
+              <w:right w:type="dxa" w:w="90"/>
+            </w:tcMar>
+          </w:tcPr>
+          <w:p>
+            <w:pPr>
+              <w:jc w:val="center"/>
+            </w:pPr>
+            <w:r>
+              <w:rPr>
+                <w:rFonts w:ascii="Times New Roman" w:cs="Times New Roman" w:eastAsia="Times New Roman" w:hAnsi="Times New Roman"/>
+                <w:b/>
+                <w:bCs/>
+                <w:color w:val="FFFFFF"/>
+                <w:sz w:val="20"/>
+                <w:szCs w:val="20"/>
+              </w:rPr>
+              <w:t xml:space="preserve">Riesgo</w:t>
+            </w:r>
+          </w:p>
+        </w:tc>
+        <w:tc>
+          <w:tcPr>
+            <w:tcW w:type="dxa" w:w="3200"/>
+            <w:shd w:fill="1F3864" w:val="clear"/>
+            <w:tcMar>
+              <w:top w:type="dxa" w:w="70"/>
+              <w:left w:type="dxa" w:w="90"/>
+              <w:bottom w:type="dxa" w:w="70"/>
+              <w:right w:type="dxa" w:w="90"/>
+            </w:tcMar>
+          </w:tcPr>
+          <w:p>
+            <w:pPr>
+              <w:jc w:val="center"/>
+            </w:pPr>
+            <w:r>
+              <w:rPr>
+                <w:rFonts w:ascii="Times New Roman" w:cs="Times New Roman" w:eastAsia="Times New Roman" w:hAnsi="Times New Roman"/>
+                <w:b/>
+                <w:bCs/>
+                <w:color w:val="FFFFFF"/>
+                <w:sz w:val="20"/>
+                <w:szCs w:val="20"/>
+              </w:rPr>
+              <w:t xml:space="preserve">Corrección aplicada</w:t>
+            </w:r>
+          </w:p>
+        </w:tc>
+        <w:tc>
+          <w:tcPr>
+            <w:tcW w:type="dxa" w:w="1780"/>
+            <w:shd w:fill="1F3864" w:val="clear"/>
+            <w:tcMar>
+              <w:top w:type="dxa" w:w="70"/>
+              <w:left w:type="dxa" w:w="90"/>
+              <w:bottom w:type="dxa" w:w="70"/>
+              <w:right w:type="dxa" w:w="90"/>
+            </w:tcMar>
+          </w:tcPr>
+          <w:p>
+            <w:pPr>
+              <w:jc w:val="center"/>
+            </w:pPr>
+            <w:r>
+              <w:rPr>
+                <w:rFonts w:ascii="Times New Roman" w:cs="Times New Roman" w:eastAsia="Times New Roman" w:hAnsi="Times New Roman"/>
+                <w:b/>
+                <w:bCs/>
+                <w:color w:val="FFFFFF"/>
+                <w:sz w:val="20"/>
+                <w:szCs w:val="20"/>
+              </w:rPr>
+              <w:t xml:space="preserve">Verificación</w:t>
+            </w:r>
+          </w:p>
+        </w:tc>
+      </w:tr>
+      <w:tr>
+        <w:tc>
+          <w:tcPr>
+            <w:tcW w:type="dxa" w:w="420"/>
+            <w:tcMar>
+              <w:top w:type="dxa" w:w="70"/>
+              <w:left w:type="dxa" w:w="90"/>
+              <w:bottom w:type="dxa" w:w="70"/>
+              <w:right w:type="dxa" w:w="90"/>
+            </w:tcMar>
+          </w:tcPr>
+          <w:p>
+            <w:pPr>
+              <w:spacing w:after="40"/>
+              <w:jc w:val="left"/>
+            </w:pPr>
+            <w:r>
+              <w:rPr>
+                <w:rFonts w:ascii="Times New Roman" w:cs="Times New Roman" w:eastAsia="Times New Roman" w:hAnsi="Times New Roman"/>
+                <w:sz w:val="20"/>
+                <w:szCs w:val="20"/>
+              </w:rPr>
+              <w:t xml:space="preserve">17</w:t>
+            </w:r>
+          </w:p>
+        </w:tc>
+        <w:tc>
+          <w:tcPr>
+            <w:tcW w:type="dxa" w:w="2100"/>
+            <w:tcMar>
+              <w:top w:type="dxa" w:w="70"/>
+              <w:left w:type="dxa" w:w="90"/>
+              <w:bottom w:type="dxa" w:w="70"/>
+              <w:right w:type="dxa" w:w="90"/>
+            </w:tcMar>
+          </w:tcPr>
+          <w:p>
+            <w:pPr>
+              <w:spacing w:after="40"/>
+              <w:jc w:val="left"/>
+            </w:pPr>
+            <w:r>
+              <w:rPr>
+                <w:rFonts w:ascii="Times New Roman" w:cs="Times New Roman" w:eastAsia="Times New Roman" w:hAnsi="Times New Roman"/>
+                <w:sz w:val="20"/>
+                <w:szCs w:val="20"/>
+              </w:rPr>
+              <w:t xml:space="preserve">El backend corría como root dentro del contenedor; npm install no reproducible y ejecutaba scripts postinstall</w:t>
+            </w:r>
+          </w:p>
+        </w:tc>
+        <w:tc>
+          <w:tcPr>
+            <w:tcW w:type="dxa" w:w="1500"/>
+            <w:tcMar>
+              <w:top w:type="dxa" w:w="70"/>
+              <w:left w:type="dxa" w:w="90"/>
+              <w:bottom w:type="dxa" w:w="70"/>
+              <w:right w:type="dxa" w:w="90"/>
+            </w:tcMar>
+          </w:tcPr>
+          <w:p>
+            <w:pPr>
+              <w:spacing w:after="40"/>
+              <w:jc w:val="left"/>
+            </w:pPr>
+            <w:r>
+              <w:rPr>
+                <w:rFonts w:ascii="Times New Roman" w:cs="Times New Roman" w:eastAsia="Times New Roman" w:hAnsi="Times New Roman"/>
+                <w:sz w:val="20"/>
+                <w:szCs w:val="20"/>
+              </w:rPr>
+              <w:t xml:space="preserve">Alto — una ejecución de código en el contenedor obtenía privilegios administrativos; los scripts de dependencias son un vector de cadena de suministro</w:t>
+            </w:r>
+          </w:p>
+        </w:tc>
+        <w:tc>
+          <w:tcPr>
+            <w:tcW w:type="dxa" w:w="3200"/>
+            <w:tcMar>
+              <w:top w:type="dxa" w:w="70"/>
+              <w:left w:type="dxa" w:w="90"/>
+              <w:bottom w:type="dxa" w:w="70"/>
+              <w:right w:type="dxa" w:w="90"/>
+            </w:tcMar>
+          </w:tcPr>
+          <w:p>
+            <w:pPr>
+              <w:spacing w:after="40"/>
+              <w:jc w:val="left"/>
+            </w:pPr>
+            <w:r>
+              <w:rPr>
+                <w:rFonts w:ascii="Times New Roman" w:cs="Times New Roman" w:eastAsia="Times New Roman" w:hAnsi="Times New Roman"/>
+                <w:sz w:val="20"/>
+                <w:szCs w:val="20"/>
+              </w:rPr>
+              <w:t xml:space="preserve">USER node (uid 1000), npm ci --omit=dev --ignore-scripts, read_only: true con /tmp en tmpfs, cap_drop: ALL y no-new-privileges</w:t>
+            </w:r>
+          </w:p>
+        </w:tc>
+        <w:tc>
+          <w:tcPr>
+            <w:tcW w:type="dxa" w:w="1780"/>
+            <w:tcMar>
+              <w:top w:type="dxa" w:w="70"/>
+              <w:left w:type="dxa" w:w="90"/>
+              <w:bottom w:type="dxa" w:w="70"/>
+              <w:right w:type="dxa" w:w="90"/>
+            </w:tcMar>
+          </w:tcPr>
+          <w:p>
+            <w:pPr>
+              <w:spacing w:after="40"/>
+              <w:jc w:val="left"/>
+            </w:pPr>
+            <w:r>
+              <w:rPr>
+                <w:rFonts w:ascii="Times New Roman" w:cs="Times New Roman" w:eastAsia="Times New Roman" w:hAnsi="Times New Roman"/>
+                <w:sz w:val="20"/>
+                <w:szCs w:val="20"/>
+              </w:rPr>
+              <w:t xml:space="preserve">docker compose exec backend id devuelve uid=1000(node)</w:t>
+            </w:r>
+          </w:p>
+        </w:tc>
+      </w:tr>
+      <w:tr>
+        <w:tc>
+          <w:tcPr>
+            <w:tcW w:type="dxa" w:w="420"/>
+            <w:tcMar>
+              <w:top w:type="dxa" w:w="70"/>
+              <w:left w:type="dxa" w:w="90"/>
+              <w:bottom w:type="dxa" w:w="70"/>
+              <w:right w:type="dxa" w:w="90"/>
+            </w:tcMar>
+          </w:tcPr>
+          <w:p>
+            <w:pPr>
+              <w:spacing w:after="40"/>
+              <w:jc w:val="left"/>
+            </w:pPr>
+            <w:r>
+              <w:rPr>
+                <w:rFonts w:ascii="Times New Roman" w:cs="Times New Roman" w:eastAsia="Times New Roman" w:hAnsi="Times New Roman"/>
+                <w:sz w:val="20"/>
+                <w:szCs w:val="20"/>
+              </w:rPr>
+              <w:t xml:space="preserve">18</w:t>
+            </w:r>
+          </w:p>
+        </w:tc>
+        <w:tc>
+          <w:tcPr>
+            <w:tcW w:type="dxa" w:w="2100"/>
+            <w:tcMar>
+              <w:top w:type="dxa" w:w="70"/>
+              <w:left w:type="dxa" w:w="90"/>
+              <w:bottom w:type="dxa" w:w="70"/>
+              <w:right w:type="dxa" w:w="90"/>
+            </w:tcMar>
+          </w:tcPr>
+          <w:p>
+            <w:pPr>
+              <w:spacing w:after="40"/>
+              <w:jc w:val="left"/>
+            </w:pPr>
+            <w:r>
+              <w:rPr>
+                <w:rFonts w:ascii="Times New Roman" w:cs="Times New Roman" w:eastAsia="Times New Roman" w:hAnsi="Times New Roman"/>
+                <w:sz w:val="20"/>
+                <w:szCs w:val="20"/>
+              </w:rPr>
+              <w:t xml:space="preserve">Sin límites de recursos, sin rotación de logs y sin healthchecks en frontend y backend</w:t>
+            </w:r>
+          </w:p>
+        </w:tc>
+        <w:tc>
+          <w:tcPr>
+            <w:tcW w:type="dxa" w:w="1500"/>
+            <w:tcMar>
+              <w:top w:type="dxa" w:w="70"/>
+              <w:left w:type="dxa" w:w="90"/>
+              <w:bottom w:type="dxa" w:w="70"/>
+              <w:right w:type="dxa" w:w="90"/>
+            </w:tcMar>
+          </w:tcPr>
+          <w:p>
+            <w:pPr>
+              <w:spacing w:after="40"/>
+              <w:jc w:val="left"/>
+            </w:pPr>
+            <w:r>
+              <w:rPr>
+                <w:rFonts w:ascii="Times New Roman" w:cs="Times New Roman" w:eastAsia="Times New Roman" w:hAnsi="Times New Roman"/>
+                <w:sz w:val="20"/>
+                <w:szCs w:val="20"/>
+              </w:rPr>
+              <w:t xml:space="preserve">Medio — un contenedor podía consumir toda la RAM de la instancia y los logs sin rotar podían llenar el disco de 20 GiB (denegación de servicio por agotamiento)</w:t>
+            </w:r>
+          </w:p>
+        </w:tc>
+        <w:tc>
+          <w:tcPr>
+            <w:tcW w:type="dxa" w:w="3200"/>
+            <w:tcMar>
+              <w:top w:type="dxa" w:w="70"/>
+              <w:left w:type="dxa" w:w="90"/>
+              <w:bottom w:type="dxa" w:w="70"/>
+              <w:right w:type="dxa" w:w="90"/>
+            </w:tcMar>
+          </w:tcPr>
+          <w:p>
+            <w:pPr>
+              <w:spacing w:after="40"/>
+              <w:jc w:val="left"/>
+            </w:pPr>
+            <w:r>
+              <w:rPr>
+                <w:rFonts w:ascii="Times New Roman" w:cs="Times New Roman" w:eastAsia="Times New Roman" w:hAnsi="Times New Roman"/>
+                <w:sz w:val="20"/>
+                <w:szCs w:val="20"/>
+              </w:rPr>
+              <w:t xml:space="preserve">Límites de CPU y memoria por servicio (320M/256M/128M), logging json-file con max-size 10m y max-file 3, y healthcheck en los tres contenedores</w:t>
+            </w:r>
+          </w:p>
+        </w:tc>
+        <w:tc>
+          <w:tcPr>
+            <w:tcW w:type="dxa" w:w="1780"/>
+            <w:tcMar>
+              <w:top w:type="dxa" w:w="70"/>
+              <w:left w:type="dxa" w:w="90"/>
+              <w:bottom w:type="dxa" w:w="70"/>
+              <w:right w:type="dxa" w:w="90"/>
+            </w:tcMar>
+          </w:tcPr>
+          <w:p>
+            <w:pPr>
+              <w:spacing w:after="40"/>
+              <w:jc w:val="left"/>
+            </w:pPr>
+            <w:r>
+              <w:rPr>
+                <w:rFonts w:ascii="Times New Roman" w:cs="Times New Roman" w:eastAsia="Times New Roman" w:hAnsi="Times New Roman"/>
+                <w:sz w:val="20"/>
+                <w:szCs w:val="20"/>
+              </w:rPr>
+              <w:t xml:space="preserve">docker compose ps muestra los tres contenedores como healthy</w:t>
+            </w:r>
+          </w:p>
+        </w:tc>
+      </w:tr>
+      <w:tr>
+        <w:tc>
+          <w:tcPr>
+            <w:tcW w:type="dxa" w:w="420"/>
+            <w:tcMar>
+              <w:top w:type="dxa" w:w="70"/>
+              <w:left w:type="dxa" w:w="90"/>
+              <w:bottom w:type="dxa" w:w="70"/>
+              <w:right w:type="dxa" w:w="90"/>
+            </w:tcMar>
+          </w:tcPr>
+          <w:p>
+            <w:pPr>
+              <w:spacing w:after="40"/>
+              <w:jc w:val="left"/>
+            </w:pPr>
+            <w:r>
+              <w:rPr>
+                <w:rFonts w:ascii="Times New Roman" w:cs="Times New Roman" w:eastAsia="Times New Roman" w:hAnsi="Times New Roman"/>
+                <w:sz w:val="20"/>
+                <w:szCs w:val="20"/>
+              </w:rPr>
+              <w:t xml:space="preserve">19</w:t>
+            </w:r>
+          </w:p>
+        </w:tc>
+        <w:tc>
+          <w:tcPr>
+            <w:tcW w:type="dxa" w:w="2100"/>
+            <w:tcMar>
+              <w:top w:type="dxa" w:w="70"/>
+              <w:left w:type="dxa" w:w="90"/>
+              <w:bottom w:type="dxa" w:w="70"/>
+              <w:right w:type="dxa" w:w="90"/>
+            </w:tcMar>
+          </w:tcPr>
+          <w:p>
+            <w:pPr>
+              <w:spacing w:after="40"/>
+              <w:jc w:val="left"/>
+            </w:pPr>
+            <w:r>
+              <w:rPr>
+                <w:rFonts w:ascii="Times New Roman" w:cs="Times New Roman" w:eastAsia="Times New Roman" w:hAnsi="Times New Roman"/>
+                <w:sz w:val="20"/>
+                <w:szCs w:val="20"/>
+              </w:rPr>
+              <w:t xml:space="preserve">SSH con el puerto 22 abierto a 0.0.0.0/0 y configuración por defecto; .env con permisos amplios</w:t>
+            </w:r>
+          </w:p>
+        </w:tc>
+        <w:tc>
+          <w:tcPr>
+            <w:tcW w:type="dxa" w:w="1500"/>
+            <w:tcMar>
+              <w:top w:type="dxa" w:w="70"/>
+              <w:left w:type="dxa" w:w="90"/>
+              <w:bottom w:type="dxa" w:w="70"/>
+              <w:right w:type="dxa" w:w="90"/>
+            </w:tcMar>
+          </w:tcPr>
+          <w:p>
+            <w:pPr>
+              <w:spacing w:after="40"/>
+              <w:jc w:val="left"/>
+            </w:pPr>
+            <w:r>
+              <w:rPr>
+                <w:rFonts w:ascii="Times New Roman" w:cs="Times New Roman" w:eastAsia="Times New Roman" w:hAnsi="Times New Roman"/>
+                <w:sz w:val="20"/>
+                <w:szCs w:val="20"/>
+              </w:rPr>
+              <w:t xml:space="preserve">Alto — superficie de fuerza bruta abierta a todo internet</w:t>
+            </w:r>
+          </w:p>
+        </w:tc>
+        <w:tc>
+          <w:tcPr>
+            <w:tcW w:type="dxa" w:w="3200"/>
+            <w:tcMar>
+              <w:top w:type="dxa" w:w="70"/>
+              <w:left w:type="dxa" w:w="90"/>
+              <w:bottom w:type="dxa" w:w="70"/>
+              <w:right w:type="dxa" w:w="90"/>
+            </w:tcMar>
+          </w:tcPr>
+          <w:p>
+            <w:pPr>
+              <w:spacing w:after="40"/>
+              <w:jc w:val="left"/>
+            </w:pPr>
+            <w:r>
+              <w:rPr>
+                <w:rFonts w:ascii="Times New Roman" w:cs="Times New Roman" w:eastAsia="Times New Roman" w:hAnsi="Times New Roman"/>
+                <w:sz w:val="20"/>
+                <w:szCs w:val="20"/>
+              </w:rPr>
+              <w:t xml:space="preserve">PasswordAuthentication no, PermitRootLogin no, MaxAuthTries 3, AllowUsers ubuntu; fail2ban endurecido (3 intentos, baneo de 1 h); unattended-upgrades activo; chmod 600 en .env; puerto 443 añadido a UFW</w:t>
+            </w:r>
+          </w:p>
+        </w:tc>
+        <w:tc>
+          <w:tcPr>
+            <w:tcW w:type="dxa" w:w="1780"/>
+            <w:tcMar>
+              <w:top w:type="dxa" w:w="70"/>
+              <w:left w:type="dxa" w:w="90"/>
+              <w:bottom w:type="dxa" w:w="70"/>
+              <w:right w:type="dxa" w:w="90"/>
+            </w:tcMar>
+          </w:tcPr>
+          <w:p>
+            <w:pPr>
+              <w:spacing w:after="40"/>
+              <w:jc w:val="left"/>
+            </w:pPr>
+            <w:r>
+              <w:rPr>
+                <w:rFonts w:ascii="Times New Roman" w:cs="Times New Roman" w:eastAsia="Times New Roman" w:hAnsi="Times New Roman"/>
+                <w:sz w:val="20"/>
+                <w:szCs w:val="20"/>
+              </w:rPr>
+              <w:t xml:space="preserve">sshd -t correcto, fail2ban-client status sshd activo y unattended-upgrades habilitado</w:t>
+            </w:r>
+          </w:p>
+        </w:tc>
+      </w:tr>
+    </w:tbl>
+    <w:p>
+      <w:pPr>
+        <w:pStyle w:val="Heading2"/>
+        <w:spacing w:after="160" w:before="240"/>
+      </w:pPr>
+      <w:r>
+        <w:rPr>
+          <w:rFonts w:ascii="Times New Roman" w:cs="Times New Roman" w:eastAsia="Times New Roman" w:hAnsi="Times New Roman"/>
+          <w:b/>
+          <w:bCs/>
+          <w:color w:val="1F3864"/>
+          <w:sz w:val="26"/>
+          <w:szCs w:val="26"/>
+        </w:rPr>
+        <w:t xml:space="preserve">5.5 Hallazgos aceptados y justificados</w:t>
+      </w:r>
+    </w:p>
+    <w:p>
+      <w:pPr>
+        <w:spacing w:after="160" w:line="320"/>
+        <w:jc w:val="both"/>
+      </w:pPr>
+      <w:r>
+        <w:rPr>
+          <w:rFonts w:ascii="Times New Roman" w:cs="Times New Roman" w:eastAsia="Times New Roman" w:hAnsi="Times New Roman"/>
+          <w:b/>
+          <w:bCs/>
+          <w:sz w:val="24"/>
+          <w:szCs w:val="24"/>
+        </w:rPr>
+        <w:t xml:space="preserve">Dependencia de Google Fonts. </w:t>
+      </w:r>
+      <w:r>
+        <w:rPr>
+          <w:rFonts w:ascii="Times New Roman" w:cs="Times New Roman" w:eastAsia="Times New Roman" w:hAnsi="Times New Roman"/>
+          <w:sz w:val="24"/>
+          <w:szCs w:val="24"/>
+        </w:rPr>
+        <w:t xml:space="preserve">El SPA carga tipografías desde fonts.googleapis.com, lo que revela la IP del visitante a un tercero. Es un asunto de privacidad, no una vulnerabilidad explotable: se mantiene por coherencia visual con la entrega y se declara de forma explícita en la CSP (style-src y font-src acotados a esos dos dominios), de modo que ningún otro origen externo puede cargar recursos. La remediación completa sería autoalojar las fuentes.</w:t>
+      </w:r>
+    </w:p>
+    <w:p>
+      <w:pPr>
+        <w:spacing w:after="160" w:line="320"/>
+        <w:jc w:val="both"/>
+      </w:pPr>
+      <w:r>
+        <w:rPr>
+          <w:rFonts w:ascii="Times New Roman" w:cs="Times New Roman" w:eastAsia="Times New Roman" w:hAnsi="Times New Roman"/>
+          <w:b/>
+          <w:bCs/>
+          <w:sz w:val="24"/>
+          <w:szCs w:val="24"/>
+        </w:rPr>
+        <w:t xml:space="preserve">Puerto 22 accesible desde cualquier IP. </w:t>
+      </w:r>
+      <w:r>
+        <w:rPr>
+          <w:rFonts w:ascii="Times New Roman" w:cs="Times New Roman" w:eastAsia="Times New Roman" w:hAnsi="Times New Roman"/>
+          <w:sz w:val="24"/>
+          <w:szCs w:val="24"/>
+        </w:rPr>
+        <w:t xml:space="preserve">Lo exige el pipeline, porque los runners de GitHub Actions no tienen IP fija. Se mitiga con autenticación exclusivamente por llave, fail2ban y la restricción AllowUsers. La alternativa ideal sería un runner autoalojado o AWS Systems Manager, que evitarían exponer SSH a internet.</w:t>
+      </w:r>
+    </w:p>
+    <w:p>
+      <w:pPr>
+        <w:pStyle w:val="Heading2"/>
+        <w:spacing w:after="160" w:before="240"/>
+      </w:pPr>
+      <w:r>
+        <w:rPr>
+          <w:rFonts w:ascii="Times New Roman" w:cs="Times New Roman" w:eastAsia="Times New Roman" w:hAnsi="Times New Roman"/>
+          <w:b/>
+          <w:bCs/>
+          <w:color w:val="1F3864"/>
+          <w:sz w:val="26"/>
+          <w:szCs w:val="26"/>
+        </w:rPr>
+        <w:t xml:space="preserve">5.6 Controles de seguridad incorporados al pipeline</w:t>
+      </w:r>
+    </w:p>
+    <w:p>
+      <w:pPr>
+        <w:spacing w:after="160" w:line="320"/>
+        <w:jc w:val="both"/>
+      </w:pPr>
+      <w:r>
+        <w:rPr>
+          <w:rFonts w:ascii="Times New Roman" w:cs="Times New Roman" w:eastAsia="Times New Roman" w:hAnsi="Times New Roman"/>
+          <w:sz w:val="24"/>
+          <w:szCs w:val="24"/>
+        </w:rPr>
+        <w:t xml:space="preserve">Para que estas correcciones no se degraden con el tiempo, el job validate actúa además como control de seguridad continuo: npm audit --audit-level=high detiene la construcción si aparece una vulnerabilidad alta o crítica en las dependencias, y el Dockerfile del frontend valida con nginx -t las dos configuraciones posibles (HTTP y TLS) durante el build, de modo que un error de configuración detiene el pipeline antes de llegar a producción en lugar de tumbar el sitio.</w:t>
+      </w:r>
+    </w:p>
+    <w:p>
+      <w:pPr>
+        <w:pStyle w:val="Heading2"/>
+        <w:spacing w:after="160" w:before="240"/>
+      </w:pPr>
+      <w:r>
+        <w:rPr>
+          <w:rFonts w:ascii="Times New Roman" w:cs="Times New Roman" w:eastAsia="Times New Roman" w:hAnsi="Times New Roman"/>
+          <w:b/>
+          <w:bCs/>
+          <w:color w:val="1F3864"/>
+          <w:sz w:val="26"/>
+          <w:szCs w:val="26"/>
+        </w:rPr>
+        <w:t xml:space="preserve">5.7 Incidencias reales durante la corrección</w:t>
+      </w:r>
+    </w:p>
+    <w:p>
+      <w:pPr>
+        <w:spacing w:after="160" w:line="320"/>
+        <w:jc w:val="both"/>
+      </w:pPr>
+      <w:r>
+        <w:rPr>
+          <w:rFonts w:ascii="Times New Roman" w:cs="Times New Roman" w:eastAsia="Times New Roman" w:hAnsi="Times New Roman"/>
+          <w:sz w:val="24"/>
+          <w:szCs w:val="24"/>
+        </w:rPr>
+        <w:t xml:space="preserve">Como en el resto de la bitácora, se documentan los problemas que surgieron:</w:t>
+      </w:r>
+    </w:p>
+    <w:p>
+      <w:pPr>
+        <w:spacing w:after="160" w:line="320"/>
+        <w:jc w:val="both"/>
+      </w:pPr>
+      <w:r>
+        <w:rPr>
+          <w:rFonts w:ascii="Times New Roman" w:cs="Times New Roman" w:eastAsia="Times New Roman" w:hAnsi="Times New Roman"/>
+          <w:sz w:val="24"/>
+          <w:szCs w:val="24"/>
+        </w:rPr>
+        <w:t xml:space="preserve">1) El pipeline falló dos veces seguidas en el job validate y el despliegue no se aplicó: los contenedores seguían teniendo seis días de antigüedad. Lo confirmó el registro "Last login" del servidor, que no mostraba la conexión del pipeline.</w:t>
+      </w:r>
+    </w:p>
+    <w:p>
+      <w:pPr>
+        <w:spacing w:after="160" w:line="320"/>
+        <w:jc w:val="both"/>
+      </w:pPr>
+      <w:r>
+        <w:rPr>
+          <w:rFonts w:ascii="Times New Roman" w:cs="Times New Roman" w:eastAsia="Times New Roman" w:hAnsi="Times New Roman"/>
+          <w:sz w:val="24"/>
+          <w:szCs w:val="24"/>
+        </w:rPr>
+        <w:t xml:space="preserve">2) Primera causa: el Dockerfile intentaba escribir en /etc/hosts para que nginx -t pudiera resolver el nombre "backend", pero BuildKit monta ese archivo como solo lectura. Se resolvió de una forma que además mejora el servicio: usar el DNS interno de Docker (resolver 127.0.0.11) con el upstream en una variable, de modo que Nginx ya no fija la IP del backend al arrancar y sobrevive a un cambio de IP del contenedor.</w:t>
+      </w:r>
+    </w:p>
+    <w:p>
+      <w:pPr>
+        <w:spacing w:after="160" w:line="320"/>
+        <w:jc w:val="both"/>
+      </w:pPr>
+      <w:r>
+        <w:rPr>
+          <w:rFonts w:ascii="Times New Roman" w:cs="Times New Roman" w:eastAsia="Times New Roman" w:hAnsi="Times New Roman"/>
+          <w:sz w:val="24"/>
+          <w:szCs w:val="24"/>
+        </w:rPr>
+        <w:t xml:space="preserve">3) Segunda causa: nginx: [emerg] "keepalive_timeout" directive is duplicate. La imagen oficial ya declara esa directiva en el contexto http y nginx aborta ante un duplicado; se movió al contexto server.</w:t>
+      </w:r>
+    </w:p>
+    <w:p>
+      <w:pPr>
+        <w:spacing w:after="160" w:line="320"/>
+        <w:jc w:val="both"/>
+      </w:pPr>
+      <w:r>
+        <w:rPr>
+          <w:rFonts w:ascii="Times New Roman" w:cs="Times New Roman" w:eastAsia="Times New Roman" w:hAnsi="Times New Roman"/>
+          <w:sz w:val="24"/>
+          <w:szCs w:val="24"/>
+        </w:rPr>
+        <w:t xml:space="preserve">4) Aprendizaje sobre add_header: en Nginx, un add_header declarado dentro de un location reemplaza todos los heredados del bloque server. El HSTS, declarado inicialmente a nivel de server, habría desaparecido de todas las respuestas reales. Se detectó revisando la configuración antes de desplegar y se movió al mismo snippet que el resto de las cabeceras.</w:t>
+      </w:r>
+    </w:p>
+    <w:p>
+      <w:pPr>
+        <w:spacing w:after="160" w:line="320"/>
+        <w:jc w:val="both"/>
+      </w:pPr>
+      <w:r>
+        <w:rPr>
+          <w:rFonts w:ascii="Times New Roman" w:cs="Times New Roman" w:eastAsia="Times New Roman" w:hAnsi="Times New Roman"/>
+          <w:sz w:val="24"/>
+          <w:szCs w:val="24"/>
+        </w:rPr>
+        <w:t xml:space="preserve">5) Orden de despliegue seguro: el certificado no puede emitirse si Nginx no sirve el puerto 80, pero Nginx no arranca si su configuración apunta a un certificado que aún no existe. Se resolvió con un script de entrypoint que detecta si el certificado está presente y sirve la configuración HTTP o TLS según corresponda, de modo que el sitio nunca queda caído. Antes de pedir el certificado a Let's Encrypt, que limita el número de intentos, se validó el circuito ACME con un archivo de prueba.</w:t>
       </w:r>
     </w:p>
     <w:p>
@@ -2968,7 +6738,57 @@
           <w:sz w:val="30"/>
           <w:szCs w:val="30"/>
         </w:rPr>
-        <w:t xml:space="preserve">6. Anexos</w:t>
+        <w:t xml:space="preserve">6. Conclusión</w:t>
+      </w:r>
+    </w:p>
+    <w:p>
+      <w:pPr>
+        <w:spacing w:after="160" w:line="320"/>
+        <w:jc w:val="both"/>
+      </w:pPr>
+      <w:r>
+        <w:rPr>
+          <w:rFonts w:ascii="Times New Roman" w:cs="Times New Roman" w:eastAsia="Times New Roman" w:hAnsi="Times New Roman"/>
+          <w:sz w:val="24"/>
+          <w:szCs w:val="24"/>
+        </w:rPr>
+        <w:t xml:space="preserve">La infraestructura desplegada cumple los cuatro requisitos técnicos del enunciado: un VPS real (AWS EC2 t3.micro con Ubuntu 24.04, IP pública 3.144.146.133), un stack completo de tres capas con base de datos relacional (Nginx + Node.js/Express + PostgreSQL 16, orquestado con Docker Compose sobre una red interna privada), un pipeline de CI/CD que valida y despliega automáticamente por SSH en cada push a main (verificado con un despliegue real de extremo a extremo), y un plan de mantenimiento con firewall en dos capas (Security Group + UFW), fail2ban y respaldos diarios automatizados de la base de datos.</w:t>
+      </w:r>
+    </w:p>
+    <w:p>
+      <w:pPr>
+        <w:spacing w:after="160" w:line="320"/>
+        <w:jc w:val="both"/>
+      </w:pPr>
+      <w:r>
+        <w:rPr>
+          <w:rFonts w:ascii="Times New Roman" w:cs="Times New Roman" w:eastAsia="Times New Roman" w:hAnsi="Times New Roman"/>
+          <w:sz w:val="24"/>
+          <w:szCs w:val="24"/>
+        </w:rPr>
+        <w:t xml:space="preserve">Además, el servicio se sometió a una auditoría de seguridad posterior a la puesta en producción (sección 5) que combinó un escaneo externo con una revisión manual del código. Se identificaron y corrigieron 19 hallazgos, entre ellos tres de riesgo alto: la ausencia de cifrado en tránsito —resuelta con HTTPS y certificado de Let's Encrypt—, un XSS real en el filtro del frontend y una política CORS abierta a cualquier origen. El endurecimiento alcanzó las cuatro capas del sistema: transporte, aplicación, contenedores y sistema operativo. Los controles se incorporaron al propio pipeline (auditoría de dependencias y validación de la configuración de Nginx en cada build) para que las correcciones no se degraden con el tiempo. Todo el proceso quedó documentado como bitácora real, incluyendo los problemas encontrados y su resolución.</w:t>
+      </w:r>
+    </w:p>
+    <w:p>
+      <w:r>
+        <w:br w:type="page"/>
+      </w:r>
+    </w:p>
+    <w:p>
+      <w:pPr>
+        <w:pStyle w:val="Heading1"/>
+        <w:spacing w:after="200" w:before="320"/>
+      </w:pPr>
+      <w:r>
+        <w:rPr>
+          <w:rFonts w:ascii="Times New Roman" w:cs="Times New Roman" w:eastAsia="Times New Roman" w:hAnsi="Times New Roman"/>
+          <w:b/>
+          <w:bCs/>
+          <w:color w:val="1F3864"/>
+          <w:sz w:val="30"/>
+          <w:szCs w:val="30"/>
+        </w:rPr>
+        <w:t xml:space="preserve">7. Anexos</w:t>
       </w:r>
     </w:p>
     <w:p>
@@ -2996,7 +6816,7 @@
       <w:r>
         <w:drawing>
           <wp:inline distT="0" distB="0" distL="0" distR="0">
-            <wp:extent cx="5905500" cy="2667000"/>
+            <wp:extent cx="5715000" cy="2581275"/>
             <wp:effectExtent t="0" r="0" b="0" l="0"/>
             <wp:docPr id="1" name="" descr="" title=""/>
             <wp:cNvGraphicFramePr>
@@ -3021,7 +6841,7 @@
                   <pic:spPr bwMode="auto">
                     <a:xfrm>
                       <a:off x="0" y="0"/>
-                      <a:ext cx="5905500" cy="2667000"/>
+                      <a:ext cx="5715000" cy="2581275"/>
                     </a:xfrm>
                     <a:prstGeom prst="rect">
                       <a:avLst/>
@@ -3076,7 +6896,7 @@
       <w:r>
         <w:drawing>
           <wp:inline distT="0" distB="0" distL="0" distR="0">
-            <wp:extent cx="5905500" cy="2438400"/>
+            <wp:extent cx="5715000" cy="2352675"/>
             <wp:effectExtent t="0" r="0" b="0" l="0"/>
             <wp:docPr id="1" name="" descr="" title=""/>
             <wp:cNvGraphicFramePr>
@@ -3101,7 +6921,7 @@
                   <pic:spPr bwMode="auto">
                     <a:xfrm>
                       <a:off x="0" y="0"/>
-                      <a:ext cx="5905500" cy="2438400"/>
+                      <a:ext cx="5715000" cy="2352675"/>
                     </a:xfrm>
                     <a:prstGeom prst="rect">
                       <a:avLst/>
@@ -3128,7 +6948,7 @@
           <w:sz w:val="20"/>
           <w:szCs w:val="20"/>
         </w:rPr>
-        <w:t xml:space="preserve">Security Group data-center-sg: SSH (22) y HTTP (80), estado final con origen 0.0.0.0/0 para el pipeline.</w:t>
+        <w:t xml:space="preserve">Security Group data-center-sg con las reglas de entrada de SSH (22) y HTTP (80); posteriormente se añadió HTTPS (443).</w:t>
       </w:r>
     </w:p>
     <w:p>
@@ -3156,7 +6976,7 @@
       <w:r>
         <w:drawing>
           <wp:inline distT="0" distB="0" distL="0" distR="0">
-            <wp:extent cx="5905500" cy="2667000"/>
+            <wp:extent cx="5715000" cy="2581275"/>
             <wp:effectExtent t="0" r="0" b="0" l="0"/>
             <wp:docPr id="1" name="" descr="" title=""/>
             <wp:cNvGraphicFramePr>
@@ -3181,7 +7001,7 @@
                   <pic:spPr bwMode="auto">
                     <a:xfrm>
                       <a:off x="0" y="0"/>
-                      <a:ext cx="5905500" cy="2667000"/>
+                      <a:ext cx="5715000" cy="2581275"/>
                     </a:xfrm>
                     <a:prstGeom prst="rect">
                       <a:avLst/>
@@ -3208,7 +7028,7 @@
           <w:sz w:val="20"/>
           <w:szCs w:val="20"/>
         </w:rPr>
-        <w:t xml:space="preserve">Run #2 en verde (validate + deploy, 48 s) tras el push de prueba; run #1 en rojo (push inicial, antes de existir el VPS).</w:t>
+        <w:t xml:space="preserve">Run #2 en verde (validate 16 s + deploy 24 s) tras el push de prueba; run #1 en rojo, correspondiente al push inicial anterior a la existencia del VPS.</w:t>
       </w:r>
     </w:p>
     <w:p>
@@ -3236,7 +7056,7 @@
       <w:r>
         <w:drawing>
           <wp:inline distT="0" distB="0" distL="0" distR="0">
-            <wp:extent cx="5905500" cy="828675"/>
+            <wp:extent cx="5715000" cy="800100"/>
             <wp:effectExtent t="0" r="0" b="0" l="0"/>
             <wp:docPr id="1" name="" descr="" title=""/>
             <wp:cNvGraphicFramePr>
@@ -3261,7 +7081,7 @@
                   <pic:spPr bwMode="auto">
                     <a:xfrm>
                       <a:off x="0" y="0"/>
-                      <a:ext cx="5905500" cy="828675"/>
+                      <a:ext cx="5715000" cy="800100"/>
                     </a:xfrm>
                     <a:prstGeom prst="rect">
                       <a:avLst/>
@@ -3288,7 +7108,7 @@
           <w:sz w:val="20"/>
           <w:szCs w:val="20"/>
         </w:rPr>
-        <w:t xml:space="preserve">docker compose ps: los 3 contenedores activos — db (healthy), backend y frontend; solo el frontend expone el puerto 80.</w:t>
+        <w:t xml:space="preserve">docker compose ps: los tres contenedores activos — db (healthy), backend y frontend; solo el frontend publica puertos al exterior.</w:t>
       </w:r>
     </w:p>
     <w:p>
@@ -3305,7 +7125,7 @@
           <w:sz w:val="26"/>
           <w:szCs w:val="26"/>
         </w:rPr>
-        <w:t xml:space="preserve">Anexo 5. Aplicación en producción vía IP pública</w:t>
+        <w:t xml:space="preserve">Anexo 5. Aplicación en producción</w:t>
       </w:r>
     </w:p>
     <w:p>
@@ -3316,7 +7136,7 @@
       <w:r>
         <w:drawing>
           <wp:inline distT="0" distB="0" distL="0" distR="0">
-            <wp:extent cx="5905500" cy="2971800"/>
+            <wp:extent cx="5715000" cy="2876550"/>
             <wp:effectExtent t="0" r="0" b="0" l="0"/>
             <wp:docPr id="1" name="" descr="" title=""/>
             <wp:cNvGraphicFramePr>
@@ -3341,7 +7161,7 @@
                   <pic:spPr bwMode="auto">
                     <a:xfrm>
                       <a:off x="0" y="0"/>
-                      <a:ext cx="5905500" cy="2971800"/>
+                      <a:ext cx="5715000" cy="2876550"/>
                     </a:xfrm>
                     <a:prstGeom prst="rect">
                       <a:avLst/>
@@ -3368,7 +7188,252 @@
           <w:sz w:val="20"/>
           <w:szCs w:val="20"/>
         </w:rPr>
-        <w:t xml:space="preserve">Gestor de tareas funcionando en http://3.144.146.133 con CRUD completo sobre PostgreSQL.</w:t>
+        <w:t xml:space="preserve">Gestor de tareas con CRUD completo sobre PostgreSQL, servido desde el VPS.</w:t>
+      </w:r>
+    </w:p>
+    <w:p>
+      <w:r>
+        <w:br w:type="page"/>
+      </w:r>
+    </w:p>
+    <w:p>
+      <w:pPr>
+        <w:pStyle w:val="Heading2"/>
+        <w:spacing w:after="160" w:before="240"/>
+      </w:pPr>
+      <w:r>
+        <w:rPr>
+          <w:rFonts w:ascii="Times New Roman" w:cs="Times New Roman" w:eastAsia="Times New Roman" w:hAnsi="Times New Roman"/>
+          <w:b/>
+          <w:bCs/>
+          <w:color w:val="1F3864"/>
+          <w:sz w:val="26"/>
+          <w:szCs w:val="26"/>
+        </w:rPr>
+        <w:t xml:space="preserve">Anexo 6. Verificación del cifrado y las cabeceras de seguridad</w:t>
+      </w:r>
+    </w:p>
+    <w:p>
+      <w:pPr>
+        <w:spacing w:after="80" w:before="120"/>
+        <w:jc w:val="center"/>
+      </w:pPr>
+      <w:r>
+        <w:drawing>
+          <wp:inline distT="0" distB="0" distL="0" distR="0">
+            <wp:extent cx="5905500" cy="1323975"/>
+            <wp:effectExtent t="0" r="0" b="0" l="0"/>
+            <wp:docPr id="1" name="" descr="" title=""/>
+            <wp:cNvGraphicFramePr>
+              <a:graphicFrameLocks xmlns:a="http://schemas.openxmlformats.org/drawingml/2006/main" noChangeAspect="1"/>
+            </wp:cNvGraphicFramePr>
+            <a:graphic xmlns:a="http://schemas.openxmlformats.org/drawingml/2006/main">
+              <a:graphicData uri="http://schemas.openxmlformats.org/drawingml/2006/picture">
+                <pic:pic xmlns:pic="http://schemas.openxmlformats.org/drawingml/2006/picture">
+                  <pic:nvPicPr>
+                    <pic:cNvPr id="0" name="" descr=""/>
+                    <pic:cNvPicPr>
+                      <a:picLocks noChangeAspect="1" noChangeArrowheads="1"/>
+                    </pic:cNvPicPr>
+                  </pic:nvPicPr>
+                  <pic:blipFill>
+                    <a:blip r:embed="rId13" cstate="none"/>
+                    <a:srcRect/>
+                    <a:stretch>
+                      <a:fillRect/>
+                    </a:stretch>
+                  </pic:blipFill>
+                  <pic:spPr bwMode="auto">
+                    <a:xfrm>
+                      <a:off x="0" y="0"/>
+                      <a:ext cx="5905500" cy="1323975"/>
+                    </a:xfrm>
+                    <a:prstGeom prst="rect">
+                      <a:avLst/>
+                    </a:prstGeom>
+                  </pic:spPr>
+                </pic:pic>
+              </a:graphicData>
+            </a:graphic>
+          </wp:inline>
+        </w:drawing>
+      </w:r>
+    </w:p>
+    <w:p>
+      <w:pPr>
+        <w:spacing w:after="240"/>
+        <w:jc w:val="center"/>
+      </w:pPr>
+      <w:r>
+        <w:rPr>
+          <w:rFonts w:ascii="Times New Roman" w:cs="Times New Roman" w:eastAsia="Times New Roman" w:hAnsi="Times New Roman"/>
+          <w:i/>
+          <w:iCs/>
+          <w:color w:val="555555"/>
+          <w:sz w:val="20"/>
+          <w:szCs w:val="20"/>
+        </w:rPr>
+        <w:t xml:space="preserve">Respuesta HTTP/2 200 sobre TLS con la CSP y el resto de cabeceras de seguridad aplicadas; el acceso por HTTP devuelve 308 Permanent Redirect. El servidor ya no revela su versión.</w:t>
+      </w:r>
+    </w:p>
+    <w:p>
+      <w:pPr>
+        <w:pStyle w:val="Heading2"/>
+        <w:spacing w:after="160" w:before="240"/>
+      </w:pPr>
+      <w:r>
+        <w:rPr>
+          <w:rFonts w:ascii="Times New Roman" w:cs="Times New Roman" w:eastAsia="Times New Roman" w:hAnsi="Times New Roman"/>
+          <w:b/>
+          <w:bCs/>
+          <w:color w:val="1F3864"/>
+          <w:sz w:val="26"/>
+          <w:szCs w:val="26"/>
+        </w:rPr>
+        <w:t xml:space="preserve">Anexo 7. Prueba del XSS corregido</w:t>
+      </w:r>
+    </w:p>
+    <w:p>
+      <w:pPr>
+        <w:spacing w:after="80" w:before="120"/>
+        <w:jc w:val="center"/>
+      </w:pPr>
+      <w:r>
+        <w:drawing>
+          <wp:inline distT="0" distB="0" distL="0" distR="0">
+            <wp:extent cx="5715000" cy="2609850"/>
+            <wp:effectExtent t="0" r="0" b="0" l="0"/>
+            <wp:docPr id="1" name="" descr="" title=""/>
+            <wp:cNvGraphicFramePr>
+              <a:graphicFrameLocks xmlns:a="http://schemas.openxmlformats.org/drawingml/2006/main" noChangeAspect="1"/>
+            </wp:cNvGraphicFramePr>
+            <a:graphic xmlns:a="http://schemas.openxmlformats.org/drawingml/2006/main">
+              <a:graphicData uri="http://schemas.openxmlformats.org/drawingml/2006/picture">
+                <pic:pic xmlns:pic="http://schemas.openxmlformats.org/drawingml/2006/picture">
+                  <pic:nvPicPr>
+                    <pic:cNvPr id="0" name="" descr=""/>
+                    <pic:cNvPicPr>
+                      <a:picLocks noChangeAspect="1" noChangeArrowheads="1"/>
+                    </pic:cNvPicPr>
+                  </pic:nvPicPr>
+                  <pic:blipFill>
+                    <a:blip r:embed="rId14" cstate="none"/>
+                    <a:srcRect/>
+                    <a:stretch>
+                      <a:fillRect/>
+                    </a:stretch>
+                  </pic:blipFill>
+                  <pic:spPr bwMode="auto">
+                    <a:xfrm>
+                      <a:off x="0" y="0"/>
+                      <a:ext cx="5715000" cy="2609850"/>
+                    </a:xfrm>
+                    <a:prstGeom prst="rect">
+                      <a:avLst/>
+                    </a:prstGeom>
+                  </pic:spPr>
+                </pic:pic>
+              </a:graphicData>
+            </a:graphic>
+          </wp:inline>
+        </w:drawing>
+      </w:r>
+    </w:p>
+    <w:p>
+      <w:pPr>
+        <w:spacing w:after="240"/>
+        <w:jc w:val="center"/>
+      </w:pPr>
+      <w:r>
+        <w:rPr>
+          <w:rFonts w:ascii="Times New Roman" w:cs="Times New Roman" w:eastAsia="Times New Roman" w:hAnsi="Times New Roman"/>
+          <w:i/>
+          <w:iCs/>
+          <w:color w:val="555555"/>
+          <w:sz w:val="20"/>
+          <w:szCs w:val="20"/>
+        </w:rPr>
+        <w:t xml:space="preserve">El payload &lt;img src=x onerror=alert(1)&gt; escrito en el filtro se muestra como texto literal y no se ejecuta: la entrada del usuario se escapa antes de insertarse en el DOM.</w:t>
+      </w:r>
+    </w:p>
+    <w:p>
+      <w:pPr>
+        <w:pStyle w:val="Heading2"/>
+        <w:spacing w:after="160" w:before="240"/>
+      </w:pPr>
+      <w:r>
+        <w:rPr>
+          <w:rFonts w:ascii="Times New Roman" w:cs="Times New Roman" w:eastAsia="Times New Roman" w:hAnsi="Times New Roman"/>
+          <w:b/>
+          <w:bCs/>
+          <w:color w:val="1F3864"/>
+          <w:sz w:val="26"/>
+          <w:szCs w:val="26"/>
+        </w:rPr>
+        <w:t xml:space="preserve">Anexo 8. Bitácora del pipeline durante la corrección</w:t>
+      </w:r>
+    </w:p>
+    <w:p>
+      <w:pPr>
+        <w:spacing w:after="80" w:before="120"/>
+        <w:jc w:val="center"/>
+      </w:pPr>
+      <w:r>
+        <w:drawing>
+          <wp:inline distT="0" distB="0" distL="0" distR="0">
+            <wp:extent cx="5715000" cy="2647950"/>
+            <wp:effectExtent t="0" r="0" b="0" l="0"/>
+            <wp:docPr id="1" name="" descr="" title=""/>
+            <wp:cNvGraphicFramePr>
+              <a:graphicFrameLocks xmlns:a="http://schemas.openxmlformats.org/drawingml/2006/main" noChangeAspect="1"/>
+            </wp:cNvGraphicFramePr>
+            <a:graphic xmlns:a="http://schemas.openxmlformats.org/drawingml/2006/main">
+              <a:graphicData uri="http://schemas.openxmlformats.org/drawingml/2006/picture">
+                <pic:pic xmlns:pic="http://schemas.openxmlformats.org/drawingml/2006/picture">
+                  <pic:nvPicPr>
+                    <pic:cNvPr id="0" name="" descr=""/>
+                    <pic:cNvPicPr>
+                      <a:picLocks noChangeAspect="1" noChangeArrowheads="1"/>
+                    </pic:cNvPicPr>
+                  </pic:nvPicPr>
+                  <pic:blipFill>
+                    <a:blip r:embed="rId15" cstate="none"/>
+                    <a:srcRect/>
+                    <a:stretch>
+                      <a:fillRect/>
+                    </a:stretch>
+                  </pic:blipFill>
+                  <pic:spPr bwMode="auto">
+                    <a:xfrm>
+                      <a:off x="0" y="0"/>
+                      <a:ext cx="5715000" cy="2647950"/>
+                    </a:xfrm>
+                    <a:prstGeom prst="rect">
+                      <a:avLst/>
+                    </a:prstGeom>
+                  </pic:spPr>
+                </pic:pic>
+              </a:graphicData>
+            </a:graphic>
+          </wp:inline>
+        </w:drawing>
+      </w:r>
+    </w:p>
+    <w:p>
+      <w:pPr>
+        <w:spacing w:after="240"/>
+        <w:jc w:val="center"/>
+      </w:pPr>
+      <w:r>
+        <w:rPr>
+          <w:rFonts w:ascii="Times New Roman" w:cs="Times New Roman" w:eastAsia="Times New Roman" w:hAnsi="Times New Roman"/>
+          <w:i/>
+          <w:iCs/>
+          <w:color w:val="555555"/>
+          <w:sz w:val="20"/>
+          <w:szCs w:val="20"/>
+        </w:rPr>
+        <w:t xml:space="preserve">Historial de ejecuciones: los runs 5, 6 y 7 fallaron en validate por errores de configuración de Nginx y el pipeline impidió que llegaran a producción; el run 8, con las correcciones aplicadas, terminó en verde.</w:t>
       </w:r>
     </w:p>
     <w:sectPr>

--- a/docs/Informe_Tecnico_data-center_UPSE.docx
+++ b/docs/Informe_Tecnico_data-center_UPSE.docx
@@ -3378,7 +3378,7 @@
           <w:sz w:val="24"/>
           <w:szCs w:val="24"/>
         </w:rPr>
-        <w:t xml:space="preserve">Una vez el servicio estuvo en producción se realizó una auditoría en cuatro capas: un escaneo externo de la URL pública con Cloudflare URL Scanner —que reporta las cabeceras de respuesta y las peticiones que hace el sitio— y una revisión manual del código del frontend, de la API, de los Dockerfiles y del docker-compose.yml. Se detectaron 19 hallazgos y se corrigieron todos. Las tablas siguientes resumen cada uno con su evidencia de verificación.</w:t>
+        <w:t xml:space="preserve">Una vez el servicio estuvo en producción se realizó una auditoría en cuatro capas: un escaneo externo de la URL pública con Cloudflare URL Scanner —que reporta las cabeceras de respuesta y las peticiones que hace el sitio— y una revisión manual del código del frontend, de la API, de los Dockerfiles y del docker-compose.yml. Se detectaron 19 hallazgos y se corrigieron todos; una verificación independiente posterior (5.8) añadió dos residuos más, también resueltos. Las tablas siguientes resumen cada uno con su evidencia de verificación.</w:t>
       </w:r>
     </w:p>
     <w:p>
@@ -6720,6 +6720,484 @@
       </w:r>
     </w:p>
     <w:p>
+      <w:pPr>
+        <w:pStyle w:val="Heading2"/>
+        <w:spacing w:after="160" w:before="240"/>
+      </w:pPr>
+      <w:r>
+        <w:rPr>
+          <w:rFonts w:ascii="Times New Roman" w:cs="Times New Roman" w:eastAsia="Times New Roman" w:hAnsi="Times New Roman"/>
+          <w:b/>
+          <w:bCs/>
+          <w:color w:val="1F3864"/>
+          <w:sz w:val="26"/>
+          <w:szCs w:val="26"/>
+        </w:rPr>
+        <w:t xml:space="preserve">5.8 Verificación independiente posterior</w:t>
+      </w:r>
+    </w:p>
+    <w:p>
+      <w:pPr>
+        <w:spacing w:after="160" w:line="320"/>
+        <w:jc w:val="both"/>
+      </w:pPr>
+      <w:r>
+        <w:rPr>
+          <w:rFonts w:ascii="Times New Roman" w:cs="Times New Roman" w:eastAsia="Times New Roman" w:hAnsi="Times New Roman"/>
+          <w:sz w:val="24"/>
+          <w:szCs w:val="24"/>
+        </w:rPr>
+        <w:t xml:space="preserve">Terminadas las correcciones se repitió el escaneo externo con Cloudflare URL Scanner, esta vez sobre la URL HTTPS, para comprobar los resultados con una herramienta ajena al propio despliegue. El informe confirmó: securityState "secure" en todas las peticiones, con TLS 1.3 y cifrado AES-256-GCM y certificado emitido para 3-144-146-133.nip.io; las once cabeceras de seguridad presentes en todos los recursos (HTML, CSS, JS, API y favicon) y no solo en la página principal; Server: nginx sin número de versión; Cache-Control: no-store en la API; las cabeceras RateLimit (limit=120, remaining=119, reset=60) confirmando el limitador; y ningún veredicto malicioso ni categoría de riesgo.</w:t>
+      </w:r>
+    </w:p>
+    <w:p>
+      <w:pPr>
+        <w:spacing w:after="160" w:line="320"/>
+        <w:jc w:val="both"/>
+      </w:pPr>
+      <w:r>
+        <w:rPr>
+          <w:rFonts w:ascii="Times New Roman" w:cs="Times New Roman" w:eastAsia="Times New Roman" w:hAnsi="Times New Roman"/>
+          <w:sz w:val="24"/>
+          <w:szCs w:val="24"/>
+        </w:rPr>
+        <w:t xml:space="preserve">El re-escaneo detectó además dos residuos que no aparecían en la primera pasada y que también se corrigieron:</w:t>
+      </w:r>
+    </w:p>
+    <w:tbl>
+      <w:tblPr>
+        <w:tblW w:type="dxa" w:w="9000"/>
+        <w:tblBorders>
+          <w:top w:val="single" w:color="auto" w:sz="4"/>
+          <w:left w:val="single" w:color="auto" w:sz="4"/>
+          <w:bottom w:val="single" w:color="auto" w:sz="4"/>
+          <w:right w:val="single" w:color="auto" w:sz="4"/>
+          <w:insideH w:val="single" w:color="auto" w:sz="4"/>
+          <w:insideV w:val="single" w:color="auto" w:sz="4"/>
+        </w:tblBorders>
+      </w:tblPr>
+      <w:tblGrid>
+        <w:gridCol w:w="420"/>
+        <w:gridCol w:w="2100"/>
+        <w:gridCol w:w="1500"/>
+        <w:gridCol w:w="3200"/>
+        <w:gridCol w:w="1780"/>
+      </w:tblGrid>
+      <w:tr>
+        <w:trPr>
+          <w:tblHeader/>
+        </w:trPr>
+        <w:tc>
+          <w:tcPr>
+            <w:tcW w:type="dxa" w:w="420"/>
+            <w:shd w:fill="1F3864" w:val="clear"/>
+            <w:tcMar>
+              <w:top w:type="dxa" w:w="70"/>
+              <w:left w:type="dxa" w:w="90"/>
+              <w:bottom w:type="dxa" w:w="70"/>
+              <w:right w:type="dxa" w:w="90"/>
+            </w:tcMar>
+          </w:tcPr>
+          <w:p>
+            <w:pPr>
+              <w:jc w:val="center"/>
+            </w:pPr>
+            <w:r>
+              <w:rPr>
+                <w:rFonts w:ascii="Times New Roman" w:cs="Times New Roman" w:eastAsia="Times New Roman" w:hAnsi="Times New Roman"/>
+                <w:b/>
+                <w:bCs/>
+                <w:color w:val="FFFFFF"/>
+                <w:sz w:val="20"/>
+                <w:szCs w:val="20"/>
+              </w:rPr>
+              <w:t xml:space="preserve">#</w:t>
+            </w:r>
+          </w:p>
+        </w:tc>
+        <w:tc>
+          <w:tcPr>
+            <w:tcW w:type="dxa" w:w="2100"/>
+            <w:shd w:fill="1F3864" w:val="clear"/>
+            <w:tcMar>
+              <w:top w:type="dxa" w:w="70"/>
+              <w:left w:type="dxa" w:w="90"/>
+              <w:bottom w:type="dxa" w:w="70"/>
+              <w:right w:type="dxa" w:w="90"/>
+            </w:tcMar>
+          </w:tcPr>
+          <w:p>
+            <w:pPr>
+              <w:jc w:val="center"/>
+            </w:pPr>
+            <w:r>
+              <w:rPr>
+                <w:rFonts w:ascii="Times New Roman" w:cs="Times New Roman" w:eastAsia="Times New Roman" w:hAnsi="Times New Roman"/>
+                <w:b/>
+                <w:bCs/>
+                <w:color w:val="FFFFFF"/>
+                <w:sz w:val="20"/>
+                <w:szCs w:val="20"/>
+              </w:rPr>
+              <w:t xml:space="preserve">Hallazgo</w:t>
+            </w:r>
+          </w:p>
+        </w:tc>
+        <w:tc>
+          <w:tcPr>
+            <w:tcW w:type="dxa" w:w="1500"/>
+            <w:shd w:fill="1F3864" w:val="clear"/>
+            <w:tcMar>
+              <w:top w:type="dxa" w:w="70"/>
+              <w:left w:type="dxa" w:w="90"/>
+              <w:bottom w:type="dxa" w:w="70"/>
+              <w:right w:type="dxa" w:w="90"/>
+            </w:tcMar>
+          </w:tcPr>
+          <w:p>
+            <w:pPr>
+              <w:jc w:val="center"/>
+            </w:pPr>
+            <w:r>
+              <w:rPr>
+                <w:rFonts w:ascii="Times New Roman" w:cs="Times New Roman" w:eastAsia="Times New Roman" w:hAnsi="Times New Roman"/>
+                <w:b/>
+                <w:bCs/>
+                <w:color w:val="FFFFFF"/>
+                <w:sz w:val="20"/>
+                <w:szCs w:val="20"/>
+              </w:rPr>
+              <w:t xml:space="preserve">Riesgo</w:t>
+            </w:r>
+          </w:p>
+        </w:tc>
+        <w:tc>
+          <w:tcPr>
+            <w:tcW w:type="dxa" w:w="3200"/>
+            <w:shd w:fill="1F3864" w:val="clear"/>
+            <w:tcMar>
+              <w:top w:type="dxa" w:w="70"/>
+              <w:left w:type="dxa" w:w="90"/>
+              <w:bottom w:type="dxa" w:w="70"/>
+              <w:right w:type="dxa" w:w="90"/>
+            </w:tcMar>
+          </w:tcPr>
+          <w:p>
+            <w:pPr>
+              <w:jc w:val="center"/>
+            </w:pPr>
+            <w:r>
+              <w:rPr>
+                <w:rFonts w:ascii="Times New Roman" w:cs="Times New Roman" w:eastAsia="Times New Roman" w:hAnsi="Times New Roman"/>
+                <w:b/>
+                <w:bCs/>
+                <w:color w:val="FFFFFF"/>
+                <w:sz w:val="20"/>
+                <w:szCs w:val="20"/>
+              </w:rPr>
+              <w:t xml:space="preserve">Corrección aplicada</w:t>
+            </w:r>
+          </w:p>
+        </w:tc>
+        <w:tc>
+          <w:tcPr>
+            <w:tcW w:type="dxa" w:w="1780"/>
+            <w:shd w:fill="1F3864" w:val="clear"/>
+            <w:tcMar>
+              <w:top w:type="dxa" w:w="70"/>
+              <w:left w:type="dxa" w:w="90"/>
+              <w:bottom w:type="dxa" w:w="70"/>
+              <w:right w:type="dxa" w:w="90"/>
+            </w:tcMar>
+          </w:tcPr>
+          <w:p>
+            <w:pPr>
+              <w:jc w:val="center"/>
+            </w:pPr>
+            <w:r>
+              <w:rPr>
+                <w:rFonts w:ascii="Times New Roman" w:cs="Times New Roman" w:eastAsia="Times New Roman" w:hAnsi="Times New Roman"/>
+                <w:b/>
+                <w:bCs/>
+                <w:color w:val="FFFFFF"/>
+                <w:sz w:val="20"/>
+                <w:szCs w:val="20"/>
+              </w:rPr>
+              <w:t xml:space="preserve">Verificación</w:t>
+            </w:r>
+          </w:p>
+        </w:tc>
+      </w:tr>
+      <w:tr>
+        <w:tc>
+          <w:tcPr>
+            <w:tcW w:type="dxa" w:w="420"/>
+            <w:tcMar>
+              <w:top w:type="dxa" w:w="70"/>
+              <w:left w:type="dxa" w:w="90"/>
+              <w:bottom w:type="dxa" w:w="70"/>
+              <w:right w:type="dxa" w:w="90"/>
+            </w:tcMar>
+          </w:tcPr>
+          <w:p>
+            <w:pPr>
+              <w:spacing w:after="40"/>
+              <w:jc w:val="left"/>
+            </w:pPr>
+            <w:r>
+              <w:rPr>
+                <w:rFonts w:ascii="Times New Roman" w:cs="Times New Roman" w:eastAsia="Times New Roman" w:hAnsi="Times New Roman"/>
+                <w:sz w:val="20"/>
+                <w:szCs w:val="20"/>
+              </w:rPr>
+              <w:t xml:space="preserve">20</w:t>
+            </w:r>
+          </w:p>
+        </w:tc>
+        <w:tc>
+          <w:tcPr>
+            <w:tcW w:type="dxa" w:w="2100"/>
+            <w:tcMar>
+              <w:top w:type="dxa" w:w="70"/>
+              <w:left w:type="dxa" w:w="90"/>
+              <w:bottom w:type="dxa" w:w="70"/>
+              <w:right w:type="dxa" w:w="90"/>
+            </w:tcMar>
+          </w:tcPr>
+          <w:p>
+            <w:pPr>
+              <w:spacing w:after="40"/>
+              <w:jc w:val="left"/>
+            </w:pPr>
+            <w:r>
+              <w:rPr>
+                <w:rFonts w:ascii="Times New Roman" w:cs="Times New Roman" w:eastAsia="Times New Roman" w:hAnsi="Times New Roman"/>
+                <w:sz w:val="20"/>
+                <w:szCs w:val="20"/>
+              </w:rPr>
+              <w:t xml:space="preserve">Cabeceras duplicadas y contradictorias en las respuestas de /api/: "X-Frame-Options: SAMEORIGIN, DENY" y dos valores distintos de HSTS y Referrer-Policy</w:t>
+            </w:r>
+          </w:p>
+        </w:tc>
+        <w:tc>
+          <w:tcPr>
+            <w:tcW w:type="dxa" w:w="1500"/>
+            <w:tcMar>
+              <w:top w:type="dxa" w:w="70"/>
+              <w:left w:type="dxa" w:w="90"/>
+              <w:bottom w:type="dxa" w:w="70"/>
+              <w:right w:type="dxa" w:w="90"/>
+            </w:tcMar>
+          </w:tcPr>
+          <w:p>
+            <w:pPr>
+              <w:spacing w:after="40"/>
+              <w:jc w:val="left"/>
+            </w:pPr>
+            <w:r>
+              <w:rPr>
+                <w:rFonts w:ascii="Times New Roman" w:cs="Times New Roman" w:eastAsia="Times New Roman" w:hAnsi="Times New Roman"/>
+                <w:sz w:val="20"/>
+                <w:szCs w:val="20"/>
+              </w:rPr>
+              <w:t xml:space="preserve">Bajo / Medio — helmet (backend) y Nginx (borde) emitían las mismas cabeceras y el proxy las concatenaba. Ante valores contradictorios el navegador puede descartar la cabecera completa, anulando la protección</w:t>
+            </w:r>
+          </w:p>
+        </w:tc>
+        <w:tc>
+          <w:tcPr>
+            <w:tcW w:type="dxa" w:w="3200"/>
+            <w:tcMar>
+              <w:top w:type="dxa" w:w="70"/>
+              <w:left w:type="dxa" w:w="90"/>
+              <w:bottom w:type="dxa" w:w="70"/>
+              <w:right w:type="dxa" w:w="90"/>
+            </w:tcMar>
+          </w:tcPr>
+          <w:p>
+            <w:pPr>
+              <w:spacing w:after="40"/>
+              <w:jc w:val="left"/>
+            </w:pPr>
+            <w:r>
+              <w:rPr>
+                <w:rFonts w:ascii="Times New Roman" w:cs="Times New Roman" w:eastAsia="Times New Roman" w:hAnsi="Times New Roman"/>
+                <w:sz w:val="20"/>
+                <w:szCs w:val="20"/>
+              </w:rPr>
+              <w:t xml:space="preserve">proxy_hide_header para las ocho cabeceras que ambos emiten, de modo que Nginx queda como única fuente en el borde. Se mantiene helmet en el backend como defensa en profundidad, por si la API llegara a exponerse de forma directa</w:t>
+            </w:r>
+          </w:p>
+        </w:tc>
+        <w:tc>
+          <w:tcPr>
+            <w:tcW w:type="dxa" w:w="1780"/>
+            <w:tcMar>
+              <w:top w:type="dxa" w:w="70"/>
+              <w:left w:type="dxa" w:w="90"/>
+              <w:bottom w:type="dxa" w:w="70"/>
+              <w:right w:type="dxa" w:w="90"/>
+            </w:tcMar>
+          </w:tcPr>
+          <w:p>
+            <w:pPr>
+              <w:spacing w:after="40"/>
+              <w:jc w:val="left"/>
+            </w:pPr>
+            <w:r>
+              <w:rPr>
+                <w:rFonts w:ascii="Times New Roman" w:cs="Times New Roman" w:eastAsia="Times New Roman" w:hAnsi="Times New Roman"/>
+                <w:sz w:val="20"/>
+                <w:szCs w:val="20"/>
+              </w:rPr>
+              <w:t xml:space="preserve">Las respuestas de /api/ presentan un único valor por cabecera</w:t>
+            </w:r>
+          </w:p>
+        </w:tc>
+      </w:tr>
+      <w:tr>
+        <w:tc>
+          <w:tcPr>
+            <w:tcW w:type="dxa" w:w="420"/>
+            <w:tcMar>
+              <w:top w:type="dxa" w:w="70"/>
+              <w:left w:type="dxa" w:w="90"/>
+              <w:bottom w:type="dxa" w:w="70"/>
+              <w:right w:type="dxa" w:w="90"/>
+            </w:tcMar>
+          </w:tcPr>
+          <w:p>
+            <w:pPr>
+              <w:spacing w:after="40"/>
+              <w:jc w:val="left"/>
+            </w:pPr>
+            <w:r>
+              <w:rPr>
+                <w:rFonts w:ascii="Times New Roman" w:cs="Times New Roman" w:eastAsia="Times New Roman" w:hAnsi="Times New Roman"/>
+                <w:sz w:val="20"/>
+                <w:szCs w:val="20"/>
+              </w:rPr>
+              <w:t xml:space="preserve">21</w:t>
+            </w:r>
+          </w:p>
+        </w:tc>
+        <w:tc>
+          <w:tcPr>
+            <w:tcW w:type="dxa" w:w="2100"/>
+            <w:tcMar>
+              <w:top w:type="dxa" w:w="70"/>
+              <w:left w:type="dxa" w:w="90"/>
+              <w:bottom w:type="dxa" w:w="70"/>
+              <w:right w:type="dxa" w:w="90"/>
+            </w:tcMar>
+          </w:tcPr>
+          <w:p>
+            <w:pPr>
+              <w:spacing w:after="40"/>
+              <w:jc w:val="left"/>
+            </w:pPr>
+            <w:r>
+              <w:rPr>
+                <w:rFonts w:ascii="Times New Roman" w:cs="Times New Roman" w:eastAsia="Times New Roman" w:hAnsi="Times New Roman"/>
+                <w:sz w:val="20"/>
+                <w:szCs w:val="20"/>
+              </w:rPr>
+              <w:t xml:space="preserve">/favicon.ico devolvía el index.html con Content-Type: text/html y código 200, por el fallback del SPA</w:t>
+            </w:r>
+          </w:p>
+        </w:tc>
+        <w:tc>
+          <w:tcPr>
+            <w:tcW w:type="dxa" w:w="1500"/>
+            <w:tcMar>
+              <w:top w:type="dxa" w:w="70"/>
+              <w:left w:type="dxa" w:w="90"/>
+              <w:bottom w:type="dxa" w:w="70"/>
+              <w:right w:type="dxa" w:w="90"/>
+            </w:tcMar>
+          </w:tcPr>
+          <w:p>
+            <w:pPr>
+              <w:spacing w:after="40"/>
+              <w:jc w:val="left"/>
+            </w:pPr>
+            <w:r>
+              <w:rPr>
+                <w:rFonts w:ascii="Times New Roman" w:cs="Times New Roman" w:eastAsia="Times New Roman" w:hAnsi="Times New Roman"/>
+                <w:sz w:val="20"/>
+                <w:szCs w:val="20"/>
+              </w:rPr>
+              <w:t xml:space="preserve">Bajo — sirve HTML donde el navegador espera una imagen (confusión de tipo de contenido, ya mitigada por nosniff)</w:t>
+            </w:r>
+          </w:p>
+        </w:tc>
+        <w:tc>
+          <w:tcPr>
+            <w:tcW w:type="dxa" w:w="3200"/>
+            <w:tcMar>
+              <w:top w:type="dxa" w:w="70"/>
+              <w:left w:type="dxa" w:w="90"/>
+              <w:bottom w:type="dxa" w:w="70"/>
+              <w:right w:type="dxa" w:w="90"/>
+            </w:tcMar>
+          </w:tcPr>
+          <w:p>
+            <w:pPr>
+              <w:spacing w:after="40"/>
+              <w:jc w:val="left"/>
+            </w:pPr>
+            <w:r>
+              <w:rPr>
+                <w:rFonts w:ascii="Times New Roman" w:cs="Times New Roman" w:eastAsia="Times New Roman" w:hAnsi="Times New Roman"/>
+                <w:sz w:val="20"/>
+                <w:szCs w:val="20"/>
+              </w:rPr>
+              <w:t xml:space="preserve">location = /favicon.ico responde 204 sin registrar el acceso</w:t>
+            </w:r>
+          </w:p>
+        </w:tc>
+        <w:tc>
+          <w:tcPr>
+            <w:tcW w:type="dxa" w:w="1780"/>
+            <w:tcMar>
+              <w:top w:type="dxa" w:w="70"/>
+              <w:left w:type="dxa" w:w="90"/>
+              <w:bottom w:type="dxa" w:w="70"/>
+              <w:right w:type="dxa" w:w="90"/>
+            </w:tcMar>
+          </w:tcPr>
+          <w:p>
+            <w:pPr>
+              <w:spacing w:after="40"/>
+              <w:jc w:val="left"/>
+            </w:pPr>
+            <w:r>
+              <w:rPr>
+                <w:rFonts w:ascii="Times New Roman" w:cs="Times New Roman" w:eastAsia="Times New Roman" w:hAnsi="Times New Roman"/>
+                <w:sz w:val="20"/>
+                <w:szCs w:val="20"/>
+              </w:rPr>
+              <w:t xml:space="preserve">La ruta ya no devuelve HTML</w:t>
+            </w:r>
+          </w:p>
+        </w:tc>
+      </w:tr>
+    </w:tbl>
+    <w:p>
+      <w:pPr>
+        <w:spacing w:after="160" w:line="320"/>
+        <w:jc w:val="both"/>
+      </w:pPr>
+      <w:r>
+        <w:rPr>
+          <w:rFonts w:ascii="Times New Roman" w:cs="Times New Roman" w:eastAsia="Times New Roman" w:hAnsi="Times New Roman"/>
+          <w:sz w:val="24"/>
+          <w:szCs w:val="24"/>
+        </w:rPr>
+        <w:t xml:space="preserve">Este ciclo —escaneo, corrección, re-escaneo y corrección de residuos— es el que corresponde a una auditoría real: la verificación con una herramienta independiente encontró detalles que la revisión manual había dejado pasar.</w:t>
+      </w:r>
+    </w:p>
+    <w:p>
       <w:r>
         <w:br w:type="page"/>
       </w:r>
@@ -6766,7 +7244,7 @@
           <w:sz w:val="24"/>
           <w:szCs w:val="24"/>
         </w:rPr>
-        <w:t xml:space="preserve">Además, el servicio se sometió a una auditoría de seguridad posterior a la puesta en producción (sección 5) que combinó un escaneo externo con una revisión manual del código. Se identificaron y corrigieron 19 hallazgos, entre ellos tres de riesgo alto: la ausencia de cifrado en tránsito —resuelta con HTTPS y certificado de Let's Encrypt—, un XSS real en el filtro del frontend y una política CORS abierta a cualquier origen. El endurecimiento alcanzó las cuatro capas del sistema: transporte, aplicación, contenedores y sistema operativo. Los controles se incorporaron al propio pipeline (auditoría de dependencias y validación de la configuración de Nginx en cada build) para que las correcciones no se degraden con el tiempo. Todo el proceso quedó documentado como bitácora real, incluyendo los problemas encontrados y su resolución.</w:t>
+        <w:t xml:space="preserve">Además, el servicio se sometió a una auditoría de seguridad posterior a la puesta en producción (sección 5) que combinó un escaneo externo con una revisión manual del código. Se identificaron y corrigieron 21 hallazgos, entre ellos tres de riesgo alto: la ausencia de cifrado en tránsito —resuelta con HTTPS y certificado de Let's Encrypt—, un XSS real en el filtro del frontend y una política CORS abierta a cualquier origen. El endurecimiento alcanzó las cuatro capas del sistema: transporte, aplicación, contenedores y sistema operativo. Los controles se incorporaron al propio pipeline (auditoría de dependencias y validación de la configuración de Nginx en cada build) para que las correcciones no se degraden con el tiempo. Todo el proceso quedó documentado como bitácora real, incluyendo los problemas encontrados y su resolución.</w:t>
       </w:r>
     </w:p>
     <w:p>
